--- a/docs/Руководство_пользователя.docx
+++ b/docs/Руководство_пользователя.docx
@@ -1,159 +1,908 @@
 
 <file path=word/document.xml><?xml version="1.0" encoding="utf-8"?>
-<w:document xmlns:wpc="http://schemas.microsoft.com/office/word/2010/wordprocessingCanvas" xmlns:cx="http://schemas.microsoft.com/office/drawing/2014/chartex" xmlns:cx1="http://schemas.microsoft.com/office/drawing/2015/9/8/chartex" xmlns:cx2="http://schemas.microsoft.com/office/drawing/2015/10/21/chartex" xmlns:cx3="http://schemas.microsoft.com/office/drawing/2016/5/9/chartex" xmlns:cx4="http://schemas.microsoft.com/office/drawing/2016/5/10/chartex" xmlns:cx5="http://schemas.microsoft.com/office/drawing/2016/5/11/chartex" xmlns:cx6="http://schemas.microsoft.com/office/drawing/2016/5/12/chartex" xmlns:cx7="http://schemas.microsoft.com/office/drawing/2016/5/13/chartex" xmlns:cx8="http://schemas.microsoft.com/office/drawing/2016/5/14/chartex" xmlns:mc="http://schemas.openxmlformats.org/markup-compatibility/2006" xmlns:aink="http://schemas.microsoft.com/office/drawing/2016/ink" xmlns:am3d="http://schemas.microsoft.com/office/drawing/2017/model3d" xmlns:o="urn:schemas-microsoft-com:office:office" xmlns:r="http://schemas.openxmlformats.org/officeDocument/2006/relationships" xmlns:m="http://schemas.openxmlformats.org/officeDocument/2006/math" xmlns:v="urn:schemas-microsoft-com:vml" xmlns:wp14="http://schemas.microsoft.com/office/word/2010/wordprocessingDrawing" xmlns:wp="http://schemas.openxmlformats.org/drawingml/2006/wordprocessingDrawing" xmlns:w10="urn:schemas-microsoft-com:office:word" xmlns:w="http://schemas.openxmlformats.org/wordprocessingml/2006/main" xmlns:w14="http://schemas.microsoft.com/office/word/2010/wordml" xmlns:w15="http://schemas.microsoft.com/office/word/2012/wordml" xmlns:w16cex="http://schemas.microsoft.com/office/word/2018/wordml/cex" xmlns:w16cid="http://schemas.microsoft.com/office/word/2016/wordml/cid" xmlns:w16="http://schemas.microsoft.com/office/word/2018/wordml" xmlns:w16sdtdh="http://schemas.microsoft.com/office/word/2020/wordml/sdtdatahash" xmlns:w16se="http://schemas.microsoft.com/office/word/2015/wordml/symex" xmlns:wpg="http://schemas.microsoft.com/office/word/2010/wordprocessingGroup" xmlns:wpi="http://schemas.microsoft.com/office/word/2010/wordprocessingInk" xmlns:wne="http://schemas.microsoft.com/office/word/2006/wordml" xmlns:wps="http://schemas.microsoft.com/office/word/2010/wordprocessingShape" mc:Ignorable="w14 w15 w16se w16cid w16 w16cex w16sdtdh wp14">
+<w:document xmlns:wpc="http://schemas.microsoft.com/office/word/2010/wordprocessingCanvas" xmlns:cx="http://schemas.microsoft.com/office/drawing/2014/chartex" xmlns:cx1="http://schemas.microsoft.com/office/drawing/2015/9/8/chartex" xmlns:cx2="http://schemas.microsoft.com/office/drawing/2015/10/21/chartex" xmlns:cx3="http://schemas.microsoft.com/office/drawing/2016/5/9/chartex" xmlns:cx4="http://schemas.microsoft.com/office/drawing/2016/5/10/chartex" xmlns:cx5="http://schemas.microsoft.com/office/drawing/2016/5/11/chartex" xmlns:cx6="http://schemas.microsoft.com/office/drawing/2016/5/12/chartex" xmlns:cx7="http://schemas.microsoft.com/office/drawing/2016/5/13/chartex" xmlns:cx8="http://schemas.microsoft.com/office/drawing/2016/5/14/chartex" xmlns:mc="http://schemas.openxmlformats.org/markup-compatibility/2006" xmlns:aink="http://schemas.microsoft.com/office/drawing/2016/ink" xmlns:am3d="http://schemas.microsoft.com/office/drawing/2017/model3d" xmlns:o="urn:schemas-microsoft-com:office:office" xmlns:oel="http://schemas.microsoft.com/office/2019/extlst" xmlns:r="http://schemas.openxmlformats.org/officeDocument/2006/relationships" xmlns:m="http://schemas.openxmlformats.org/officeDocument/2006/math" xmlns:v="urn:schemas-microsoft-com:vml" xmlns:wp14="http://schemas.microsoft.com/office/word/2010/wordprocessingDrawing" xmlns:wp="http://schemas.openxmlformats.org/drawingml/2006/wordprocessingDrawing" xmlns:w10="urn:schemas-microsoft-com:office:word" xmlns:w="http://schemas.openxmlformats.org/wordprocessingml/2006/main" xmlns:w14="http://schemas.microsoft.com/office/word/2010/wordml" xmlns:w15="http://schemas.microsoft.com/office/word/2012/wordml" xmlns:w16cex="http://schemas.microsoft.com/office/word/2018/wordml/cex" xmlns:w16cid="http://schemas.microsoft.com/office/word/2016/wordml/cid" xmlns:w16="http://schemas.microsoft.com/office/word/2018/wordml" xmlns:w16du="http://schemas.microsoft.com/office/word/2023/wordml/word16du" xmlns:w16sdtdh="http://schemas.microsoft.com/office/word/2020/wordml/sdtdatahash" xmlns:w16sdtfl="http://schemas.microsoft.com/office/word/2024/wordml/sdtformatlock" xmlns:w16se="http://schemas.microsoft.com/office/word/2015/wordml/symex" xmlns:wpg="http://schemas.microsoft.com/office/word/2010/wordprocessingGroup" xmlns:wpi="http://schemas.microsoft.com/office/word/2010/wordprocessingInk" xmlns:wne="http://schemas.microsoft.com/office/word/2006/wordml" xmlns:wps="http://schemas.microsoft.com/office/word/2010/wordprocessingShape" mc:Ignorable="w14 w15 w16se w16cid w16 w16cex w16sdtdh w16sdtfl w16du wp14">
   <w:body>
     <w:p>
       <w:pPr>
         <w:jc w:val="center"/>
         <w:rPr>
+          <w:rFonts w:ascii="Times New Roman" w:hAnsi="Times New Roman" w:cs="Times New Roman"/>
+          <w:sz w:val="32"/>
+          <w:szCs w:val="32"/>
           <w:lang w:val="ru-RU"/>
         </w:rPr>
       </w:pPr>
-      <w:r>
-        <w:rPr>
-          <w:b/>
+      <w:bookmarkStart w:id="0" w:name="_Toc210055577"/>
+      <w:r>
+        <w:rPr>
+          <w:rStyle w:val="10"/>
+          <w:rFonts w:ascii="Times New Roman" w:hAnsi="Times New Roman" w:cs="Times New Roman"/>
+          <w:color w:val="auto"/>
           <w:sz w:val="32"/>
-          <w:lang w:val="ru-RU"/>
-        </w:rPr>
-        <w:t>РУКОВОДСТВО ПОЛЬЗОВАТЕЛЯ</w:t>
+          <w:szCs w:val="32"/>
+          <w:lang w:val="ru-RU"/>
+        </w:rPr>
+        <w:t>ФЕДЕРАЛЬНОЕ ГОСУДАРСТВЕННОЕ АВТОНОМНОЕ ОБРАЗОВАТЕЛЬНОЕ</w:t>
+      </w:r>
+      <w:bookmarkEnd w:id="0"/>
+      <w:r>
+        <w:rPr>
+          <w:rFonts w:ascii="Times New Roman" w:hAnsi="Times New Roman" w:cs="Times New Roman"/>
+          <w:sz w:val="32"/>
+          <w:szCs w:val="32"/>
+          <w:lang w:val="ru-RU"/>
+        </w:rPr>
+        <w:t xml:space="preserve"> УЧРЕЖДЕНИЕ ВЫСШЕГО ОБРАЗОВАНИЯ «НАЦИОНАЛЬНЫЙ ИССЛЕДОВАТЕЛЬСКИЙ УНИВЕРСИТЕТ «ВЫСШАЯ ШКОЛА ЭКОНОМИКИ»</w:t>
       </w:r>
     </w:p>
     <w:p>
       <w:pPr>
         <w:jc w:val="center"/>
         <w:rPr>
+          <w:rFonts w:ascii="Times New Roman" w:hAnsi="Times New Roman" w:cs="Times New Roman"/>
+          <w:sz w:val="32"/>
+          <w:szCs w:val="32"/>
           <w:lang w:val="ru-RU"/>
         </w:rPr>
       </w:pPr>
       <w:r>
-        <w:t>A</w:t>
-      </w:r>
-      <w:r>
-        <w:rPr>
-          <w:lang w:val="ru-RU"/>
-        </w:rPr>
-        <w:t>/</w:t>
-      </w:r>
-      <w:r>
-        <w:t>B</w:t>
-      </w:r>
-      <w:r>
-        <w:rPr>
-          <w:lang w:val="ru-RU"/>
-        </w:rPr>
-        <w:t>-тестирование для показателей кликабельности (</w:t>
-      </w:r>
-      <w:r>
-        <w:t>CTR</w:t>
-      </w:r>
-      <w:r>
-        <w:rPr>
-          <w:lang w:val="ru-RU"/>
-        </w:rPr>
-        <w:t>)</w:t>
+        <w:rPr>
+          <w:rFonts w:ascii="Times New Roman" w:hAnsi="Times New Roman" w:cs="Times New Roman"/>
+          <w:sz w:val="32"/>
+          <w:szCs w:val="32"/>
+          <w:lang w:val="ru-RU"/>
+        </w:rPr>
+        <w:t>МОСКОВСКИЙ ИНСТИТУТ ЭЛЕКТРОНИКИ И МАТЕМАТИКИ</w:t>
       </w:r>
     </w:p>
     <w:p>
       <w:pPr>
         <w:rPr>
+          <w:rFonts w:ascii="Calibri" w:hAnsi="Calibri" w:cs="Calibri"/>
+          <w:sz w:val="30"/>
+          <w:szCs w:val="30"/>
           <w:lang w:val="ru-RU"/>
         </w:rPr>
       </w:pPr>
     </w:p>
     <w:p>
       <w:pPr>
-        <w:pStyle w:val="1"/>
-        <w:rPr>
+        <w:rPr>
+          <w:rFonts w:ascii="Calibri" w:hAnsi="Calibri" w:cs="Calibri"/>
+          <w:sz w:val="30"/>
+          <w:szCs w:val="30"/>
           <w:lang w:val="ru-RU"/>
         </w:rPr>
       </w:pPr>
-      <w:r>
-        <w:rPr>
-          <w:lang w:val="ru-RU"/>
-        </w:rPr>
-        <w:t>1. Назначение программы</w:t>
-      </w:r>
     </w:p>
     <w:p>
       <w:pPr>
-        <w:rPr>
+        <w:jc w:val="center"/>
+        <w:rPr>
+          <w:rFonts w:ascii="Times New Roman" w:hAnsi="Times New Roman" w:cs="Times New Roman"/>
+          <w:b/>
+          <w:bCs/>
+          <w:sz w:val="30"/>
+          <w:szCs w:val="30"/>
           <w:lang w:val="ru-RU"/>
         </w:rPr>
       </w:pPr>
       <w:r>
         <w:rPr>
-          <w:lang w:val="ru-RU"/>
-        </w:rPr>
-        <w:t xml:space="preserve">Программа предназначена для анализа </w:t>
-      </w:r>
-      <w:r>
+          <w:rFonts w:ascii="Times New Roman" w:hAnsi="Times New Roman" w:cs="Times New Roman"/>
+          <w:b/>
+          <w:bCs/>
+          <w:sz w:val="30"/>
+          <w:szCs w:val="30"/>
+          <w:lang w:val="ru-RU"/>
+        </w:rPr>
+        <w:t xml:space="preserve">РУКОВОДСТВО </w:t>
+      </w:r>
+      <w:r>
+        <w:rPr>
+          <w:rFonts w:ascii="Times New Roman" w:hAnsi="Times New Roman" w:cs="Times New Roman"/>
+          <w:b/>
+          <w:bCs/>
+          <w:sz w:val="30"/>
+          <w:szCs w:val="30"/>
+          <w:lang w:val="ru-RU"/>
+        </w:rPr>
+        <w:t>ПОЛЬЗОВАТЕЛЯ</w:t>
+      </w:r>
+    </w:p>
+    <w:p>
+      <w:pPr>
+        <w:jc w:val="center"/>
+        <w:rPr>
+          <w:rFonts w:ascii="Times New Roman" w:hAnsi="Times New Roman" w:cs="Times New Roman"/>
+          <w:b/>
+          <w:bCs/>
+          <w:lang w:val="ru-RU"/>
+        </w:rPr>
+      </w:pPr>
+    </w:p>
+    <w:p>
+      <w:pPr>
+        <w:jc w:val="center"/>
+        <w:rPr>
+          <w:rFonts w:ascii="Times New Roman" w:hAnsi="Times New Roman" w:cs="Times New Roman"/>
+          <w:sz w:val="28"/>
+          <w:szCs w:val="28"/>
+          <w:lang w:val="ru-RU"/>
+        </w:rPr>
+      </w:pPr>
+      <w:r>
+        <w:rPr>
+          <w:rFonts w:ascii="Times New Roman" w:hAnsi="Times New Roman" w:cs="Times New Roman"/>
+          <w:sz w:val="28"/>
+          <w:szCs w:val="28"/>
+          <w:lang w:val="ru-RU"/>
+        </w:rPr>
+        <w:t>Студент группы БИВ257:</w:t>
+      </w:r>
+    </w:p>
+    <w:p>
+      <w:pPr>
+        <w:pStyle w:val="ae"/>
+        <w:numPr>
+          <w:ilvl w:val="0"/>
+          <w:numId w:val="10"/>
+        </w:numPr>
+        <w:spacing w:after="160" w:line="278" w:lineRule="auto"/>
+        <w:jc w:val="center"/>
+        <w:rPr>
+          <w:rFonts w:ascii="Times New Roman" w:hAnsi="Times New Roman" w:cs="Times New Roman"/>
+          <w:sz w:val="28"/>
+          <w:szCs w:val="28"/>
+          <w:lang w:val="ru-RU"/>
+        </w:rPr>
+      </w:pPr>
+      <w:r>
+        <w:rPr>
+          <w:rFonts w:ascii="Times New Roman" w:hAnsi="Times New Roman" w:cs="Times New Roman"/>
+          <w:sz w:val="28"/>
+          <w:szCs w:val="28"/>
+          <w:lang w:val="ru-RU"/>
+        </w:rPr>
+        <w:t xml:space="preserve">Шаяхметов Булат Русланович, </w:t>
+      </w:r>
+      <w:hyperlink r:id="rId8" w:history="1">
+        <w:r>
+          <w:rPr>
+            <w:rStyle w:val="aff8"/>
+            <w:rFonts w:ascii="Times New Roman" w:hAnsi="Times New Roman" w:cs="Times New Roman"/>
+            <w:sz w:val="28"/>
+            <w:szCs w:val="28"/>
+          </w:rPr>
+          <w:t>brshayakhmetov</w:t>
+        </w:r>
+        <w:r>
+          <w:rPr>
+            <w:rStyle w:val="aff8"/>
+            <w:rFonts w:ascii="Times New Roman" w:hAnsi="Times New Roman" w:cs="Times New Roman"/>
+            <w:sz w:val="28"/>
+            <w:szCs w:val="28"/>
+            <w:lang w:val="ru-RU"/>
+          </w:rPr>
+          <w:t>@</w:t>
+        </w:r>
+        <w:r>
+          <w:rPr>
+            <w:rStyle w:val="aff8"/>
+            <w:rFonts w:ascii="Times New Roman" w:hAnsi="Times New Roman" w:cs="Times New Roman"/>
+            <w:sz w:val="28"/>
+            <w:szCs w:val="28"/>
+          </w:rPr>
+          <w:t>edu</w:t>
+        </w:r>
+        <w:r>
+          <w:rPr>
+            <w:rStyle w:val="aff8"/>
+            <w:rFonts w:ascii="Times New Roman" w:hAnsi="Times New Roman" w:cs="Times New Roman"/>
+            <w:sz w:val="28"/>
+            <w:szCs w:val="28"/>
+            <w:lang w:val="ru-RU"/>
+          </w:rPr>
+          <w:t>.</w:t>
+        </w:r>
+        <w:r>
+          <w:rPr>
+            <w:rStyle w:val="aff8"/>
+            <w:rFonts w:ascii="Times New Roman" w:hAnsi="Times New Roman" w:cs="Times New Roman"/>
+            <w:sz w:val="28"/>
+            <w:szCs w:val="28"/>
+          </w:rPr>
+          <w:t>hse</w:t>
+        </w:r>
+        <w:r>
+          <w:rPr>
+            <w:rStyle w:val="aff8"/>
+            <w:rFonts w:ascii="Times New Roman" w:hAnsi="Times New Roman" w:cs="Times New Roman"/>
+            <w:sz w:val="28"/>
+            <w:szCs w:val="28"/>
+            <w:lang w:val="ru-RU"/>
+          </w:rPr>
+          <w:t>.</w:t>
+        </w:r>
+        <w:proofErr w:type="spellStart"/>
+        <w:r>
+          <w:rPr>
+            <w:rStyle w:val="aff8"/>
+            <w:rFonts w:ascii="Times New Roman" w:hAnsi="Times New Roman" w:cs="Times New Roman"/>
+            <w:sz w:val="28"/>
+            <w:szCs w:val="28"/>
+          </w:rPr>
+          <w:t>ru</w:t>
+        </w:r>
+        <w:proofErr w:type="spellEnd"/>
+      </w:hyperlink>
+      <w:r>
+        <w:rPr>
+          <w:rFonts w:ascii="Times New Roman" w:hAnsi="Times New Roman" w:cs="Times New Roman"/>
+          <w:sz w:val="28"/>
+          <w:szCs w:val="28"/>
+          <w:lang w:val="ru-RU"/>
+        </w:rPr>
+        <w:t>, +79872975523</w:t>
+      </w:r>
+    </w:p>
+    <w:p>
+      <w:pPr>
+        <w:pStyle w:val="ae"/>
+        <w:numPr>
+          <w:ilvl w:val="0"/>
+          <w:numId w:val="10"/>
+        </w:numPr>
+        <w:spacing w:after="160" w:line="278" w:lineRule="auto"/>
+        <w:jc w:val="center"/>
+        <w:rPr>
+          <w:rFonts w:ascii="Times New Roman" w:hAnsi="Times New Roman" w:cs="Times New Roman"/>
+          <w:sz w:val="28"/>
+          <w:szCs w:val="28"/>
+          <w:lang w:val="ru-RU"/>
+        </w:rPr>
+      </w:pPr>
+      <w:proofErr w:type="spellStart"/>
+      <w:r>
+        <w:rPr>
+          <w:rFonts w:ascii="Times New Roman" w:hAnsi="Times New Roman" w:cs="Times New Roman"/>
+          <w:sz w:val="28"/>
+          <w:szCs w:val="28"/>
+          <w:lang w:val="ru-RU"/>
+        </w:rPr>
+        <w:t>Невмянов</w:t>
+      </w:r>
+      <w:proofErr w:type="spellEnd"/>
+      <w:r>
+        <w:rPr>
+          <w:rFonts w:ascii="Times New Roman" w:hAnsi="Times New Roman" w:cs="Times New Roman"/>
+          <w:sz w:val="28"/>
+          <w:szCs w:val="28"/>
+          <w:lang w:val="ru-RU"/>
+        </w:rPr>
+        <w:t xml:space="preserve"> Артур </w:t>
+      </w:r>
+      <w:proofErr w:type="spellStart"/>
+      <w:r>
+        <w:rPr>
+          <w:rFonts w:ascii="Times New Roman" w:hAnsi="Times New Roman" w:cs="Times New Roman"/>
+          <w:sz w:val="28"/>
+          <w:szCs w:val="28"/>
+          <w:lang w:val="ru-RU"/>
+        </w:rPr>
+        <w:t>Илдарович</w:t>
+      </w:r>
+      <w:proofErr w:type="spellEnd"/>
+      <w:r>
+        <w:rPr>
+          <w:rFonts w:ascii="Times New Roman" w:hAnsi="Times New Roman" w:cs="Times New Roman"/>
+          <w:sz w:val="28"/>
+          <w:szCs w:val="28"/>
+          <w:lang w:val="ru-RU"/>
+        </w:rPr>
+        <w:t xml:space="preserve">, </w:t>
+      </w:r>
+      <w:hyperlink r:id="rId9" w:history="1">
+        <w:r>
+          <w:rPr>
+            <w:rStyle w:val="aff8"/>
+            <w:rFonts w:ascii="Times New Roman" w:hAnsi="Times New Roman" w:cs="Times New Roman"/>
+            <w:sz w:val="28"/>
+            <w:szCs w:val="28"/>
+          </w:rPr>
+          <w:t>ainevmyanov</w:t>
+        </w:r>
+        <w:r>
+          <w:rPr>
+            <w:rStyle w:val="aff8"/>
+            <w:rFonts w:ascii="Times New Roman" w:hAnsi="Times New Roman" w:cs="Times New Roman"/>
+            <w:sz w:val="28"/>
+            <w:szCs w:val="28"/>
+            <w:lang w:val="ru-RU"/>
+          </w:rPr>
+          <w:t>@</w:t>
+        </w:r>
+        <w:r>
+          <w:rPr>
+            <w:rStyle w:val="aff8"/>
+            <w:rFonts w:ascii="Times New Roman" w:hAnsi="Times New Roman" w:cs="Times New Roman"/>
+            <w:sz w:val="28"/>
+            <w:szCs w:val="28"/>
+          </w:rPr>
+          <w:t>edu</w:t>
+        </w:r>
+        <w:r>
+          <w:rPr>
+            <w:rStyle w:val="aff8"/>
+            <w:rFonts w:ascii="Times New Roman" w:hAnsi="Times New Roman" w:cs="Times New Roman"/>
+            <w:sz w:val="28"/>
+            <w:szCs w:val="28"/>
+            <w:lang w:val="ru-RU"/>
+          </w:rPr>
+          <w:t>.</w:t>
+        </w:r>
+        <w:r>
+          <w:rPr>
+            <w:rStyle w:val="aff8"/>
+            <w:rFonts w:ascii="Times New Roman" w:hAnsi="Times New Roman" w:cs="Times New Roman"/>
+            <w:sz w:val="28"/>
+            <w:szCs w:val="28"/>
+          </w:rPr>
+          <w:t>hse</w:t>
+        </w:r>
+        <w:r>
+          <w:rPr>
+            <w:rStyle w:val="aff8"/>
+            <w:rFonts w:ascii="Times New Roman" w:hAnsi="Times New Roman" w:cs="Times New Roman"/>
+            <w:sz w:val="28"/>
+            <w:szCs w:val="28"/>
+            <w:lang w:val="ru-RU"/>
+          </w:rPr>
+          <w:t>.</w:t>
+        </w:r>
+        <w:proofErr w:type="spellStart"/>
+        <w:r>
+          <w:rPr>
+            <w:rStyle w:val="aff8"/>
+            <w:rFonts w:ascii="Times New Roman" w:hAnsi="Times New Roman" w:cs="Times New Roman"/>
+            <w:sz w:val="28"/>
+            <w:szCs w:val="28"/>
+          </w:rPr>
+          <w:t>ru</w:t>
+        </w:r>
+        <w:proofErr w:type="spellEnd"/>
+      </w:hyperlink>
+      <w:r>
+        <w:rPr>
+          <w:rFonts w:ascii="Times New Roman" w:hAnsi="Times New Roman" w:cs="Times New Roman"/>
+          <w:sz w:val="28"/>
+          <w:szCs w:val="28"/>
+          <w:lang w:val="ru-RU"/>
+        </w:rPr>
+        <w:t>, +79852618340</w:t>
+      </w:r>
+    </w:p>
+    <w:p>
+      <w:pPr>
+        <w:pStyle w:val="ae"/>
+        <w:numPr>
+          <w:ilvl w:val="0"/>
+          <w:numId w:val="10"/>
+        </w:numPr>
+        <w:spacing w:after="160" w:line="278" w:lineRule="auto"/>
+        <w:jc w:val="center"/>
+        <w:rPr>
+          <w:rFonts w:ascii="Times New Roman" w:hAnsi="Times New Roman" w:cs="Times New Roman"/>
+          <w:sz w:val="28"/>
+          <w:szCs w:val="28"/>
+          <w:lang w:val="ru-RU"/>
+        </w:rPr>
+      </w:pPr>
+      <w:proofErr w:type="spellStart"/>
+      <w:r>
+        <w:rPr>
+          <w:rFonts w:ascii="Times New Roman" w:hAnsi="Times New Roman" w:cs="Times New Roman"/>
+          <w:sz w:val="28"/>
+          <w:szCs w:val="28"/>
+          <w:lang w:val="ru-RU"/>
+        </w:rPr>
+        <w:t>Лилье</w:t>
+      </w:r>
+      <w:proofErr w:type="spellEnd"/>
+      <w:r>
+        <w:rPr>
+          <w:rFonts w:ascii="Times New Roman" w:hAnsi="Times New Roman" w:cs="Times New Roman"/>
+          <w:sz w:val="28"/>
+          <w:szCs w:val="28"/>
+          <w:lang w:val="ru-RU"/>
+        </w:rPr>
+        <w:t xml:space="preserve"> Артём Алексеевич, </w:t>
+      </w:r>
+      <w:hyperlink r:id="rId10" w:history="1">
+        <w:r>
+          <w:rPr>
+            <w:rStyle w:val="aff8"/>
+            <w:rFonts w:ascii="Times New Roman" w:hAnsi="Times New Roman" w:cs="Times New Roman"/>
+            <w:sz w:val="28"/>
+            <w:szCs w:val="28"/>
+          </w:rPr>
+          <w:t>aalile</w:t>
+        </w:r>
+        <w:r>
+          <w:rPr>
+            <w:rStyle w:val="aff8"/>
+            <w:rFonts w:ascii="Times New Roman" w:hAnsi="Times New Roman" w:cs="Times New Roman"/>
+            <w:sz w:val="28"/>
+            <w:szCs w:val="28"/>
+            <w:lang w:val="ru-RU"/>
+          </w:rPr>
+          <w:t>@</w:t>
+        </w:r>
+        <w:r>
+          <w:rPr>
+            <w:rStyle w:val="aff8"/>
+            <w:rFonts w:ascii="Times New Roman" w:hAnsi="Times New Roman" w:cs="Times New Roman"/>
+            <w:sz w:val="28"/>
+            <w:szCs w:val="28"/>
+          </w:rPr>
+          <w:t>edu</w:t>
+        </w:r>
+        <w:r>
+          <w:rPr>
+            <w:rStyle w:val="aff8"/>
+            <w:rFonts w:ascii="Times New Roman" w:hAnsi="Times New Roman" w:cs="Times New Roman"/>
+            <w:sz w:val="28"/>
+            <w:szCs w:val="28"/>
+            <w:lang w:val="ru-RU"/>
+          </w:rPr>
+          <w:t>.</w:t>
+        </w:r>
+        <w:r>
+          <w:rPr>
+            <w:rStyle w:val="aff8"/>
+            <w:rFonts w:ascii="Times New Roman" w:hAnsi="Times New Roman" w:cs="Times New Roman"/>
+            <w:sz w:val="28"/>
+            <w:szCs w:val="28"/>
+          </w:rPr>
+          <w:t>hse</w:t>
+        </w:r>
+        <w:r>
+          <w:rPr>
+            <w:rStyle w:val="aff8"/>
+            <w:rFonts w:ascii="Times New Roman" w:hAnsi="Times New Roman" w:cs="Times New Roman"/>
+            <w:sz w:val="28"/>
+            <w:szCs w:val="28"/>
+            <w:lang w:val="ru-RU"/>
+          </w:rPr>
+          <w:t>.</w:t>
+        </w:r>
+        <w:proofErr w:type="spellStart"/>
+        <w:r>
+          <w:rPr>
+            <w:rStyle w:val="aff8"/>
+            <w:rFonts w:ascii="Times New Roman" w:hAnsi="Times New Roman" w:cs="Times New Roman"/>
+            <w:sz w:val="28"/>
+            <w:szCs w:val="28"/>
+          </w:rPr>
+          <w:t>ru</w:t>
+        </w:r>
+        <w:proofErr w:type="spellEnd"/>
+      </w:hyperlink>
+      <w:r>
+        <w:rPr>
+          <w:rFonts w:ascii="Times New Roman" w:hAnsi="Times New Roman" w:cs="Times New Roman"/>
+          <w:sz w:val="28"/>
+          <w:szCs w:val="28"/>
+          <w:lang w:val="ru-RU"/>
+        </w:rPr>
+        <w:t>, +79857820068</w:t>
+      </w:r>
+    </w:p>
+    <w:p>
+      <w:pPr>
+        <w:jc w:val="center"/>
+        <w:rPr>
+          <w:rFonts w:ascii="Times New Roman" w:hAnsi="Times New Roman" w:cs="Times New Roman"/>
+          <w:sz w:val="28"/>
+          <w:szCs w:val="28"/>
+          <w:lang w:val="ru-RU"/>
+        </w:rPr>
+      </w:pPr>
+      <w:r>
+        <w:rPr>
+          <w:rFonts w:ascii="Times New Roman" w:hAnsi="Times New Roman" w:cs="Times New Roman"/>
+          <w:sz w:val="28"/>
+          <w:szCs w:val="28"/>
+          <w:lang w:val="ru-RU"/>
+        </w:rPr>
+        <w:t>Тема работы:</w:t>
+      </w:r>
+    </w:p>
+    <w:p>
+      <w:pPr>
+        <w:jc w:val="center"/>
+        <w:rPr>
+          <w:rFonts w:ascii="Times New Roman" w:hAnsi="Times New Roman" w:cs="Times New Roman"/>
+          <w:sz w:val="28"/>
+          <w:szCs w:val="28"/>
+          <w:lang w:val="ru-RU"/>
+        </w:rPr>
+      </w:pPr>
+      <w:r>
+        <w:rPr>
+          <w:rFonts w:ascii="Times New Roman" w:hAnsi="Times New Roman" w:cs="Times New Roman"/>
+          <w:sz w:val="28"/>
+          <w:szCs w:val="28"/>
+        </w:rPr>
         <w:t>A</w:t>
       </w:r>
       <w:r>
         <w:rPr>
+          <w:rFonts w:ascii="Times New Roman" w:hAnsi="Times New Roman" w:cs="Times New Roman"/>
+          <w:sz w:val="28"/>
+          <w:szCs w:val="28"/>
           <w:lang w:val="ru-RU"/>
         </w:rPr>
         <w:t>/</w:t>
       </w:r>
       <w:r>
+        <w:rPr>
+          <w:rFonts w:ascii="Times New Roman" w:hAnsi="Times New Roman" w:cs="Times New Roman"/>
+          <w:sz w:val="28"/>
+          <w:szCs w:val="28"/>
+        </w:rPr>
         <w:t>B</w:t>
       </w:r>
       <w:r>
         <w:rPr>
+          <w:rFonts w:ascii="Times New Roman" w:hAnsi="Times New Roman" w:cs="Times New Roman"/>
+          <w:sz w:val="28"/>
+          <w:szCs w:val="28"/>
+          <w:lang w:val="ru-RU"/>
+        </w:rPr>
+        <w:t>-тестирование для показателей кликабельности (</w:t>
+      </w:r>
+      <w:r>
+        <w:rPr>
+          <w:rFonts w:ascii="Times New Roman" w:hAnsi="Times New Roman" w:cs="Times New Roman"/>
+          <w:sz w:val="28"/>
+          <w:szCs w:val="28"/>
+        </w:rPr>
+        <w:t>CTR</w:t>
+      </w:r>
+      <w:r>
+        <w:rPr>
+          <w:rFonts w:ascii="Times New Roman" w:hAnsi="Times New Roman" w:cs="Times New Roman"/>
+          <w:sz w:val="28"/>
+          <w:szCs w:val="28"/>
+          <w:lang w:val="ru-RU"/>
+        </w:rPr>
+        <w:t>)</w:t>
+      </w:r>
+    </w:p>
+    <w:p>
+      <w:pPr>
+        <w:jc w:val="center"/>
+        <w:rPr>
+          <w:rFonts w:ascii="Times New Roman" w:hAnsi="Times New Roman" w:cs="Times New Roman"/>
+          <w:sz w:val="28"/>
+          <w:szCs w:val="28"/>
+          <w:lang w:val="ru-RU"/>
+        </w:rPr>
+      </w:pPr>
+      <w:r>
+        <w:rPr>
+          <w:rFonts w:ascii="Times New Roman" w:hAnsi="Times New Roman" w:cs="Times New Roman"/>
+          <w:sz w:val="28"/>
+          <w:szCs w:val="28"/>
+          <w:lang w:val="ru-RU"/>
+        </w:rPr>
+        <w:t>Руководитель:</w:t>
+      </w:r>
+    </w:p>
+    <w:p>
+      <w:pPr>
+        <w:jc w:val="center"/>
+        <w:rPr>
+          <w:rFonts w:ascii="Times New Roman" w:hAnsi="Times New Roman" w:cs="Times New Roman"/>
+          <w:sz w:val="28"/>
+          <w:szCs w:val="28"/>
+          <w:lang w:val="ru-RU"/>
+        </w:rPr>
+      </w:pPr>
+      <w:proofErr w:type="spellStart"/>
+      <w:r>
+        <w:rPr>
+          <w:rFonts w:ascii="Times New Roman" w:hAnsi="Times New Roman" w:cs="Times New Roman"/>
+          <w:sz w:val="28"/>
+          <w:szCs w:val="28"/>
+          <w:lang w:val="ru-RU"/>
+        </w:rPr>
+        <w:t>Ролич</w:t>
+      </w:r>
+      <w:proofErr w:type="spellEnd"/>
+      <w:r>
+        <w:rPr>
+          <w:rFonts w:ascii="Times New Roman" w:hAnsi="Times New Roman" w:cs="Times New Roman"/>
+          <w:sz w:val="28"/>
+          <w:szCs w:val="28"/>
+          <w:lang w:val="ru-RU"/>
+        </w:rPr>
+        <w:t xml:space="preserve"> Алексей Юрьевич</w:t>
+      </w:r>
+    </w:p>
+    <w:p>
+      <w:pPr>
+        <w:rPr>
+          <w:rFonts w:ascii="Calibri" w:hAnsi="Calibri" w:cs="Calibri"/>
+          <w:sz w:val="26"/>
+          <w:szCs w:val="26"/>
+          <w:lang w:val="ru-RU"/>
+        </w:rPr>
+      </w:pPr>
+    </w:p>
+    <w:p>
+      <w:pPr>
+        <w:rPr>
+          <w:rFonts w:ascii="Calibri" w:hAnsi="Calibri" w:cs="Calibri"/>
+          <w:sz w:val="26"/>
+          <w:szCs w:val="26"/>
+          <w:lang w:val="ru-RU"/>
+        </w:rPr>
+      </w:pPr>
+    </w:p>
+    <w:p>
+      <w:pPr>
+        <w:rPr>
+          <w:rFonts w:ascii="Calibri" w:hAnsi="Calibri" w:cs="Calibri"/>
+          <w:sz w:val="26"/>
+          <w:szCs w:val="26"/>
+          <w:lang w:val="ru-RU"/>
+        </w:rPr>
+      </w:pPr>
+    </w:p>
+    <w:p>
+      <w:pPr>
+        <w:rPr>
+          <w:rFonts w:ascii="Calibri" w:hAnsi="Calibri" w:cs="Calibri"/>
+          <w:sz w:val="26"/>
+          <w:szCs w:val="26"/>
+          <w:lang w:val="ru-RU"/>
+        </w:rPr>
+      </w:pPr>
+    </w:p>
+    <w:p>
+      <w:pPr>
+        <w:rPr>
+          <w:rFonts w:ascii="Calibri" w:hAnsi="Calibri" w:cs="Calibri"/>
+          <w:sz w:val="26"/>
+          <w:szCs w:val="26"/>
+          <w:lang w:val="ru-RU"/>
+        </w:rPr>
+      </w:pPr>
+    </w:p>
+    <w:p>
+      <w:pPr>
+        <w:rPr>
+          <w:rFonts w:ascii="Calibri" w:hAnsi="Calibri" w:cs="Calibri"/>
+          <w:sz w:val="26"/>
+          <w:szCs w:val="26"/>
+          <w:lang w:val="ru-RU"/>
+        </w:rPr>
+      </w:pPr>
+    </w:p>
+    <w:p>
+      <w:pPr>
+        <w:rPr>
+          <w:rFonts w:ascii="Calibri" w:hAnsi="Calibri" w:cs="Calibri"/>
+          <w:sz w:val="26"/>
+          <w:szCs w:val="26"/>
+          <w:lang w:val="ru-RU"/>
+        </w:rPr>
+      </w:pPr>
+    </w:p>
+    <w:p>
+      <w:pPr>
+        <w:rPr>
+          <w:rFonts w:ascii="Calibri" w:hAnsi="Calibri" w:cs="Calibri"/>
+          <w:sz w:val="26"/>
+          <w:szCs w:val="26"/>
+          <w:lang w:val="ru-RU"/>
+        </w:rPr>
+      </w:pPr>
+    </w:p>
+    <w:p>
+      <w:pPr>
+        <w:rPr>
+          <w:rFonts w:ascii="Calibri" w:hAnsi="Calibri" w:cs="Calibri"/>
+          <w:sz w:val="26"/>
+          <w:szCs w:val="26"/>
+          <w:lang w:val="ru-RU"/>
+        </w:rPr>
+      </w:pPr>
+    </w:p>
+    <w:p>
+      <w:pPr>
+        <w:jc w:val="center"/>
+        <w:rPr>
+          <w:rFonts w:ascii="Calibri" w:hAnsi="Calibri" w:cs="Calibri"/>
+          <w:b/>
+          <w:bCs/>
+          <w:sz w:val="26"/>
+          <w:szCs w:val="26"/>
+          <w:lang w:val="ru-RU"/>
+        </w:rPr>
+      </w:pPr>
+      <w:r>
+        <w:rPr>
+          <w:rFonts w:ascii="Calibri" w:hAnsi="Calibri" w:cs="Calibri"/>
+          <w:b/>
+          <w:bCs/>
+          <w:sz w:val="26"/>
+          <w:szCs w:val="26"/>
+          <w:lang w:val="ru-RU"/>
+        </w:rPr>
+        <w:t>МОСКВА 2026</w:t>
+      </w:r>
+    </w:p>
+    <w:p>
+      <w:pPr>
+        <w:rPr>
+          <w:lang w:val="ru-RU"/>
+        </w:rPr>
+      </w:pPr>
+      <w:r>
+        <w:rPr>
+          <w:lang w:val="ru-RU"/>
+        </w:rPr>
+        <w:br w:type="page"/>
+      </w:r>
+    </w:p>
+    <w:p>
+      <w:pPr>
+        <w:pStyle w:val="1"/>
+        <w:rPr>
+          <w:lang w:val="ru-RU"/>
+        </w:rPr>
+      </w:pPr>
+      <w:r>
+        <w:rPr>
+          <w:lang w:val="ru-RU"/>
+        </w:rPr>
+        <w:lastRenderedPageBreak/>
+        <w:t>1. Назначение программы</w:t>
+      </w:r>
+    </w:p>
+    <w:p>
+      <w:pPr>
+        <w:rPr>
+          <w:lang w:val="ru-RU"/>
+        </w:rPr>
+      </w:pPr>
+      <w:r>
+        <w:rPr>
+          <w:rFonts w:eastAsia="Calibri Light"/>
+          <w:lang w:val="ru-RU"/>
+        </w:rPr>
+        <w:t xml:space="preserve">Программа предназначена для анализа результатов </w:t>
+      </w:r>
+      <w:r>
+        <w:rPr>
+          <w:rFonts w:eastAsia="Calibri Light"/>
+        </w:rPr>
+        <w:t>A</w:t>
+      </w:r>
+      <w:r>
+        <w:rPr>
+          <w:rFonts w:eastAsia="Calibri Light"/>
+          <w:lang w:val="ru-RU"/>
+        </w:rPr>
+        <w:t>/</w:t>
+      </w:r>
+      <w:r>
+        <w:rPr>
+          <w:rFonts w:eastAsia="Calibri Light"/>
+        </w:rPr>
+        <w:t>B</w:t>
+      </w:r>
+      <w:r>
+        <w:rPr>
+          <w:rFonts w:eastAsia="Calibri Light"/>
           <w:lang w:val="ru-RU"/>
         </w:rPr>
         <w:t xml:space="preserve">-экспериментов по показателю кликабельности </w:t>
       </w:r>
       <w:r>
+        <w:rPr>
+          <w:rFonts w:eastAsia="Calibri Light"/>
+        </w:rPr>
         <w:t>CTR</w:t>
       </w:r>
       <w:r>
         <w:rPr>
+          <w:rFonts w:eastAsia="Calibri Light"/>
           <w:lang w:val="ru-RU"/>
         </w:rPr>
         <w:t xml:space="preserve">. Пользователь загружает </w:t>
       </w:r>
       <w:r>
+        <w:rPr>
+          <w:rFonts w:eastAsia="Calibri Light"/>
+        </w:rPr>
         <w:t>CSV</w:t>
       </w:r>
       <w:r>
         <w:rPr>
-          <w:lang w:val="ru-RU"/>
-        </w:rPr>
-        <w:t xml:space="preserve">-файл с результатами </w:t>
-      </w:r>
-      <w:r>
-        <w:rPr>
-          <w:lang w:val="ru-RU"/>
-        </w:rPr>
-        <w:t xml:space="preserve">эксперимента, после чего приложение рассчитывает </w:t>
-      </w:r>
-      <w:r>
-        <w:t>CTR</w:t>
-      </w:r>
-      <w:r>
-        <w:rPr>
-          <w:lang w:val="ru-RU"/>
-        </w:rPr>
-        <w:t xml:space="preserve"> для вариантов </w:t>
-      </w:r>
-      <w:r>
+          <w:rFonts w:eastAsia="Calibri Light"/>
+          <w:lang w:val="ru-RU"/>
+        </w:rPr>
+        <w:t xml:space="preserve">-файл с данными эксперимента, после чего приложение проверяет и очищает данные, рассчитывает показатели вариантов </w:t>
+      </w:r>
+      <w:r>
+        <w:rPr>
+          <w:rFonts w:eastAsia="Calibri Light"/>
+        </w:rPr>
         <w:t>A</w:t>
       </w:r>
       <w:r>
         <w:rPr>
+          <w:rFonts w:eastAsia="Calibri Light"/>
           <w:lang w:val="ru-RU"/>
         </w:rPr>
         <w:t xml:space="preserve"> и </w:t>
       </w:r>
       <w:r>
+        <w:rPr>
+          <w:rFonts w:eastAsia="Calibri Light"/>
+        </w:rPr>
         <w:t>B</w:t>
       </w:r>
       <w:r>
         <w:rPr>
-          <w:lang w:val="ru-RU"/>
-        </w:rPr>
-        <w:t>, сравнивает варианты, выполняет статистическую проверку и формирует итоговый отчёт.</w:t>
+          <w:rFonts w:eastAsia="Calibri Light"/>
+          <w:lang w:val="ru-RU"/>
+        </w:rPr>
+        <w:t>, выполняет статистическую проверку различий, строит графики и формирует комплект итоговых файлов.</w:t>
+      </w:r>
+    </w:p>
+    <w:p>
+      <w:pPr>
+        <w:rPr>
+          <w:lang w:val="ru-RU"/>
+        </w:rPr>
+      </w:pPr>
+      <w:r>
+        <w:rPr>
+          <w:rFonts w:eastAsia="Calibri Light"/>
+          <w:lang w:val="ru-RU"/>
+        </w:rPr>
+        <w:t xml:space="preserve">В программе значение </w:t>
+      </w:r>
+      <w:r>
+        <w:rPr>
+          <w:rFonts w:eastAsia="Calibri Light"/>
+        </w:rPr>
+        <w:t>converted</w:t>
+      </w:r>
+      <w:r>
+        <w:rPr>
+          <w:rFonts w:eastAsia="Calibri Light"/>
+          <w:lang w:val="ru-RU"/>
+        </w:rPr>
+        <w:t xml:space="preserve"> = 1 интерпретируется как целевое действие пользователя. Количество показов равно количеству строк после очистки данных, а количество целевых действий — сумме значений </w:t>
+      </w:r>
+      <w:r>
+        <w:rPr>
+          <w:rFonts w:eastAsia="Calibri Light"/>
+        </w:rPr>
+        <w:t>converted</w:t>
+      </w:r>
+      <w:r>
+        <w:rPr>
+          <w:rFonts w:eastAsia="Calibri Light"/>
+          <w:lang w:val="ru-RU"/>
+        </w:rPr>
+        <w:t>.</w:t>
       </w:r>
     </w:p>
     <w:p>
@@ -173,18 +922,23 @@
       </w:pPr>
       <w:r>
         <w:rPr>
-          <w:lang w:val="ru-RU"/>
-        </w:rPr>
-        <w:t xml:space="preserve">Операционная система: </w:t>
-      </w:r>
-      <w:r>
+          <w:rFonts w:eastAsia="Calibri Light"/>
+          <w:lang w:val="ru-RU"/>
+        </w:rPr>
+        <w:t xml:space="preserve">операционная система </w:t>
+      </w:r>
+      <w:r>
+        <w:rPr>
+          <w:rFonts w:eastAsia="Calibri Light"/>
+        </w:rPr>
         <w:t>Windows</w:t>
       </w:r>
       <w:r>
         <w:rPr>
-          <w:lang w:val="ru-RU"/>
-        </w:rPr>
-        <w:t xml:space="preserve"> 10 или новее.</w:t>
+          <w:rFonts w:eastAsia="Calibri Light"/>
+          <w:lang w:val="ru-RU"/>
+        </w:rPr>
+        <w:t xml:space="preserve"> 10 или новее;</w:t>
       </w:r>
     </w:p>
     <w:p>
@@ -196,30 +950,38 @@
       </w:pPr>
       <w:r>
         <w:rPr>
-          <w:lang w:val="ru-RU"/>
-        </w:rPr>
-        <w:t xml:space="preserve">Установленный дистрибутив </w:t>
-      </w:r>
-      <w:r>
-        <w:t>Anaco</w:t>
-      </w:r>
-      <w:r>
-        <w:t>nda</w:t>
-      </w:r>
-      <w:r>
-        <w:rPr>
+          <w:rFonts w:eastAsia="Calibri Light"/>
+          <w:lang w:val="ru-RU"/>
+        </w:rPr>
+        <w:t xml:space="preserve">установленный дистрибутив </w:t>
+      </w:r>
+      <w:r>
+        <w:rPr>
+          <w:rFonts w:eastAsia="Calibri Light"/>
+        </w:rPr>
+        <w:t>Anaconda</w:t>
+      </w:r>
+      <w:r>
+        <w:rPr>
+          <w:rFonts w:eastAsia="Calibri Light"/>
           <w:lang w:val="ru-RU"/>
         </w:rPr>
         <w:t xml:space="preserve"> или </w:t>
       </w:r>
-      <w:r>
+      <w:proofErr w:type="spellStart"/>
+      <w:r>
+        <w:rPr>
+          <w:rFonts w:eastAsia="Calibri Light"/>
+        </w:rPr>
         <w:t>Miniconda</w:t>
       </w:r>
-      <w:r>
-        <w:rPr>
-          <w:lang w:val="ru-RU"/>
-        </w:rPr>
-        <w:t>.</w:t>
+      <w:proofErr w:type="spellEnd"/>
+      <w:r>
+        <w:rPr>
+          <w:rFonts w:eastAsia="Calibri Light"/>
+          <w:lang w:val="ru-RU"/>
+        </w:rPr>
+        <w:t>;</w:t>
       </w:r>
     </w:p>
     <w:p>
@@ -231,27 +993,16 @@
       </w:pPr>
       <w:r>
         <w:rPr>
-          <w:lang w:val="ru-RU"/>
-        </w:rPr>
-        <w:t xml:space="preserve">Доступ к папке проекта с файлом </w:t>
-      </w:r>
-      <w:r>
-        <w:t>main</w:t>
-      </w:r>
-      <w:r>
-        <w:rPr>
-          <w:lang w:val="ru-RU"/>
-        </w:rPr>
-        <w:t>.</w:t>
-      </w:r>
-      <w:r>
-        <w:t>py</w:t>
-      </w:r>
-      <w:r>
-        <w:rPr>
-          <w:lang w:val="ru-RU"/>
-        </w:rPr>
-        <w:t>.</w:t>
+          <w:rFonts w:eastAsia="Calibri Light"/>
+        </w:rPr>
+        <w:t>Python</w:t>
+      </w:r>
+      <w:r>
+        <w:rPr>
+          <w:rFonts w:eastAsia="Calibri Light"/>
+          <w:lang w:val="ru-RU"/>
+        </w:rPr>
+        <w:t xml:space="preserve"> 3.11 в составе окружения проекта;</w:t>
       </w:r>
     </w:p>
     <w:p>
@@ -262,13 +1013,60 @@
         </w:rPr>
       </w:pPr>
       <w:r>
+        <w:rPr>
+          <w:rFonts w:eastAsia="Calibri Light"/>
+          <w:lang w:val="ru-RU"/>
+        </w:rPr>
+        <w:t xml:space="preserve">доступ к корневой папке проекта, содержащей файл </w:t>
+      </w:r>
+      <w:r>
+        <w:rPr>
+          <w:rFonts w:eastAsia="Calibri Light"/>
+        </w:rPr>
+        <w:t>main</w:t>
+      </w:r>
+      <w:r>
+        <w:rPr>
+          <w:rFonts w:eastAsia="Calibri Light"/>
+          <w:lang w:val="ru-RU"/>
+        </w:rPr>
+        <w:t>.</w:t>
+      </w:r>
+      <w:proofErr w:type="spellStart"/>
+      <w:r>
+        <w:rPr>
+          <w:rFonts w:eastAsia="Calibri Light"/>
+        </w:rPr>
+        <w:t>py</w:t>
+      </w:r>
+      <w:proofErr w:type="spellEnd"/>
+      <w:r>
+        <w:rPr>
+          <w:rFonts w:eastAsia="Calibri Light"/>
+          <w:lang w:val="ru-RU"/>
+        </w:rPr>
+        <w:t>;</w:t>
+      </w:r>
+    </w:p>
+    <w:p>
+      <w:pPr>
+        <w:pStyle w:val="a0"/>
+        <w:rPr>
+          <w:lang w:val="ru-RU"/>
+        </w:rPr>
+      </w:pPr>
+      <w:r>
+        <w:rPr>
+          <w:rFonts w:eastAsia="Calibri Light"/>
+        </w:rPr>
         <w:t>CSV</w:t>
       </w:r>
       <w:r>
         <w:rPr>
-          <w:lang w:val="ru-RU"/>
-        </w:rPr>
-        <w:t>-файл с экспериментальными данными.</w:t>
+          <w:rFonts w:eastAsia="Calibri Light"/>
+          <w:lang w:val="ru-RU"/>
+        </w:rPr>
+        <w:t>-файл с экспериментальными данными установленного формата.</w:t>
       </w:r>
     </w:p>
     <w:p>
@@ -282,38 +1080,7 @@
         <w:rPr>
           <w:lang w:val="ru-RU"/>
         </w:rPr>
-        <w:t>3. Установка</w:t>
-      </w:r>
-    </w:p>
-    <w:p>
-      <w:pPr>
-        <w:rPr>
-          <w:lang w:val="ru-RU"/>
-        </w:rPr>
-      </w:pPr>
-      <w:r>
-        <w:rPr>
-          <w:lang w:val="ru-RU"/>
-        </w:rPr>
-        <w:t xml:space="preserve">Откройте </w:t>
-      </w:r>
-      <w:r>
-        <w:t>Anaconda</w:t>
-      </w:r>
-      <w:r>
-        <w:rPr>
-          <w:lang w:val="ru-RU"/>
-        </w:rPr>
-        <w:t xml:space="preserve"> </w:t>
-      </w:r>
-      <w:r>
-        <w:t>Prompt</w:t>
-      </w:r>
-      <w:r>
-        <w:rPr>
-          <w:lang w:val="ru-RU"/>
-        </w:rPr>
-        <w:t xml:space="preserve"> и перейдите в папку проекта:</w:t>
+        <w:t>3. Состав проекта</w:t>
       </w:r>
     </w:p>
     <w:p>
@@ -321,42 +1088,997 @@
         <w:pStyle w:val="CodeBlock"/>
         <w:spacing w:before="60" w:after="60"/>
         <w:rPr>
+          <w:rFonts w:ascii="Calibri Light" w:hAnsi="Calibri Light" w:cs="Calibri Light"/>
+          <w:sz w:val="24"/>
+          <w:szCs w:val="24"/>
           <w:lang w:val="ru-RU"/>
         </w:rPr>
       </w:pPr>
       <w:r>
-        <w:t>cd</w:t>
-      </w:r>
-      <w:r>
-        <w:rPr>
-          <w:lang w:val="ru-RU"/>
-        </w:rPr>
-        <w:t xml:space="preserve"> путь_к_папке_</w:t>
-      </w:r>
-      <w:r>
+        <w:rPr>
+          <w:rFonts w:ascii="Calibri Light" w:hAnsi="Calibri Light" w:cs="Calibri Light"/>
+          <w:sz w:val="24"/>
+          <w:szCs w:val="24"/>
+        </w:rPr>
         <w:t>A</w:t>
       </w:r>
       <w:r>
         <w:rPr>
+          <w:rFonts w:ascii="Calibri Light" w:hAnsi="Calibri Light" w:cs="Calibri Light"/>
+          <w:sz w:val="24"/>
+          <w:szCs w:val="24"/>
           <w:lang w:val="ru-RU"/>
         </w:rPr>
         <w:t>_</w:t>
       </w:r>
       <w:r>
+        <w:rPr>
+          <w:rFonts w:ascii="Calibri Light" w:hAnsi="Calibri Light" w:cs="Calibri Light"/>
+          <w:sz w:val="24"/>
+          <w:szCs w:val="24"/>
+        </w:rPr>
         <w:t>B</w:t>
       </w:r>
       <w:r>
         <w:rPr>
+          <w:rFonts w:ascii="Calibri Light" w:hAnsi="Calibri Light" w:cs="Calibri Light"/>
+          <w:sz w:val="24"/>
+          <w:szCs w:val="24"/>
           <w:lang w:val="ru-RU"/>
         </w:rPr>
         <w:t>_</w:t>
       </w:r>
       <w:r>
+        <w:rPr>
+          <w:rFonts w:ascii="Calibri Light" w:hAnsi="Calibri Light" w:cs="Calibri Light"/>
+          <w:sz w:val="24"/>
+          <w:szCs w:val="24"/>
+        </w:rPr>
         <w:t>tests</w:t>
+      </w:r>
+      <w:r>
+        <w:rPr>
+          <w:rFonts w:ascii="Calibri Light" w:hAnsi="Calibri Light" w:cs="Calibri Light"/>
+          <w:sz w:val="24"/>
+          <w:szCs w:val="24"/>
+          <w:lang w:val="ru-RU"/>
+        </w:rPr>
+        <w:t>/</w:t>
+      </w:r>
+      <w:r>
+        <w:rPr>
+          <w:rFonts w:ascii="Calibri Light" w:hAnsi="Calibri Light" w:cs="Calibri Light"/>
+          <w:sz w:val="24"/>
+          <w:szCs w:val="24"/>
+          <w:lang w:val="ru-RU"/>
+        </w:rPr>
+        <w:br/>
+      </w:r>
+      <w:r>
+        <w:rPr>
+          <w:rFonts w:ascii="MS Gothic" w:eastAsia="MS Gothic" w:hAnsi="MS Gothic" w:cs="MS Gothic" w:hint="eastAsia"/>
+          <w:sz w:val="24"/>
+          <w:szCs w:val="24"/>
+          <w:lang w:val="ru-RU"/>
+        </w:rPr>
+        <w:t>├</w:t>
+      </w:r>
+      <w:r>
+        <w:rPr>
+          <w:rFonts w:ascii="Calibri Light" w:hAnsi="Calibri Light" w:cs="Calibri Light"/>
+          <w:sz w:val="24"/>
+          <w:szCs w:val="24"/>
+          <w:lang w:val="ru-RU"/>
+        </w:rPr>
+        <w:t xml:space="preserve">── </w:t>
+      </w:r>
+      <w:r>
+        <w:rPr>
+          <w:rFonts w:ascii="Calibri Light" w:hAnsi="Calibri Light" w:cs="Calibri Light"/>
+          <w:sz w:val="24"/>
+          <w:szCs w:val="24"/>
+        </w:rPr>
+        <w:t>data</w:t>
+      </w:r>
+      <w:r>
+        <w:rPr>
+          <w:rFonts w:ascii="Calibri Light" w:hAnsi="Calibri Light" w:cs="Calibri Light"/>
+          <w:sz w:val="24"/>
+          <w:szCs w:val="24"/>
+          <w:lang w:val="ru-RU"/>
+        </w:rPr>
+        <w:t>/</w:t>
+      </w:r>
+      <w:r>
+        <w:rPr>
+          <w:rFonts w:ascii="Calibri Light" w:hAnsi="Calibri Light" w:cs="Calibri Light"/>
+          <w:sz w:val="24"/>
+          <w:szCs w:val="24"/>
+          <w:lang w:val="ru-RU"/>
+        </w:rPr>
+        <w:br/>
+        <w:t xml:space="preserve">│   └── </w:t>
+      </w:r>
+      <w:r>
+        <w:rPr>
+          <w:rFonts w:ascii="Calibri Light" w:hAnsi="Calibri Light" w:cs="Calibri Light"/>
+          <w:sz w:val="24"/>
+          <w:szCs w:val="24"/>
+        </w:rPr>
+        <w:t>ab</w:t>
+      </w:r>
+      <w:r>
+        <w:rPr>
+          <w:rFonts w:ascii="Calibri Light" w:hAnsi="Calibri Light" w:cs="Calibri Light"/>
+          <w:sz w:val="24"/>
+          <w:szCs w:val="24"/>
+          <w:lang w:val="ru-RU"/>
+        </w:rPr>
+        <w:t>_</w:t>
+      </w:r>
+      <w:r>
+        <w:rPr>
+          <w:rFonts w:ascii="Calibri Light" w:hAnsi="Calibri Light" w:cs="Calibri Light"/>
+          <w:sz w:val="24"/>
+          <w:szCs w:val="24"/>
+        </w:rPr>
+        <w:t>data</w:t>
+      </w:r>
+      <w:r>
+        <w:rPr>
+          <w:rFonts w:ascii="Calibri Light" w:hAnsi="Calibri Light" w:cs="Calibri Light"/>
+          <w:sz w:val="24"/>
+          <w:szCs w:val="24"/>
+          <w:lang w:val="ru-RU"/>
+        </w:rPr>
+        <w:t>.</w:t>
+      </w:r>
+      <w:r>
+        <w:rPr>
+          <w:rFonts w:ascii="Calibri Light" w:hAnsi="Calibri Light" w:cs="Calibri Light"/>
+          <w:sz w:val="24"/>
+          <w:szCs w:val="24"/>
+        </w:rPr>
+        <w:t>csv</w:t>
+      </w:r>
+      <w:r>
+        <w:rPr>
+          <w:rFonts w:ascii="Calibri Light" w:hAnsi="Calibri Light" w:cs="Calibri Light"/>
+          <w:sz w:val="24"/>
+          <w:szCs w:val="24"/>
+          <w:lang w:val="ru-RU"/>
+        </w:rPr>
+        <w:br/>
+      </w:r>
+      <w:r>
+        <w:rPr>
+          <w:rFonts w:ascii="MS Gothic" w:eastAsia="MS Gothic" w:hAnsi="MS Gothic" w:cs="MS Gothic" w:hint="eastAsia"/>
+          <w:sz w:val="24"/>
+          <w:szCs w:val="24"/>
+          <w:lang w:val="ru-RU"/>
+        </w:rPr>
+        <w:t>├</w:t>
+      </w:r>
+      <w:r>
+        <w:rPr>
+          <w:rFonts w:ascii="Calibri Light" w:hAnsi="Calibri Light" w:cs="Calibri Light"/>
+          <w:sz w:val="24"/>
+          <w:szCs w:val="24"/>
+          <w:lang w:val="ru-RU"/>
+        </w:rPr>
+        <w:t xml:space="preserve">── </w:t>
+      </w:r>
+      <w:r>
+        <w:rPr>
+          <w:rFonts w:ascii="Calibri Light" w:hAnsi="Calibri Light" w:cs="Calibri Light"/>
+          <w:sz w:val="24"/>
+          <w:szCs w:val="24"/>
+        </w:rPr>
+        <w:t>docs</w:t>
+      </w:r>
+      <w:r>
+        <w:rPr>
+          <w:rFonts w:ascii="Calibri Light" w:hAnsi="Calibri Light" w:cs="Calibri Light"/>
+          <w:sz w:val="24"/>
+          <w:szCs w:val="24"/>
+          <w:lang w:val="ru-RU"/>
+        </w:rPr>
+        <w:t>/</w:t>
+      </w:r>
+      <w:r>
+        <w:rPr>
+          <w:rFonts w:ascii="Calibri Light" w:hAnsi="Calibri Light" w:cs="Calibri Light"/>
+          <w:sz w:val="24"/>
+          <w:szCs w:val="24"/>
+          <w:lang w:val="ru-RU"/>
+        </w:rPr>
+        <w:br/>
+        <w:t xml:space="preserve">│   </w:t>
+      </w:r>
+      <w:r>
+        <w:rPr>
+          <w:rFonts w:ascii="MS Gothic" w:eastAsia="MS Gothic" w:hAnsi="MS Gothic" w:cs="MS Gothic" w:hint="eastAsia"/>
+          <w:sz w:val="24"/>
+          <w:szCs w:val="24"/>
+          <w:lang w:val="ru-RU"/>
+        </w:rPr>
+        <w:t>├</w:t>
+      </w:r>
+      <w:r>
+        <w:rPr>
+          <w:rFonts w:ascii="Calibri Light" w:hAnsi="Calibri Light" w:cs="Calibri Light"/>
+          <w:sz w:val="24"/>
+          <w:szCs w:val="24"/>
+          <w:lang w:val="ru-RU"/>
+        </w:rPr>
+        <w:t>── Руководство пользователя.</w:t>
+      </w:r>
+      <w:r>
+        <w:rPr>
+          <w:rFonts w:ascii="Calibri Light" w:hAnsi="Calibri Light" w:cs="Calibri Light"/>
+          <w:sz w:val="24"/>
+          <w:szCs w:val="24"/>
+        </w:rPr>
+        <w:t>docx</w:t>
+      </w:r>
+      <w:r>
+        <w:rPr>
+          <w:rFonts w:ascii="Calibri Light" w:hAnsi="Calibri Light" w:cs="Calibri Light"/>
+          <w:sz w:val="24"/>
+          <w:szCs w:val="24"/>
+          <w:lang w:val="ru-RU"/>
+        </w:rPr>
+        <w:br/>
+        <w:t>│   └── Руководство разработчика.</w:t>
+      </w:r>
+      <w:r>
+        <w:rPr>
+          <w:rFonts w:ascii="Calibri Light" w:hAnsi="Calibri Light" w:cs="Calibri Light"/>
+          <w:sz w:val="24"/>
+          <w:szCs w:val="24"/>
+        </w:rPr>
+        <w:t>docx</w:t>
+      </w:r>
+      <w:r>
+        <w:rPr>
+          <w:rFonts w:ascii="Calibri Light" w:hAnsi="Calibri Light" w:cs="Calibri Light"/>
+          <w:sz w:val="24"/>
+          <w:szCs w:val="24"/>
+          <w:lang w:val="ru-RU"/>
+        </w:rPr>
+        <w:br/>
+      </w:r>
+      <w:r>
+        <w:rPr>
+          <w:rFonts w:ascii="MS Gothic" w:eastAsia="MS Gothic" w:hAnsi="MS Gothic" w:cs="MS Gothic" w:hint="eastAsia"/>
+          <w:sz w:val="24"/>
+          <w:szCs w:val="24"/>
+          <w:lang w:val="ru-RU"/>
+        </w:rPr>
+        <w:t>├</w:t>
+      </w:r>
+      <w:r>
+        <w:rPr>
+          <w:rFonts w:ascii="Calibri Light" w:hAnsi="Calibri Light" w:cs="Calibri Light"/>
+          <w:sz w:val="24"/>
+          <w:szCs w:val="24"/>
+          <w:lang w:val="ru-RU"/>
+        </w:rPr>
+        <w:t xml:space="preserve">── </w:t>
+      </w:r>
+      <w:r>
+        <w:rPr>
+          <w:rFonts w:ascii="Calibri Light" w:hAnsi="Calibri Light" w:cs="Calibri Light"/>
+          <w:sz w:val="24"/>
+          <w:szCs w:val="24"/>
+        </w:rPr>
+        <w:t>output</w:t>
+      </w:r>
+      <w:r>
+        <w:rPr>
+          <w:rFonts w:ascii="Calibri Light" w:hAnsi="Calibri Light" w:cs="Calibri Light"/>
+          <w:sz w:val="24"/>
+          <w:szCs w:val="24"/>
+          <w:lang w:val="ru-RU"/>
+        </w:rPr>
+        <w:t>/</w:t>
+      </w:r>
+      <w:r>
+        <w:rPr>
+          <w:rFonts w:ascii="Calibri Light" w:hAnsi="Calibri Light" w:cs="Calibri Light"/>
+          <w:sz w:val="24"/>
+          <w:szCs w:val="24"/>
+          <w:lang w:val="ru-RU"/>
+        </w:rPr>
+        <w:br/>
+        <w:t>│   └── .</w:t>
+      </w:r>
+      <w:proofErr w:type="spellStart"/>
+      <w:r>
+        <w:rPr>
+          <w:rFonts w:ascii="Calibri Light" w:hAnsi="Calibri Light" w:cs="Calibri Light"/>
+          <w:sz w:val="24"/>
+          <w:szCs w:val="24"/>
+        </w:rPr>
+        <w:t>gitkeep</w:t>
+      </w:r>
+      <w:proofErr w:type="spellEnd"/>
+      <w:r>
+        <w:rPr>
+          <w:rFonts w:ascii="Calibri Light" w:hAnsi="Calibri Light" w:cs="Calibri Light"/>
+          <w:sz w:val="24"/>
+          <w:szCs w:val="24"/>
+          <w:lang w:val="ru-RU"/>
+        </w:rPr>
+        <w:br/>
+      </w:r>
+      <w:r>
+        <w:rPr>
+          <w:rFonts w:ascii="MS Gothic" w:eastAsia="MS Gothic" w:hAnsi="MS Gothic" w:cs="MS Gothic" w:hint="eastAsia"/>
+          <w:sz w:val="24"/>
+          <w:szCs w:val="24"/>
+          <w:lang w:val="ru-RU"/>
+        </w:rPr>
+        <w:t>├</w:t>
+      </w:r>
+      <w:r>
+        <w:rPr>
+          <w:rFonts w:ascii="Calibri Light" w:hAnsi="Calibri Light" w:cs="Calibri Light"/>
+          <w:sz w:val="24"/>
+          <w:szCs w:val="24"/>
+          <w:lang w:val="ru-RU"/>
+        </w:rPr>
+        <w:t xml:space="preserve">── </w:t>
+      </w:r>
+      <w:proofErr w:type="spellStart"/>
+      <w:r>
+        <w:rPr>
+          <w:rFonts w:ascii="Calibri Light" w:hAnsi="Calibri Light" w:cs="Calibri Light"/>
+          <w:sz w:val="24"/>
+          <w:szCs w:val="24"/>
+        </w:rPr>
+        <w:t>src</w:t>
+      </w:r>
+      <w:proofErr w:type="spellEnd"/>
+      <w:r>
+        <w:rPr>
+          <w:rFonts w:ascii="Calibri Light" w:hAnsi="Calibri Light" w:cs="Calibri Light"/>
+          <w:sz w:val="24"/>
+          <w:szCs w:val="24"/>
+          <w:lang w:val="ru-RU"/>
+        </w:rPr>
+        <w:t>/</w:t>
+      </w:r>
+      <w:r>
+        <w:rPr>
+          <w:rFonts w:ascii="Calibri Light" w:hAnsi="Calibri Light" w:cs="Calibri Light"/>
+          <w:sz w:val="24"/>
+          <w:szCs w:val="24"/>
+          <w:lang w:val="ru-RU"/>
+        </w:rPr>
+        <w:br/>
+        <w:t xml:space="preserve">│   </w:t>
+      </w:r>
+      <w:r>
+        <w:rPr>
+          <w:rFonts w:ascii="MS Gothic" w:eastAsia="MS Gothic" w:hAnsi="MS Gothic" w:cs="MS Gothic" w:hint="eastAsia"/>
+          <w:sz w:val="24"/>
+          <w:szCs w:val="24"/>
+          <w:lang w:val="ru-RU"/>
+        </w:rPr>
+        <w:t>├</w:t>
+      </w:r>
+      <w:r>
+        <w:rPr>
+          <w:rFonts w:ascii="Calibri Light" w:hAnsi="Calibri Light" w:cs="Calibri Light"/>
+          <w:sz w:val="24"/>
+          <w:szCs w:val="24"/>
+          <w:lang w:val="ru-RU"/>
+        </w:rPr>
+        <w:t xml:space="preserve">── </w:t>
+      </w:r>
+      <w:r>
+        <w:rPr>
+          <w:rFonts w:ascii="Calibri Light" w:hAnsi="Calibri Light" w:cs="Calibri Light"/>
+          <w:sz w:val="24"/>
+          <w:szCs w:val="24"/>
+        </w:rPr>
+        <w:t>analyzer</w:t>
+      </w:r>
+      <w:r>
+        <w:rPr>
+          <w:rFonts w:ascii="Calibri Light" w:hAnsi="Calibri Light" w:cs="Calibri Light"/>
+          <w:sz w:val="24"/>
+          <w:szCs w:val="24"/>
+          <w:lang w:val="ru-RU"/>
+        </w:rPr>
+        <w:t>.</w:t>
+      </w:r>
+      <w:proofErr w:type="spellStart"/>
+      <w:r>
+        <w:rPr>
+          <w:rFonts w:ascii="Calibri Light" w:hAnsi="Calibri Light" w:cs="Calibri Light"/>
+          <w:sz w:val="24"/>
+          <w:szCs w:val="24"/>
+        </w:rPr>
+        <w:t>py</w:t>
+      </w:r>
+      <w:proofErr w:type="spellEnd"/>
+      <w:r>
+        <w:rPr>
+          <w:rFonts w:ascii="Calibri Light" w:hAnsi="Calibri Light" w:cs="Calibri Light"/>
+          <w:sz w:val="24"/>
+          <w:szCs w:val="24"/>
+          <w:lang w:val="ru-RU"/>
+        </w:rPr>
+        <w:br/>
+        <w:t xml:space="preserve">│   </w:t>
+      </w:r>
+      <w:r>
+        <w:rPr>
+          <w:rFonts w:ascii="MS Gothic" w:eastAsia="MS Gothic" w:hAnsi="MS Gothic" w:cs="MS Gothic" w:hint="eastAsia"/>
+          <w:sz w:val="24"/>
+          <w:szCs w:val="24"/>
+          <w:lang w:val="ru-RU"/>
+        </w:rPr>
+        <w:t>├</w:t>
+      </w:r>
+      <w:r>
+        <w:rPr>
+          <w:rFonts w:ascii="Calibri Light" w:hAnsi="Calibri Light" w:cs="Calibri Light"/>
+          <w:sz w:val="24"/>
+          <w:szCs w:val="24"/>
+          <w:lang w:val="ru-RU"/>
+        </w:rPr>
+        <w:t xml:space="preserve">── </w:t>
+      </w:r>
+      <w:r>
+        <w:rPr>
+          <w:rFonts w:ascii="Calibri Light" w:hAnsi="Calibri Light" w:cs="Calibri Light"/>
+          <w:sz w:val="24"/>
+          <w:szCs w:val="24"/>
+        </w:rPr>
+        <w:t>data</w:t>
+      </w:r>
+      <w:r>
+        <w:rPr>
+          <w:rFonts w:ascii="Calibri Light" w:hAnsi="Calibri Light" w:cs="Calibri Light"/>
+          <w:sz w:val="24"/>
+          <w:szCs w:val="24"/>
+          <w:lang w:val="ru-RU"/>
+        </w:rPr>
+        <w:t>_</w:t>
+      </w:r>
+      <w:r>
+        <w:rPr>
+          <w:rFonts w:ascii="Calibri Light" w:hAnsi="Calibri Light" w:cs="Calibri Light"/>
+          <w:sz w:val="24"/>
+          <w:szCs w:val="24"/>
+        </w:rPr>
+        <w:t>load</w:t>
+      </w:r>
+      <w:r>
+        <w:rPr>
+          <w:rFonts w:ascii="Calibri Light" w:hAnsi="Calibri Light" w:cs="Calibri Light"/>
+          <w:sz w:val="24"/>
+          <w:szCs w:val="24"/>
+          <w:lang w:val="ru-RU"/>
+        </w:rPr>
+        <w:t>.</w:t>
+      </w:r>
+      <w:proofErr w:type="spellStart"/>
+      <w:r>
+        <w:rPr>
+          <w:rFonts w:ascii="Calibri Light" w:hAnsi="Calibri Light" w:cs="Calibri Light"/>
+          <w:sz w:val="24"/>
+          <w:szCs w:val="24"/>
+        </w:rPr>
+        <w:t>py</w:t>
+      </w:r>
+      <w:proofErr w:type="spellEnd"/>
+      <w:r>
+        <w:rPr>
+          <w:rFonts w:ascii="Calibri Light" w:hAnsi="Calibri Light" w:cs="Calibri Light"/>
+          <w:sz w:val="24"/>
+          <w:szCs w:val="24"/>
+          <w:lang w:val="ru-RU"/>
+        </w:rPr>
+        <w:br/>
+        <w:t xml:space="preserve">│   </w:t>
+      </w:r>
+      <w:r>
+        <w:rPr>
+          <w:rFonts w:ascii="MS Gothic" w:eastAsia="MS Gothic" w:hAnsi="MS Gothic" w:cs="MS Gothic" w:hint="eastAsia"/>
+          <w:sz w:val="24"/>
+          <w:szCs w:val="24"/>
+          <w:lang w:val="ru-RU"/>
+        </w:rPr>
+        <w:t>├</w:t>
+      </w:r>
+      <w:r>
+        <w:rPr>
+          <w:rFonts w:ascii="Calibri Light" w:hAnsi="Calibri Light" w:cs="Calibri Light"/>
+          <w:sz w:val="24"/>
+          <w:szCs w:val="24"/>
+          <w:lang w:val="ru-RU"/>
+        </w:rPr>
+        <w:t xml:space="preserve">── </w:t>
+      </w:r>
+      <w:proofErr w:type="spellStart"/>
+      <w:r>
+        <w:rPr>
+          <w:rFonts w:ascii="Calibri Light" w:hAnsi="Calibri Light" w:cs="Calibri Light"/>
+          <w:sz w:val="24"/>
+          <w:szCs w:val="24"/>
+        </w:rPr>
+        <w:t>gui</w:t>
+      </w:r>
+      <w:proofErr w:type="spellEnd"/>
+      <w:r>
+        <w:rPr>
+          <w:rFonts w:ascii="Calibri Light" w:hAnsi="Calibri Light" w:cs="Calibri Light"/>
+          <w:sz w:val="24"/>
+          <w:szCs w:val="24"/>
+          <w:lang w:val="ru-RU"/>
+        </w:rPr>
+        <w:t>.</w:t>
+      </w:r>
+      <w:proofErr w:type="spellStart"/>
+      <w:r>
+        <w:rPr>
+          <w:rFonts w:ascii="Calibri Light" w:hAnsi="Calibri Light" w:cs="Calibri Light"/>
+          <w:sz w:val="24"/>
+          <w:szCs w:val="24"/>
+        </w:rPr>
+        <w:t>py</w:t>
+      </w:r>
+      <w:proofErr w:type="spellEnd"/>
+      <w:r>
+        <w:rPr>
+          <w:rFonts w:ascii="Calibri Light" w:hAnsi="Calibri Light" w:cs="Calibri Light"/>
+          <w:sz w:val="24"/>
+          <w:szCs w:val="24"/>
+          <w:lang w:val="ru-RU"/>
+        </w:rPr>
+        <w:br/>
+        <w:t xml:space="preserve">│   </w:t>
+      </w:r>
+      <w:r>
+        <w:rPr>
+          <w:rFonts w:ascii="MS Gothic" w:eastAsia="MS Gothic" w:hAnsi="MS Gothic" w:cs="MS Gothic" w:hint="eastAsia"/>
+          <w:sz w:val="24"/>
+          <w:szCs w:val="24"/>
+          <w:lang w:val="ru-RU"/>
+        </w:rPr>
+        <w:t>├</w:t>
+      </w:r>
+      <w:r>
+        <w:rPr>
+          <w:rFonts w:ascii="Calibri Light" w:hAnsi="Calibri Light" w:cs="Calibri Light"/>
+          <w:sz w:val="24"/>
+          <w:szCs w:val="24"/>
+          <w:lang w:val="ru-RU"/>
+        </w:rPr>
+        <w:t xml:space="preserve">── </w:t>
+      </w:r>
+      <w:r>
+        <w:rPr>
+          <w:rFonts w:ascii="Calibri Light" w:hAnsi="Calibri Light" w:cs="Calibri Light"/>
+          <w:sz w:val="24"/>
+          <w:szCs w:val="24"/>
+        </w:rPr>
+        <w:t>report</w:t>
+      </w:r>
+      <w:r>
+        <w:rPr>
+          <w:rFonts w:ascii="Calibri Light" w:hAnsi="Calibri Light" w:cs="Calibri Light"/>
+          <w:sz w:val="24"/>
+          <w:szCs w:val="24"/>
+          <w:lang w:val="ru-RU"/>
+        </w:rPr>
+        <w:t>.</w:t>
+      </w:r>
+      <w:proofErr w:type="spellStart"/>
+      <w:r>
+        <w:rPr>
+          <w:rFonts w:ascii="Calibri Light" w:hAnsi="Calibri Light" w:cs="Calibri Light"/>
+          <w:sz w:val="24"/>
+          <w:szCs w:val="24"/>
+        </w:rPr>
+        <w:t>py</w:t>
+      </w:r>
+      <w:proofErr w:type="spellEnd"/>
+      <w:r>
+        <w:rPr>
+          <w:rFonts w:ascii="Calibri Light" w:hAnsi="Calibri Light" w:cs="Calibri Light"/>
+          <w:sz w:val="24"/>
+          <w:szCs w:val="24"/>
+          <w:lang w:val="ru-RU"/>
+        </w:rPr>
+        <w:br/>
+        <w:t xml:space="preserve">│   </w:t>
+      </w:r>
+      <w:r>
+        <w:rPr>
+          <w:rFonts w:ascii="MS Gothic" w:eastAsia="MS Gothic" w:hAnsi="MS Gothic" w:cs="MS Gothic" w:hint="eastAsia"/>
+          <w:sz w:val="24"/>
+          <w:szCs w:val="24"/>
+          <w:lang w:val="ru-RU"/>
+        </w:rPr>
+        <w:t>├</w:t>
+      </w:r>
+      <w:r>
+        <w:rPr>
+          <w:rFonts w:ascii="Calibri Light" w:hAnsi="Calibri Light" w:cs="Calibri Light"/>
+          <w:sz w:val="24"/>
+          <w:szCs w:val="24"/>
+          <w:lang w:val="ru-RU"/>
+        </w:rPr>
+        <w:t xml:space="preserve">── </w:t>
+      </w:r>
+      <w:r>
+        <w:rPr>
+          <w:rFonts w:ascii="Calibri Light" w:hAnsi="Calibri Light" w:cs="Calibri Light"/>
+          <w:sz w:val="24"/>
+          <w:szCs w:val="24"/>
+        </w:rPr>
+        <w:t>validator</w:t>
+      </w:r>
+      <w:r>
+        <w:rPr>
+          <w:rFonts w:ascii="Calibri Light" w:hAnsi="Calibri Light" w:cs="Calibri Light"/>
+          <w:sz w:val="24"/>
+          <w:szCs w:val="24"/>
+          <w:lang w:val="ru-RU"/>
+        </w:rPr>
+        <w:t>.</w:t>
+      </w:r>
+      <w:proofErr w:type="spellStart"/>
+      <w:r>
+        <w:rPr>
+          <w:rFonts w:ascii="Calibri Light" w:hAnsi="Calibri Light" w:cs="Calibri Light"/>
+          <w:sz w:val="24"/>
+          <w:szCs w:val="24"/>
+        </w:rPr>
+        <w:t>py</w:t>
+      </w:r>
+      <w:proofErr w:type="spellEnd"/>
+      <w:r>
+        <w:rPr>
+          <w:rFonts w:ascii="Calibri Light" w:hAnsi="Calibri Light" w:cs="Calibri Light"/>
+          <w:sz w:val="24"/>
+          <w:szCs w:val="24"/>
+          <w:lang w:val="ru-RU"/>
+        </w:rPr>
+        <w:br/>
+        <w:t xml:space="preserve">│   └── </w:t>
+      </w:r>
+      <w:r>
+        <w:rPr>
+          <w:rFonts w:ascii="Calibri Light" w:hAnsi="Calibri Light" w:cs="Calibri Light"/>
+          <w:sz w:val="24"/>
+          <w:szCs w:val="24"/>
+        </w:rPr>
+        <w:t>visualizer</w:t>
+      </w:r>
+      <w:r>
+        <w:rPr>
+          <w:rFonts w:ascii="Calibri Light" w:hAnsi="Calibri Light" w:cs="Calibri Light"/>
+          <w:sz w:val="24"/>
+          <w:szCs w:val="24"/>
+          <w:lang w:val="ru-RU"/>
+        </w:rPr>
+        <w:t>.</w:t>
+      </w:r>
+      <w:proofErr w:type="spellStart"/>
+      <w:r>
+        <w:rPr>
+          <w:rFonts w:ascii="Calibri Light" w:hAnsi="Calibri Light" w:cs="Calibri Light"/>
+          <w:sz w:val="24"/>
+          <w:szCs w:val="24"/>
+        </w:rPr>
+        <w:t>py</w:t>
+      </w:r>
+      <w:proofErr w:type="spellEnd"/>
+      <w:r>
+        <w:rPr>
+          <w:rFonts w:ascii="Calibri Light" w:hAnsi="Calibri Light" w:cs="Calibri Light"/>
+          <w:sz w:val="24"/>
+          <w:szCs w:val="24"/>
+          <w:lang w:val="ru-RU"/>
+        </w:rPr>
+        <w:br/>
+      </w:r>
+      <w:r>
+        <w:rPr>
+          <w:rFonts w:ascii="MS Gothic" w:eastAsia="MS Gothic" w:hAnsi="MS Gothic" w:cs="MS Gothic" w:hint="eastAsia"/>
+          <w:sz w:val="24"/>
+          <w:szCs w:val="24"/>
+          <w:lang w:val="ru-RU"/>
+        </w:rPr>
+        <w:t>├</w:t>
+      </w:r>
+      <w:r>
+        <w:rPr>
+          <w:rFonts w:ascii="Calibri Light" w:hAnsi="Calibri Light" w:cs="Calibri Light"/>
+          <w:sz w:val="24"/>
+          <w:szCs w:val="24"/>
+          <w:lang w:val="ru-RU"/>
+        </w:rPr>
+        <w:t xml:space="preserve">── </w:t>
+      </w:r>
+      <w:r>
+        <w:rPr>
+          <w:rFonts w:ascii="Calibri Light" w:hAnsi="Calibri Light" w:cs="Calibri Light"/>
+          <w:sz w:val="24"/>
+          <w:szCs w:val="24"/>
+        </w:rPr>
+        <w:t>tests</w:t>
+      </w:r>
+      <w:r>
+        <w:rPr>
+          <w:rFonts w:ascii="Calibri Light" w:hAnsi="Calibri Light" w:cs="Calibri Light"/>
+          <w:sz w:val="24"/>
+          <w:szCs w:val="24"/>
+          <w:lang w:val="ru-RU"/>
+        </w:rPr>
+        <w:t>/</w:t>
+      </w:r>
+      <w:r>
+        <w:rPr>
+          <w:rFonts w:ascii="Calibri Light" w:hAnsi="Calibri Light" w:cs="Calibri Light"/>
+          <w:sz w:val="24"/>
+          <w:szCs w:val="24"/>
+          <w:lang w:val="ru-RU"/>
+        </w:rPr>
+        <w:br/>
+        <w:t xml:space="preserve">│   └── </w:t>
+      </w:r>
+      <w:r>
+        <w:rPr>
+          <w:rFonts w:ascii="Calibri Light" w:hAnsi="Calibri Light" w:cs="Calibri Light"/>
+          <w:sz w:val="24"/>
+          <w:szCs w:val="24"/>
+        </w:rPr>
+        <w:t>test</w:t>
+      </w:r>
+      <w:r>
+        <w:rPr>
+          <w:rFonts w:ascii="Calibri Light" w:hAnsi="Calibri Light" w:cs="Calibri Light"/>
+          <w:sz w:val="24"/>
+          <w:szCs w:val="24"/>
+          <w:lang w:val="ru-RU"/>
+        </w:rPr>
+        <w:t>_</w:t>
+      </w:r>
+      <w:r>
+        <w:rPr>
+          <w:rFonts w:ascii="Calibri Light" w:hAnsi="Calibri Light" w:cs="Calibri Light"/>
+          <w:sz w:val="24"/>
+          <w:szCs w:val="24"/>
+        </w:rPr>
+        <w:t>ab</w:t>
+      </w:r>
+      <w:r>
+        <w:rPr>
+          <w:rFonts w:ascii="Calibri Light" w:hAnsi="Calibri Light" w:cs="Calibri Light"/>
+          <w:sz w:val="24"/>
+          <w:szCs w:val="24"/>
+          <w:lang w:val="ru-RU"/>
+        </w:rPr>
+        <w:t>_</w:t>
+      </w:r>
+      <w:r>
+        <w:rPr>
+          <w:rFonts w:ascii="Calibri Light" w:hAnsi="Calibri Light" w:cs="Calibri Light"/>
+          <w:sz w:val="24"/>
+          <w:szCs w:val="24"/>
+        </w:rPr>
+        <w:t>analysis</w:t>
+      </w:r>
+      <w:r>
+        <w:rPr>
+          <w:rFonts w:ascii="Calibri Light" w:hAnsi="Calibri Light" w:cs="Calibri Light"/>
+          <w:sz w:val="24"/>
+          <w:szCs w:val="24"/>
+          <w:lang w:val="ru-RU"/>
+        </w:rPr>
+        <w:t>.</w:t>
+      </w:r>
+      <w:proofErr w:type="spellStart"/>
+      <w:r>
+        <w:rPr>
+          <w:rFonts w:ascii="Calibri Light" w:hAnsi="Calibri Light" w:cs="Calibri Light"/>
+          <w:sz w:val="24"/>
+          <w:szCs w:val="24"/>
+        </w:rPr>
+        <w:t>py</w:t>
+      </w:r>
+      <w:proofErr w:type="spellEnd"/>
+      <w:r>
+        <w:rPr>
+          <w:rFonts w:ascii="Calibri Light" w:hAnsi="Calibri Light" w:cs="Calibri Light"/>
+          <w:sz w:val="24"/>
+          <w:szCs w:val="24"/>
+          <w:lang w:val="ru-RU"/>
+        </w:rPr>
+        <w:br/>
+      </w:r>
+      <w:r>
+        <w:rPr>
+          <w:rFonts w:ascii="MS Gothic" w:eastAsia="MS Gothic" w:hAnsi="MS Gothic" w:cs="MS Gothic" w:hint="eastAsia"/>
+          <w:sz w:val="24"/>
+          <w:szCs w:val="24"/>
+          <w:lang w:val="ru-RU"/>
+        </w:rPr>
+        <w:t>├</w:t>
+      </w:r>
+      <w:r>
+        <w:rPr>
+          <w:rFonts w:ascii="Calibri Light" w:hAnsi="Calibri Light" w:cs="Calibri Light"/>
+          <w:sz w:val="24"/>
+          <w:szCs w:val="24"/>
+          <w:lang w:val="ru-RU"/>
+        </w:rPr>
+        <w:t>── .</w:t>
+      </w:r>
+      <w:proofErr w:type="spellStart"/>
+      <w:r>
+        <w:rPr>
+          <w:rFonts w:ascii="Calibri Light" w:hAnsi="Calibri Light" w:cs="Calibri Light"/>
+          <w:sz w:val="24"/>
+          <w:szCs w:val="24"/>
+        </w:rPr>
+        <w:t>gitignore</w:t>
+      </w:r>
+      <w:proofErr w:type="spellEnd"/>
+      <w:r>
+        <w:rPr>
+          <w:rFonts w:ascii="Calibri Light" w:hAnsi="Calibri Light" w:cs="Calibri Light"/>
+          <w:sz w:val="24"/>
+          <w:szCs w:val="24"/>
+          <w:lang w:val="ru-RU"/>
+        </w:rPr>
+        <w:br/>
+      </w:r>
+      <w:r>
+        <w:rPr>
+          <w:rFonts w:ascii="MS Gothic" w:eastAsia="MS Gothic" w:hAnsi="MS Gothic" w:cs="MS Gothic" w:hint="eastAsia"/>
+          <w:sz w:val="24"/>
+          <w:szCs w:val="24"/>
+          <w:lang w:val="ru-RU"/>
+        </w:rPr>
+        <w:t>├</w:t>
+      </w:r>
+      <w:r>
+        <w:rPr>
+          <w:rFonts w:ascii="Calibri Light" w:hAnsi="Calibri Light" w:cs="Calibri Light"/>
+          <w:sz w:val="24"/>
+          <w:szCs w:val="24"/>
+          <w:lang w:val="ru-RU"/>
+        </w:rPr>
+        <w:t xml:space="preserve">── </w:t>
+      </w:r>
+      <w:r>
+        <w:rPr>
+          <w:rFonts w:ascii="Calibri Light" w:hAnsi="Calibri Light" w:cs="Calibri Light"/>
+          <w:sz w:val="24"/>
+          <w:szCs w:val="24"/>
+        </w:rPr>
+        <w:t>environment</w:t>
+      </w:r>
+      <w:r>
+        <w:rPr>
+          <w:rFonts w:ascii="Calibri Light" w:hAnsi="Calibri Light" w:cs="Calibri Light"/>
+          <w:sz w:val="24"/>
+          <w:szCs w:val="24"/>
+          <w:lang w:val="ru-RU"/>
+        </w:rPr>
+        <w:t>.</w:t>
+      </w:r>
+      <w:proofErr w:type="spellStart"/>
+      <w:r>
+        <w:rPr>
+          <w:rFonts w:ascii="Calibri Light" w:hAnsi="Calibri Light" w:cs="Calibri Light"/>
+          <w:sz w:val="24"/>
+          <w:szCs w:val="24"/>
+        </w:rPr>
+        <w:t>yml</w:t>
+      </w:r>
+      <w:proofErr w:type="spellEnd"/>
+      <w:r>
+        <w:rPr>
+          <w:rFonts w:ascii="Calibri Light" w:hAnsi="Calibri Light" w:cs="Calibri Light"/>
+          <w:sz w:val="24"/>
+          <w:szCs w:val="24"/>
+          <w:lang w:val="ru-RU"/>
+        </w:rPr>
+        <w:br/>
+      </w:r>
+      <w:r>
+        <w:rPr>
+          <w:rFonts w:ascii="MS Gothic" w:eastAsia="MS Gothic" w:hAnsi="MS Gothic" w:cs="MS Gothic" w:hint="eastAsia"/>
+          <w:sz w:val="24"/>
+          <w:szCs w:val="24"/>
+          <w:lang w:val="ru-RU"/>
+        </w:rPr>
+        <w:t>├</w:t>
+      </w:r>
+      <w:r>
+        <w:rPr>
+          <w:rFonts w:ascii="Calibri Light" w:hAnsi="Calibri Light" w:cs="Calibri Light"/>
+          <w:sz w:val="24"/>
+          <w:szCs w:val="24"/>
+          <w:lang w:val="ru-RU"/>
+        </w:rPr>
+        <w:t xml:space="preserve">── </w:t>
+      </w:r>
+      <w:r>
+        <w:rPr>
+          <w:rFonts w:ascii="Calibri Light" w:hAnsi="Calibri Light" w:cs="Calibri Light"/>
+          <w:sz w:val="24"/>
+          <w:szCs w:val="24"/>
+        </w:rPr>
+        <w:t>main</w:t>
+      </w:r>
+      <w:r>
+        <w:rPr>
+          <w:rFonts w:ascii="Calibri Light" w:hAnsi="Calibri Light" w:cs="Calibri Light"/>
+          <w:sz w:val="24"/>
+          <w:szCs w:val="24"/>
+          <w:lang w:val="ru-RU"/>
+        </w:rPr>
+        <w:t>.</w:t>
+      </w:r>
+      <w:proofErr w:type="spellStart"/>
+      <w:r>
+        <w:rPr>
+          <w:rFonts w:ascii="Calibri Light" w:hAnsi="Calibri Light" w:cs="Calibri Light"/>
+          <w:sz w:val="24"/>
+          <w:szCs w:val="24"/>
+        </w:rPr>
+        <w:t>py</w:t>
+      </w:r>
+      <w:proofErr w:type="spellEnd"/>
+      <w:r>
+        <w:rPr>
+          <w:rFonts w:ascii="Calibri Light" w:hAnsi="Calibri Light" w:cs="Calibri Light"/>
+          <w:sz w:val="24"/>
+          <w:szCs w:val="24"/>
+          <w:lang w:val="ru-RU"/>
+        </w:rPr>
+        <w:br/>
+        <w:t xml:space="preserve">└── </w:t>
+      </w:r>
+      <w:r>
+        <w:rPr>
+          <w:rFonts w:ascii="Calibri Light" w:hAnsi="Calibri Light" w:cs="Calibri Light"/>
+          <w:sz w:val="24"/>
+          <w:szCs w:val="24"/>
+        </w:rPr>
+        <w:t>README</w:t>
+      </w:r>
+      <w:r>
+        <w:rPr>
+          <w:rFonts w:ascii="Calibri Light" w:hAnsi="Calibri Light" w:cs="Calibri Light"/>
+          <w:sz w:val="24"/>
+          <w:szCs w:val="24"/>
+          <w:lang w:val="ru-RU"/>
+        </w:rPr>
+        <w:t>.</w:t>
+      </w:r>
+      <w:r>
+        <w:rPr>
+          <w:rFonts w:ascii="Calibri Light" w:hAnsi="Calibri Light" w:cs="Calibri Light"/>
+          <w:sz w:val="24"/>
+          <w:szCs w:val="24"/>
+        </w:rPr>
+        <w:t>md</w:t>
       </w:r>
     </w:p>
     <w:p>
       <w:pPr>
+        <w:pStyle w:val="1"/>
         <w:rPr>
           <w:lang w:val="ru-RU"/>
         </w:rPr>
@@ -365,51 +2087,352 @@
         <w:rPr>
           <w:lang w:val="ru-RU"/>
         </w:rPr>
-        <w:t xml:space="preserve">Создайте окружение из файла </w:t>
-      </w:r>
-      <w:r>
-        <w:t>environment</w:t>
-      </w:r>
-      <w:r>
-        <w:rPr>
-          <w:lang w:val="ru-RU"/>
-        </w:rPr>
-        <w:t>.</w:t>
-      </w:r>
-      <w:r>
-        <w:t>yml</w:t>
-      </w:r>
-      <w:r>
-        <w:rPr>
-          <w:lang w:val="ru-RU"/>
-        </w:rPr>
-        <w:t>:</w:t>
+        <w:t>4. Установка</w:t>
+      </w:r>
+    </w:p>
+    <w:p>
+      <w:pPr>
+        <w:rPr>
+          <w:lang w:val="ru-RU"/>
+        </w:rPr>
+      </w:pPr>
+      <w:r>
+        <w:rPr>
+          <w:rFonts w:eastAsia="Calibri Light"/>
+          <w:lang w:val="ru-RU"/>
+        </w:rPr>
+        <w:t xml:space="preserve">Откройте </w:t>
+      </w:r>
+      <w:r>
+        <w:rPr>
+          <w:rFonts w:eastAsia="Calibri Light"/>
+        </w:rPr>
+        <w:t>Anaconda</w:t>
+      </w:r>
+      <w:r>
+        <w:rPr>
+          <w:rFonts w:eastAsia="Calibri Light"/>
+          <w:lang w:val="ru-RU"/>
+        </w:rPr>
+        <w:t xml:space="preserve"> </w:t>
+      </w:r>
+      <w:r>
+        <w:rPr>
+          <w:rFonts w:eastAsia="Calibri Light"/>
+        </w:rPr>
+        <w:t>Prompt</w:t>
+      </w:r>
+      <w:r>
+        <w:rPr>
+          <w:rFonts w:eastAsia="Calibri Light"/>
+          <w:lang w:val="ru-RU"/>
+        </w:rPr>
+        <w:t xml:space="preserve"> и перейдите в корневую папку проекта:</w:t>
       </w:r>
     </w:p>
     <w:p>
       <w:pPr>
         <w:pStyle w:val="CodeBlock"/>
-        <w:spacing w:before="60" w:after="60"/>
+        <w:keepLines/>
+        <w:shd w:val="clear" w:color="auto" w:fill="F2F2F2"/>
+        <w:rPr>
+          <w:rFonts w:hint="eastAsia"/>
+          <w:lang w:val="ru-RU"/>
+        </w:rPr>
       </w:pPr>
       <w:r>
-        <w:t>conda env create -f</w:t>
-      </w:r>
-      <w:r>
-        <w:t xml:space="preserve"> environment.yml</w:t>
+        <w:rPr>
+          <w:rFonts w:eastAsia="Consolas"/>
+        </w:rPr>
+        <w:lastRenderedPageBreak/>
+        <w:t>cd</w:t>
+      </w:r>
+      <w:r>
+        <w:rPr>
+          <w:rFonts w:eastAsia="Consolas"/>
+          <w:lang w:val="ru-RU"/>
+        </w:rPr>
+        <w:t xml:space="preserve"> </w:t>
+      </w:r>
+      <w:proofErr w:type="spellStart"/>
+      <w:r>
+        <w:rPr>
+          <w:rFonts w:eastAsia="Consolas"/>
+          <w:lang w:val="ru-RU"/>
+        </w:rPr>
+        <w:t>путь_к_папке</w:t>
+      </w:r>
+      <w:proofErr w:type="spellEnd"/>
+      <w:r>
+        <w:rPr>
+          <w:rFonts w:eastAsia="Consolas"/>
+          <w:lang w:val="ru-RU"/>
+        </w:rPr>
+        <w:t>_</w:t>
+      </w:r>
+      <w:r>
+        <w:rPr>
+          <w:rFonts w:eastAsia="Consolas"/>
+        </w:rPr>
+        <w:t>A</w:t>
+      </w:r>
+      <w:r>
+        <w:rPr>
+          <w:rFonts w:eastAsia="Consolas"/>
+          <w:lang w:val="ru-RU"/>
+        </w:rPr>
+        <w:t>_</w:t>
+      </w:r>
+      <w:r>
+        <w:rPr>
+          <w:rFonts w:eastAsia="Consolas"/>
+        </w:rPr>
+        <w:t>B</w:t>
+      </w:r>
+      <w:r>
+        <w:rPr>
+          <w:rFonts w:eastAsia="Consolas"/>
+          <w:lang w:val="ru-RU"/>
+        </w:rPr>
+        <w:t>_</w:t>
+      </w:r>
+      <w:r>
+        <w:rPr>
+          <w:rFonts w:eastAsia="Consolas"/>
+        </w:rPr>
+        <w:t>tests</w:t>
       </w:r>
     </w:p>
     <w:p>
-      <w:r>
-        <w:t>Активируйте окружение:</w:t>
+      <w:pPr>
+        <w:rPr>
+          <w:lang w:val="ru-RU"/>
+        </w:rPr>
+      </w:pPr>
+      <w:r>
+        <w:rPr>
+          <w:rFonts w:eastAsia="Calibri Light"/>
+          <w:lang w:val="ru-RU"/>
+        </w:rPr>
+        <w:t xml:space="preserve">Создайте окружение из файла </w:t>
+      </w:r>
+      <w:r>
+        <w:rPr>
+          <w:rFonts w:eastAsia="Calibri Light"/>
+        </w:rPr>
+        <w:t>environment</w:t>
+      </w:r>
+      <w:r>
+        <w:rPr>
+          <w:rFonts w:eastAsia="Calibri Light"/>
+          <w:lang w:val="ru-RU"/>
+        </w:rPr>
+        <w:t>.</w:t>
+      </w:r>
+      <w:proofErr w:type="spellStart"/>
+      <w:r>
+        <w:rPr>
+          <w:rFonts w:eastAsia="Calibri Light"/>
+        </w:rPr>
+        <w:t>yml</w:t>
+      </w:r>
+      <w:proofErr w:type="spellEnd"/>
+      <w:r>
+        <w:rPr>
+          <w:rFonts w:eastAsia="Calibri Light"/>
+          <w:lang w:val="ru-RU"/>
+        </w:rPr>
+        <w:t>:</w:t>
       </w:r>
     </w:p>
     <w:p>
       <w:pPr>
         <w:pStyle w:val="CodeBlock"/>
-        <w:spacing w:before="60" w:after="60"/>
+        <w:keepLines/>
+        <w:shd w:val="clear" w:color="auto" w:fill="F2F2F2"/>
+        <w:rPr>
+          <w:rFonts w:hint="eastAsia"/>
+        </w:rPr>
       </w:pPr>
-      <w:r>
-        <w:t>conda activate A_B_tests</w:t>
+      <w:proofErr w:type="spellStart"/>
+      <w:r>
+        <w:rPr>
+          <w:rFonts w:eastAsia="Consolas"/>
+        </w:rPr>
+        <w:t>conda</w:t>
+      </w:r>
+      <w:proofErr w:type="spellEnd"/>
+      <w:r>
+        <w:rPr>
+          <w:rFonts w:eastAsia="Consolas"/>
+        </w:rPr>
+        <w:t xml:space="preserve"> env create -f environment.yml</w:t>
+      </w:r>
+    </w:p>
+    <w:p>
+      <w:pPr>
+        <w:rPr>
+          <w:lang w:val="ru-RU"/>
+        </w:rPr>
+      </w:pPr>
+      <w:r>
+        <w:rPr>
+          <w:rFonts w:eastAsia="Calibri Light"/>
+          <w:lang w:val="ru-RU"/>
+        </w:rPr>
+        <w:t>Активируйте созданное окружение:</w:t>
+      </w:r>
+    </w:p>
+    <w:p>
+      <w:pPr>
+        <w:pStyle w:val="CodeBlock"/>
+        <w:keepLines/>
+        <w:shd w:val="clear" w:color="auto" w:fill="F2F2F2"/>
+        <w:rPr>
+          <w:rFonts w:hint="eastAsia"/>
+          <w:lang w:val="ru-RU"/>
+        </w:rPr>
+      </w:pPr>
+      <w:proofErr w:type="spellStart"/>
+      <w:r>
+        <w:rPr>
+          <w:rFonts w:eastAsia="Consolas"/>
+        </w:rPr>
+        <w:t>conda</w:t>
+      </w:r>
+      <w:proofErr w:type="spellEnd"/>
+      <w:r>
+        <w:rPr>
+          <w:rFonts w:eastAsia="Consolas"/>
+          <w:lang w:val="ru-RU"/>
+        </w:rPr>
+        <w:t xml:space="preserve"> </w:t>
+      </w:r>
+      <w:r>
+        <w:rPr>
+          <w:rFonts w:eastAsia="Consolas"/>
+        </w:rPr>
+        <w:t>activate</w:t>
+      </w:r>
+      <w:r>
+        <w:rPr>
+          <w:rFonts w:eastAsia="Consolas"/>
+          <w:lang w:val="ru-RU"/>
+        </w:rPr>
+        <w:t xml:space="preserve"> </w:t>
+      </w:r>
+      <w:r>
+        <w:rPr>
+          <w:rFonts w:eastAsia="Consolas"/>
+        </w:rPr>
+        <w:t>A</w:t>
+      </w:r>
+      <w:r>
+        <w:rPr>
+          <w:rFonts w:eastAsia="Consolas"/>
+          <w:lang w:val="ru-RU"/>
+        </w:rPr>
+        <w:t>_</w:t>
+      </w:r>
+      <w:r>
+        <w:rPr>
+          <w:rFonts w:eastAsia="Consolas"/>
+        </w:rPr>
+        <w:t>B</w:t>
+      </w:r>
+      <w:r>
+        <w:rPr>
+          <w:rFonts w:eastAsia="Consolas"/>
+          <w:lang w:val="ru-RU"/>
+        </w:rPr>
+        <w:t>_</w:t>
+      </w:r>
+      <w:r>
+        <w:rPr>
+          <w:rFonts w:eastAsia="Consolas"/>
+        </w:rPr>
+        <w:t>tests</w:t>
+      </w:r>
+    </w:p>
+    <w:p>
+      <w:pPr>
+        <w:rPr>
+          <w:lang w:val="ru-RU"/>
+        </w:rPr>
+      </w:pPr>
+      <w:r>
+        <w:rPr>
+          <w:rFonts w:eastAsia="Calibri Light"/>
+          <w:lang w:val="ru-RU"/>
+        </w:rPr>
+        <w:t xml:space="preserve">Повторно создавать окружение при каждом запуске не требуется. В дальнейшем достаточно активировать его командой </w:t>
+      </w:r>
+      <w:proofErr w:type="spellStart"/>
+      <w:r>
+        <w:rPr>
+          <w:rFonts w:eastAsia="Calibri Light"/>
+        </w:rPr>
+        <w:t>conda</w:t>
+      </w:r>
+      <w:proofErr w:type="spellEnd"/>
+      <w:r>
+        <w:rPr>
+          <w:rFonts w:eastAsia="Calibri Light"/>
+          <w:lang w:val="ru-RU"/>
+        </w:rPr>
+        <w:t xml:space="preserve"> </w:t>
+      </w:r>
+      <w:r>
+        <w:rPr>
+          <w:rFonts w:eastAsia="Calibri Light"/>
+        </w:rPr>
+        <w:t>activate</w:t>
+      </w:r>
+      <w:r>
+        <w:rPr>
+          <w:rFonts w:eastAsia="Calibri Light"/>
+          <w:lang w:val="ru-RU"/>
+        </w:rPr>
+        <w:t xml:space="preserve"> </w:t>
+      </w:r>
+      <w:r>
+        <w:rPr>
+          <w:rFonts w:eastAsia="Calibri Light"/>
+        </w:rPr>
+        <w:t>A</w:t>
+      </w:r>
+      <w:r>
+        <w:rPr>
+          <w:rFonts w:eastAsia="Calibri Light"/>
+          <w:lang w:val="ru-RU"/>
+        </w:rPr>
+        <w:t>_</w:t>
+      </w:r>
+      <w:r>
+        <w:rPr>
+          <w:rFonts w:eastAsia="Calibri Light"/>
+        </w:rPr>
+        <w:t>B</w:t>
+      </w:r>
+      <w:r>
+        <w:rPr>
+          <w:rFonts w:eastAsia="Calibri Light"/>
+          <w:lang w:val="ru-RU"/>
+        </w:rPr>
+        <w:t>_</w:t>
+      </w:r>
+      <w:r>
+        <w:rPr>
+          <w:rFonts w:eastAsia="Calibri Light"/>
+        </w:rPr>
+        <w:t>tests</w:t>
+      </w:r>
+      <w:r>
+        <w:rPr>
+          <w:rFonts w:eastAsia="Calibri Light"/>
+          <w:lang w:val="ru-RU"/>
+        </w:rPr>
+        <w:t>.</w:t>
       </w:r>
     </w:p>
     <w:p>
@@ -423,7 +2446,7 @@
         <w:rPr>
           <w:lang w:val="ru-RU"/>
         </w:rPr>
-        <w:t>4. Запуск программы</w:t>
+        <w:t>5. Запуск программы</w:t>
       </w:r>
     </w:p>
     <w:p>
@@ -434,6 +2457,7 @@
       </w:pPr>
       <w:r>
         <w:rPr>
+          <w:rFonts w:eastAsia="Calibri Light"/>
           <w:lang w:val="ru-RU"/>
         </w:rPr>
         <w:t>Запуск выполняется из корневой папки проекта командой:</w:t>
@@ -442,32 +2466,47 @@
     <w:p>
       <w:pPr>
         <w:pStyle w:val="CodeBlock"/>
-        <w:spacing w:before="60" w:after="60"/>
-        <w:rPr>
+        <w:keepLines/>
+        <w:shd w:val="clear" w:color="auto" w:fill="F2F2F2"/>
+        <w:rPr>
+          <w:rFonts w:hint="eastAsia"/>
           <w:lang w:val="ru-RU"/>
         </w:rPr>
       </w:pPr>
       <w:r>
+        <w:rPr>
+          <w:rFonts w:eastAsia="Consolas"/>
+        </w:rPr>
         <w:t>python</w:t>
       </w:r>
       <w:r>
         <w:rPr>
+          <w:rFonts w:eastAsia="Consolas"/>
           <w:lang w:val="ru-RU"/>
         </w:rPr>
         <w:t xml:space="preserve"> </w:t>
       </w:r>
       <w:r>
+        <w:rPr>
+          <w:rFonts w:eastAsia="Consolas"/>
+        </w:rPr>
         <w:t>main</w:t>
       </w:r>
       <w:r>
         <w:rPr>
+          <w:rFonts w:eastAsia="Consolas"/>
           <w:lang w:val="ru-RU"/>
         </w:rPr>
         <w:t>.</w:t>
       </w:r>
-      <w:r>
+      <w:proofErr w:type="spellStart"/>
+      <w:r>
+        <w:rPr>
+          <w:rFonts w:eastAsia="Consolas"/>
+        </w:rPr>
         <w:t>py</w:t>
       </w:r>
+      <w:proofErr w:type="spellEnd"/>
     </w:p>
     <w:p>
       <w:pPr>
@@ -477,9 +2516,10 @@
       </w:pPr>
       <w:r>
         <w:rPr>
-          <w:lang w:val="ru-RU"/>
-        </w:rPr>
-        <w:t>После запуска должно открыться главное окно приложения.</w:t>
+          <w:rFonts w:eastAsia="Calibri Light"/>
+          <w:lang w:val="ru-RU"/>
+        </w:rPr>
+        <w:t>После запуска открывается главное окно приложения. Основные действия выполняются кнопками «Загрузить датасет», «Выполнить анализ», «Построить графики» и «Сформировать отчёт». До загрузки и анализа данных недоступные действия автоматически заблокированы.</w:t>
       </w:r>
     </w:p>
     <w:p>
@@ -493,7 +2533,7 @@
         <w:rPr>
           <w:lang w:val="ru-RU"/>
         </w:rPr>
-        <w:t xml:space="preserve">5. Формат входного </w:t>
+        <w:t xml:space="preserve">6. Формат входного </w:t>
       </w:r>
       <w:r>
         <w:t>CSV</w:t>
@@ -506,20 +2546,30 @@
       </w:r>
     </w:p>
     <w:p>
-      <w:r>
-        <w:rPr>
-          <w:lang w:val="ru-RU"/>
-        </w:rPr>
-        <w:t>Одна строка вход</w:t>
-      </w:r>
-      <w:r>
-        <w:rPr>
-          <w:lang w:val="ru-RU"/>
-        </w:rPr>
-        <w:t xml:space="preserve">ного файла соответствует одному показу пользователю. </w:t>
-      </w:r>
-      <w:r>
-        <w:t>Файл должен содержать следующие столбцы:</w:t>
+      <w:pPr>
+        <w:rPr>
+          <w:lang w:val="ru-RU"/>
+        </w:rPr>
+      </w:pPr>
+      <w:r>
+        <w:rPr>
+          <w:rFonts w:eastAsia="Calibri Light"/>
+          <w:lang w:val="ru-RU"/>
+        </w:rPr>
+        <w:t xml:space="preserve">Одна строка входного файла соответствует одному показу варианта конкретному пользователю. </w:t>
+      </w:r>
+      <w:r>
+        <w:rPr>
+          <w:rFonts w:eastAsia="Calibri Light"/>
+        </w:rPr>
+        <w:t>CSV</w:t>
+      </w:r>
+      <w:r>
+        <w:rPr>
+          <w:rFonts w:eastAsia="Calibri Light"/>
+          <w:lang w:val="ru-RU"/>
+        </w:rPr>
+        <w:t>-файл должен содержать обязательные столбцы</w:t>
       </w:r>
     </w:p>
     <w:tbl>
@@ -527,19 +2577,13 @@
         <w:tblStyle w:val="aff0"/>
         <w:tblW w:w="0" w:type="auto"/>
         <w:jc w:val="center"/>
-        <w:tblBorders>
-          <w:top w:val="single" w:sz="6" w:space="0" w:color="808080"/>
-          <w:left w:val="single" w:sz="6" w:space="0" w:color="808080"/>
-          <w:bottom w:val="single" w:sz="6" w:space="0" w:color="808080"/>
-          <w:right w:val="single" w:sz="6" w:space="0" w:color="808080"/>
-          <w:insideH w:val="single" w:sz="6" w:space="0" w:color="808080"/>
-          <w:insideV w:val="single" w:sz="6" w:space="0" w:color="808080"/>
-        </w:tblBorders>
+        <w:tblLayout w:type="fixed"/>
         <w:tblLook w:val="04A0" w:firstRow="1" w:lastRow="0" w:firstColumn="1" w:lastColumn="0" w:noHBand="0" w:noVBand="1"/>
       </w:tblPr>
       <w:tblGrid>
-        <w:gridCol w:w="4986"/>
-        <w:gridCol w:w="4986"/>
+        <w:gridCol w:w="1757"/>
+        <w:gridCol w:w="2381"/>
+        <w:gridCol w:w="4762"/>
       </w:tblGrid>
       <w:tr>
         <w:trPr>
@@ -547,14 +2591,25 @@
         </w:trPr>
         <w:tc>
           <w:tcPr>
-            <w:tcW w:w="4986" w:type="dxa"/>
-            <w:shd w:val="clear" w:color="auto" w:fill="D9EAF7"/>
+            <w:tcW w:w="1757" w:type="dxa"/>
+            <w:shd w:val="clear" w:color="auto" w:fill="D9E2F3"/>
+            <w:tcMar>
+              <w:top w:w="80" w:type="dxa"/>
+              <w:left w:w="100" w:type="dxa"/>
+              <w:bottom w:w="80" w:type="dxa"/>
+              <w:right w:w="100" w:type="dxa"/>
+            </w:tcMar>
             <w:vAlign w:val="center"/>
           </w:tcPr>
           <w:p>
+            <w:pPr>
+              <w:jc w:val="center"/>
+            </w:pPr>
             <w:r>
               <w:rPr>
+                <w:rFonts w:eastAsia="Calibri Light"/>
                 <w:b/>
+                <w:sz w:val="20"/>
               </w:rPr>
               <w:t>Столбец</w:t>
             </w:r>
@@ -562,14 +2617,51 @@
         </w:tc>
         <w:tc>
           <w:tcPr>
-            <w:tcW w:w="4986" w:type="dxa"/>
-            <w:shd w:val="clear" w:color="auto" w:fill="D9EAF7"/>
+            <w:tcW w:w="2381" w:type="dxa"/>
+            <w:shd w:val="clear" w:color="auto" w:fill="D9E2F3"/>
+            <w:tcMar>
+              <w:top w:w="80" w:type="dxa"/>
+              <w:left w:w="100" w:type="dxa"/>
+              <w:bottom w:w="80" w:type="dxa"/>
+              <w:right w:w="100" w:type="dxa"/>
+            </w:tcMar>
             <w:vAlign w:val="center"/>
           </w:tcPr>
           <w:p>
+            <w:pPr>
+              <w:jc w:val="center"/>
+            </w:pPr>
             <w:r>
               <w:rPr>
+                <w:rFonts w:eastAsia="Calibri Light"/>
                 <w:b/>
+                <w:sz w:val="20"/>
+              </w:rPr>
+              <w:t>Тип/значения</w:t>
+            </w:r>
+          </w:p>
+        </w:tc>
+        <w:tc>
+          <w:tcPr>
+            <w:tcW w:w="4762" w:type="dxa"/>
+            <w:shd w:val="clear" w:color="auto" w:fill="D9E2F3"/>
+            <w:tcMar>
+              <w:top w:w="80" w:type="dxa"/>
+              <w:left w:w="100" w:type="dxa"/>
+              <w:bottom w:w="80" w:type="dxa"/>
+              <w:right w:w="100" w:type="dxa"/>
+            </w:tcMar>
+            <w:vAlign w:val="center"/>
+          </w:tcPr>
+          <w:p>
+            <w:pPr>
+              <w:jc w:val="center"/>
+            </w:pPr>
+            <w:r>
+              <w:rPr>
+                <w:rFonts w:eastAsia="Calibri Light"/>
+                <w:b/>
+                <w:sz w:val="20"/>
               </w:rPr>
               <w:t>Описание</w:t>
             </w:r>
@@ -582,23 +2674,73 @@
         </w:trPr>
         <w:tc>
           <w:tcPr>
-            <w:tcW w:w="4986" w:type="dxa"/>
-            <w:vAlign w:val="center"/>
+            <w:tcW w:w="1757" w:type="dxa"/>
+            <w:tcMar>
+              <w:top w:w="80" w:type="dxa"/>
+              <w:left w:w="100" w:type="dxa"/>
+              <w:bottom w:w="80" w:type="dxa"/>
+              <w:right w:w="100" w:type="dxa"/>
+            </w:tcMar>
           </w:tcPr>
           <w:p>
+            <w:pPr>
+              <w:spacing w:after="0" w:line="240" w:lineRule="auto"/>
+              <w:jc w:val="left"/>
+            </w:pPr>
             <w:r>
+              <w:rPr>
+                <w:rFonts w:eastAsia="Calibri Light"/>
+                <w:sz w:val="20"/>
+              </w:rPr>
               <w:t>user_id</w:t>
             </w:r>
           </w:p>
         </w:tc>
         <w:tc>
           <w:tcPr>
-            <w:tcW w:w="4986" w:type="dxa"/>
-            <w:vAlign w:val="center"/>
+            <w:tcW w:w="2381" w:type="dxa"/>
+            <w:tcMar>
+              <w:top w:w="80" w:type="dxa"/>
+              <w:left w:w="100" w:type="dxa"/>
+              <w:bottom w:w="80" w:type="dxa"/>
+              <w:right w:w="100" w:type="dxa"/>
+            </w:tcMar>
           </w:tcPr>
           <w:p>
+            <w:pPr>
+              <w:spacing w:after="0" w:line="240" w:lineRule="auto"/>
+              <w:jc w:val="left"/>
+            </w:pPr>
             <w:r>
-              <w:t>идентификатор пользователя</w:t>
+              <w:rPr>
+                <w:rFonts w:eastAsia="Calibri Light"/>
+                <w:sz w:val="20"/>
+              </w:rPr>
+              <w:t>идентификатор</w:t>
+            </w:r>
+          </w:p>
+        </w:tc>
+        <w:tc>
+          <w:tcPr>
+            <w:tcW w:w="4762" w:type="dxa"/>
+            <w:tcMar>
+              <w:top w:w="80" w:type="dxa"/>
+              <w:left w:w="100" w:type="dxa"/>
+              <w:bottom w:w="80" w:type="dxa"/>
+              <w:right w:w="100" w:type="dxa"/>
+            </w:tcMar>
+          </w:tcPr>
+          <w:p>
+            <w:pPr>
+              <w:spacing w:after="0" w:line="240" w:lineRule="auto"/>
+              <w:jc w:val="left"/>
+            </w:pPr>
+            <w:r>
+              <w:rPr>
+                <w:rFonts w:eastAsia="Calibri Light"/>
+                <w:sz w:val="20"/>
+              </w:rPr>
+              <w:t>Уникальный идентификатор пользователя.</w:t>
             </w:r>
           </w:p>
         </w:tc>
@@ -609,24 +2751,92 @@
         </w:trPr>
         <w:tc>
           <w:tcPr>
-            <w:tcW w:w="4986" w:type="dxa"/>
-            <w:vAlign w:val="center"/>
+            <w:tcW w:w="1757" w:type="dxa"/>
+            <w:tcMar>
+              <w:top w:w="80" w:type="dxa"/>
+              <w:left w:w="100" w:type="dxa"/>
+              <w:bottom w:w="80" w:type="dxa"/>
+              <w:right w:w="100" w:type="dxa"/>
+            </w:tcMar>
           </w:tcPr>
           <w:p>
+            <w:pPr>
+              <w:spacing w:after="0" w:line="240" w:lineRule="auto"/>
+              <w:jc w:val="left"/>
+            </w:pPr>
             <w:r>
-              <w:lastRenderedPageBreak/>
+              <w:rPr>
+                <w:rFonts w:eastAsia="Calibri Light"/>
+                <w:sz w:val="20"/>
+              </w:rPr>
               <w:t>timestamp</w:t>
             </w:r>
           </w:p>
         </w:tc>
         <w:tc>
           <w:tcPr>
-            <w:tcW w:w="4986" w:type="dxa"/>
-            <w:vAlign w:val="center"/>
+            <w:tcW w:w="2381" w:type="dxa"/>
+            <w:tcMar>
+              <w:top w:w="80" w:type="dxa"/>
+              <w:left w:w="100" w:type="dxa"/>
+              <w:bottom w:w="80" w:type="dxa"/>
+              <w:right w:w="100" w:type="dxa"/>
+            </w:tcMar>
           </w:tcPr>
           <w:p>
+            <w:pPr>
+              <w:spacing w:after="0" w:line="240" w:lineRule="auto"/>
+              <w:jc w:val="left"/>
+            </w:pPr>
             <w:r>
-              <w:t>дата и время показа</w:t>
+              <w:rPr>
+                <w:rFonts w:eastAsia="Calibri Light"/>
+                <w:sz w:val="20"/>
+              </w:rPr>
+              <w:t>дата и время</w:t>
+            </w:r>
+          </w:p>
+        </w:tc>
+        <w:tc>
+          <w:tcPr>
+            <w:tcW w:w="4762" w:type="dxa"/>
+            <w:tcMar>
+              <w:top w:w="80" w:type="dxa"/>
+              <w:left w:w="100" w:type="dxa"/>
+              <w:bottom w:w="80" w:type="dxa"/>
+              <w:right w:w="100" w:type="dxa"/>
+            </w:tcMar>
+          </w:tcPr>
+          <w:p>
+            <w:pPr>
+              <w:spacing w:after="0" w:line="240" w:lineRule="auto"/>
+              <w:jc w:val="left"/>
+              <w:rPr>
+                <w:lang w:val="ru-RU"/>
+              </w:rPr>
+            </w:pPr>
+            <w:r>
+              <w:rPr>
+                <w:rFonts w:eastAsia="Calibri Light"/>
+                <w:sz w:val="20"/>
+                <w:lang w:val="ru-RU"/>
+              </w:rPr>
+              <w:t xml:space="preserve">Дата и время показа. Значение должно преобразовываться в формат </w:t>
+            </w:r>
+            <w:r>
+              <w:rPr>
+                <w:rFonts w:eastAsia="Calibri Light"/>
+                <w:sz w:val="20"/>
+              </w:rPr>
+              <w:t>datetime</w:t>
+            </w:r>
+            <w:r>
+              <w:rPr>
+                <w:rFonts w:eastAsia="Calibri Light"/>
+                <w:sz w:val="20"/>
+                <w:lang w:val="ru-RU"/>
+              </w:rPr>
+              <w:t>.</w:t>
             </w:r>
           </w:p>
         </w:tc>
@@ -637,43 +2847,77 @@
         </w:trPr>
         <w:tc>
           <w:tcPr>
-            <w:tcW w:w="4986" w:type="dxa"/>
-            <w:vAlign w:val="center"/>
+            <w:tcW w:w="1757" w:type="dxa"/>
+            <w:tcMar>
+              <w:top w:w="80" w:type="dxa"/>
+              <w:left w:w="100" w:type="dxa"/>
+              <w:bottom w:w="80" w:type="dxa"/>
+              <w:right w:w="100" w:type="dxa"/>
+            </w:tcMar>
           </w:tcPr>
           <w:p>
+            <w:pPr>
+              <w:spacing w:after="0" w:line="240" w:lineRule="auto"/>
+              <w:jc w:val="left"/>
+            </w:pPr>
             <w:r>
+              <w:rPr>
+                <w:rFonts w:eastAsia="Calibri Light"/>
+                <w:sz w:val="20"/>
+              </w:rPr>
               <w:t>group</w:t>
             </w:r>
           </w:p>
         </w:tc>
         <w:tc>
           <w:tcPr>
-            <w:tcW w:w="4986" w:type="dxa"/>
-            <w:vAlign w:val="center"/>
+            <w:tcW w:w="2381" w:type="dxa"/>
+            <w:tcMar>
+              <w:top w:w="80" w:type="dxa"/>
+              <w:left w:w="100" w:type="dxa"/>
+              <w:bottom w:w="80" w:type="dxa"/>
+              <w:right w:w="100" w:type="dxa"/>
+            </w:tcMar>
           </w:tcPr>
           <w:p>
             <w:pPr>
+              <w:spacing w:after="0" w:line="240" w:lineRule="auto"/>
+              <w:jc w:val="left"/>
+            </w:pPr>
+            <w:r>
+              <w:rPr>
+                <w:rFonts w:eastAsia="Calibri Light"/>
+                <w:sz w:val="20"/>
+              </w:rPr>
+              <w:t>control / treatment</w:t>
+            </w:r>
+          </w:p>
+        </w:tc>
+        <w:tc>
+          <w:tcPr>
+            <w:tcW w:w="4762" w:type="dxa"/>
+            <w:tcMar>
+              <w:top w:w="80" w:type="dxa"/>
+              <w:left w:w="100" w:type="dxa"/>
+              <w:bottom w:w="80" w:type="dxa"/>
+              <w:right w:w="100" w:type="dxa"/>
+            </w:tcMar>
+          </w:tcPr>
+          <w:p>
+            <w:pPr>
+              <w:spacing w:after="0" w:line="240" w:lineRule="auto"/>
+              <w:jc w:val="left"/>
               <w:rPr>
                 <w:lang w:val="ru-RU"/>
               </w:rPr>
             </w:pPr>
             <w:r>
               <w:rPr>
+                <w:rFonts w:eastAsia="Calibri Light"/>
+                <w:sz w:val="20"/>
                 <w:lang w:val="ru-RU"/>
               </w:rPr>
-              <w:t xml:space="preserve">группа эксперимента: </w:t>
-            </w:r>
-            <w:r>
-              <w:t>control</w:t>
-            </w:r>
-            <w:r>
-              <w:rPr>
-                <w:lang w:val="ru-RU"/>
-              </w:rPr>
-              <w:t xml:space="preserve"> или </w:t>
-            </w:r>
-            <w:r>
-              <w:t>treatment</w:t>
+              <w:t>Группа эксперимента: контрольная или тестовая.</w:t>
             </w:r>
           </w:p>
         </w:tc>
@@ -684,60 +2928,3203 @@
         </w:trPr>
         <w:tc>
           <w:tcPr>
-            <w:tcW w:w="4986" w:type="dxa"/>
-            <w:vAlign w:val="center"/>
+            <w:tcW w:w="1757" w:type="dxa"/>
+            <w:tcMar>
+              <w:top w:w="80" w:type="dxa"/>
+              <w:left w:w="100" w:type="dxa"/>
+              <w:bottom w:w="80" w:type="dxa"/>
+              <w:right w:w="100" w:type="dxa"/>
+            </w:tcMar>
           </w:tcPr>
           <w:p>
+            <w:pPr>
+              <w:spacing w:after="0" w:line="240" w:lineRule="auto"/>
+              <w:jc w:val="left"/>
+            </w:pPr>
+            <w:proofErr w:type="spellStart"/>
             <w:r>
+              <w:rPr>
+                <w:rFonts w:eastAsia="Calibri Light"/>
+                <w:sz w:val="20"/>
+              </w:rPr>
               <w:t>landing_page</w:t>
+            </w:r>
+            <w:proofErr w:type="spellEnd"/>
+          </w:p>
+        </w:tc>
+        <w:tc>
+          <w:tcPr>
+            <w:tcW w:w="2381" w:type="dxa"/>
+            <w:tcMar>
+              <w:top w:w="80" w:type="dxa"/>
+              <w:left w:w="100" w:type="dxa"/>
+              <w:bottom w:w="80" w:type="dxa"/>
+              <w:right w:w="100" w:type="dxa"/>
+            </w:tcMar>
+          </w:tcPr>
+          <w:p>
+            <w:pPr>
+              <w:spacing w:after="0" w:line="240" w:lineRule="auto"/>
+              <w:jc w:val="left"/>
+            </w:pPr>
+            <w:r>
+              <w:rPr>
+                <w:rFonts w:eastAsia="Calibri Light"/>
+                <w:sz w:val="20"/>
+              </w:rPr>
+              <w:t>old_page / new_page</w:t>
             </w:r>
           </w:p>
         </w:tc>
         <w:tc>
           <w:tcPr>
-            <w:tcW w:w="4986" w:type="dxa"/>
-            <w:vAlign w:val="center"/>
+            <w:tcW w:w="4762" w:type="dxa"/>
+            <w:tcMar>
+              <w:top w:w="80" w:type="dxa"/>
+              <w:left w:w="100" w:type="dxa"/>
+              <w:bottom w:w="80" w:type="dxa"/>
+              <w:right w:w="100" w:type="dxa"/>
+            </w:tcMar>
           </w:tcPr>
           <w:p>
             <w:pPr>
+              <w:spacing w:after="0" w:line="240" w:lineRule="auto"/>
+              <w:jc w:val="left"/>
+            </w:pPr>
+            <w:r>
+              <w:rPr>
+                <w:rFonts w:eastAsia="Calibri Light"/>
+                <w:sz w:val="20"/>
+              </w:rPr>
+              <w:t>Страница, показанная пользователю.</w:t>
+            </w:r>
+          </w:p>
+        </w:tc>
+      </w:tr>
+      <w:tr>
+        <w:trPr>
+          <w:jc w:val="center"/>
+        </w:trPr>
+        <w:tc>
+          <w:tcPr>
+            <w:tcW w:w="1757" w:type="dxa"/>
+            <w:tcMar>
+              <w:top w:w="80" w:type="dxa"/>
+              <w:left w:w="100" w:type="dxa"/>
+              <w:bottom w:w="80" w:type="dxa"/>
+              <w:right w:w="100" w:type="dxa"/>
+            </w:tcMar>
+          </w:tcPr>
+          <w:p>
+            <w:pPr>
+              <w:spacing w:after="0" w:line="240" w:lineRule="auto"/>
+              <w:jc w:val="left"/>
+            </w:pPr>
+            <w:r>
+              <w:rPr>
+                <w:rFonts w:eastAsia="Calibri Light"/>
+                <w:sz w:val="20"/>
+              </w:rPr>
+              <w:t>converted</w:t>
+            </w:r>
+          </w:p>
+        </w:tc>
+        <w:tc>
+          <w:tcPr>
+            <w:tcW w:w="2381" w:type="dxa"/>
+            <w:tcMar>
+              <w:top w:w="80" w:type="dxa"/>
+              <w:left w:w="100" w:type="dxa"/>
+              <w:bottom w:w="80" w:type="dxa"/>
+              <w:right w:w="100" w:type="dxa"/>
+            </w:tcMar>
+          </w:tcPr>
+          <w:p>
+            <w:pPr>
+              <w:spacing w:after="0" w:line="240" w:lineRule="auto"/>
+              <w:jc w:val="left"/>
+            </w:pPr>
+            <w:r>
+              <w:rPr>
+                <w:rFonts w:eastAsia="Calibri Light"/>
+                <w:sz w:val="20"/>
+              </w:rPr>
+              <w:t>0 / 1</w:t>
+            </w:r>
+          </w:p>
+        </w:tc>
+        <w:tc>
+          <w:tcPr>
+            <w:tcW w:w="4762" w:type="dxa"/>
+            <w:tcMar>
+              <w:top w:w="80" w:type="dxa"/>
+              <w:left w:w="100" w:type="dxa"/>
+              <w:bottom w:w="80" w:type="dxa"/>
+              <w:right w:w="100" w:type="dxa"/>
+            </w:tcMar>
+          </w:tcPr>
+          <w:p>
+            <w:pPr>
+              <w:spacing w:after="0" w:line="240" w:lineRule="auto"/>
+              <w:jc w:val="left"/>
               <w:rPr>
                 <w:lang w:val="ru-RU"/>
               </w:rPr>
             </w:pPr>
             <w:r>
               <w:rPr>
+                <w:rFonts w:eastAsia="Calibri Light"/>
+                <w:sz w:val="20"/>
                 <w:lang w:val="ru-RU"/>
               </w:rPr>
-              <w:t xml:space="preserve">показанная страница: </w:t>
+              <w:t>Признак целевого действия: 1 — выполнено, 0 — не выполнено.</w:t>
             </w:r>
+          </w:p>
+        </w:tc>
+      </w:tr>
+    </w:tbl>
+    <w:p>
+      <w:pPr>
+        <w:rPr>
+          <w:lang w:val="ru-RU"/>
+        </w:rPr>
+      </w:pPr>
+    </w:p>
+    <w:p>
+      <w:pPr>
+        <w:rPr>
+          <w:lang w:val="ru-RU"/>
+        </w:rPr>
+      </w:pPr>
+      <w:r>
+        <w:rPr>
+          <w:rFonts w:eastAsia="Calibri Light"/>
+          <w:lang w:val="ru-RU"/>
+        </w:rPr>
+        <w:t>Дополнительные столбцы допускаются и сохраняются в очищенном датасете, однако в расчётах используются обязательные поля. Пустые значения в обязательных столбцах, недопустимые категории и некорректные даты приводят к ошибке проверки.</w:t>
+      </w:r>
+    </w:p>
+    <w:p>
+      <w:pPr>
+        <w:pStyle w:val="1"/>
+      </w:pPr>
+      <w:r>
+        <w:t>7. Порядок работы</w:t>
+      </w:r>
+    </w:p>
+    <w:p>
+      <w:pPr>
+        <w:pStyle w:val="21"/>
+        <w:rPr>
+          <w:lang w:val="ru-RU"/>
+        </w:rPr>
+      </w:pPr>
+      <w:r>
+        <w:rPr>
+          <w:lang w:val="ru-RU"/>
+        </w:rPr>
+        <w:t>7.1. Загрузка данных</w:t>
+      </w:r>
+    </w:p>
+    <w:p>
+      <w:pPr>
+        <w:pStyle w:val="a"/>
+      </w:pPr>
+      <w:r>
+        <w:rPr>
+          <w:rFonts w:eastAsia="Calibri Light"/>
+          <w:lang w:val="ru-RU"/>
+        </w:rPr>
+        <w:t>Нажмите</w:t>
+      </w:r>
+      <w:r>
+        <w:rPr>
+          <w:rFonts w:eastAsia="Calibri Light"/>
+        </w:rPr>
+        <w:t xml:space="preserve"> </w:t>
+      </w:r>
+      <w:r>
+        <w:rPr>
+          <w:rFonts w:eastAsia="Calibri Light"/>
+          <w:lang w:val="ru-RU"/>
+        </w:rPr>
+        <w:t>кнопку</w:t>
+      </w:r>
+      <w:r>
+        <w:rPr>
+          <w:rFonts w:eastAsia="Calibri Light"/>
+        </w:rPr>
+        <w:t xml:space="preserve"> «</w:t>
+      </w:r>
+      <w:r>
+        <w:rPr>
+          <w:rFonts w:eastAsia="Calibri Light"/>
+          <w:lang w:val="ru-RU"/>
+        </w:rPr>
+        <w:t>Загрузить датасет</w:t>
+      </w:r>
+      <w:r>
+        <w:rPr>
+          <w:rFonts w:eastAsia="Calibri Light"/>
+        </w:rPr>
+        <w:t>».</w:t>
+      </w:r>
+    </w:p>
+    <w:p>
+      <w:pPr>
+        <w:pStyle w:val="a"/>
+      </w:pPr>
+      <w:r>
+        <w:rPr>
+          <w:rFonts w:eastAsia="Calibri Light"/>
+        </w:rPr>
+        <w:t>Выберите CSV-файл, например data/ab_data.csv.</w:t>
+      </w:r>
+    </w:p>
+    <w:p>
+      <w:pPr>
+        <w:pStyle w:val="a"/>
+        <w:rPr>
+          <w:lang w:val="ru-RU"/>
+        </w:rPr>
+      </w:pPr>
+      <w:r>
+        <w:rPr>
+          <w:rFonts w:eastAsia="Calibri Light"/>
+          <w:lang w:val="ru-RU"/>
+        </w:rPr>
+        <w:t>Дождитесь завершения проверки. Имя файла и число отображаемых строк появятся над таблицей.</w:t>
+      </w:r>
+    </w:p>
+    <w:p>
+      <w:pPr>
+        <w:pStyle w:val="a"/>
+        <w:rPr>
+          <w:lang w:val="ru-RU"/>
+        </w:rPr>
+      </w:pPr>
+      <w:r>
+        <w:rPr>
+          <w:rFonts w:eastAsia="Calibri Light"/>
+          <w:lang w:val="ru-RU"/>
+        </w:rPr>
+        <w:lastRenderedPageBreak/>
+        <w:t>Проверьте предпросмотр данных. В главном окне отображается не более 500 первых строк, что не ограничивает анализ полного файла.</w:t>
+      </w:r>
+    </w:p>
+    <w:p>
+      <w:pPr>
+        <w:pStyle w:val="21"/>
+      </w:pPr>
+      <w:r>
+        <w:t>7.2. Выполнение анализа</w:t>
+      </w:r>
+    </w:p>
+    <w:p>
+      <w:pPr>
+        <w:pStyle w:val="a"/>
+      </w:pPr>
+      <w:r>
+        <w:rPr>
+          <w:rFonts w:eastAsia="Calibri Light"/>
+        </w:rPr>
+        <w:t>Нажмите кнопку «Выполнить анализ».</w:t>
+      </w:r>
+    </w:p>
+    <w:p>
+      <w:pPr>
+        <w:pStyle w:val="a"/>
+        <w:rPr>
+          <w:lang w:val="ru-RU"/>
+        </w:rPr>
+      </w:pPr>
+      <w:r>
+        <w:rPr>
+          <w:rFonts w:eastAsia="Calibri Light"/>
+          <w:lang w:val="ru-RU"/>
+        </w:rPr>
+        <w:t xml:space="preserve">Программа удалит несогласованные записи: </w:t>
+      </w:r>
+      <w:r>
+        <w:rPr>
+          <w:rFonts w:eastAsia="Calibri Light"/>
+        </w:rPr>
+        <w:t>control</w:t>
+      </w:r>
+      <w:r>
+        <w:rPr>
+          <w:rFonts w:eastAsia="Calibri Light"/>
+          <w:lang w:val="ru-RU"/>
+        </w:rPr>
+        <w:t xml:space="preserve"> должен соответствовать </w:t>
+      </w:r>
+      <w:r>
+        <w:rPr>
+          <w:rFonts w:eastAsia="Calibri Light"/>
+        </w:rPr>
+        <w:t>old</w:t>
+      </w:r>
+      <w:r>
+        <w:rPr>
+          <w:rFonts w:eastAsia="Calibri Light"/>
+          <w:lang w:val="ru-RU"/>
+        </w:rPr>
+        <w:t>_</w:t>
+      </w:r>
+      <w:r>
+        <w:rPr>
+          <w:rFonts w:eastAsia="Calibri Light"/>
+        </w:rPr>
+        <w:t>page</w:t>
+      </w:r>
+      <w:r>
+        <w:rPr>
+          <w:rFonts w:eastAsia="Calibri Light"/>
+          <w:lang w:val="ru-RU"/>
+        </w:rPr>
+        <w:t xml:space="preserve">, </w:t>
+      </w:r>
+      <w:r>
+        <w:rPr>
+          <w:rFonts w:eastAsia="Calibri Light"/>
+        </w:rPr>
+        <w:t>treatment</w:t>
+      </w:r>
+      <w:r>
+        <w:rPr>
+          <w:rFonts w:eastAsia="Calibri Light"/>
+          <w:lang w:val="ru-RU"/>
+        </w:rPr>
+        <w:t xml:space="preserve"> — </w:t>
+      </w:r>
+      <w:r>
+        <w:rPr>
+          <w:rFonts w:eastAsia="Calibri Light"/>
+        </w:rPr>
+        <w:t>new</w:t>
+      </w:r>
+      <w:r>
+        <w:rPr>
+          <w:rFonts w:eastAsia="Calibri Light"/>
+          <w:lang w:val="ru-RU"/>
+        </w:rPr>
+        <w:t>_</w:t>
+      </w:r>
+      <w:r>
+        <w:rPr>
+          <w:rFonts w:eastAsia="Calibri Light"/>
+        </w:rPr>
+        <w:t>page</w:t>
+      </w:r>
+      <w:r>
+        <w:rPr>
+          <w:rFonts w:eastAsia="Calibri Light"/>
+          <w:lang w:val="ru-RU"/>
+        </w:rPr>
+        <w:t>.</w:t>
+      </w:r>
+    </w:p>
+    <w:p>
+      <w:pPr>
+        <w:pStyle w:val="a"/>
+        <w:rPr>
+          <w:lang w:val="ru-RU"/>
+        </w:rPr>
+      </w:pPr>
+      <w:r>
+        <w:rPr>
+          <w:rFonts w:eastAsia="Calibri Light"/>
+          <w:lang w:val="ru-RU"/>
+        </w:rPr>
+        <w:t xml:space="preserve">После проверки соответствия будут удалены повторные </w:t>
+      </w:r>
+      <w:r>
+        <w:rPr>
+          <w:rFonts w:eastAsia="Calibri Light"/>
+        </w:rPr>
+        <w:t>user</w:t>
+      </w:r>
+      <w:r>
+        <w:rPr>
+          <w:rFonts w:eastAsia="Calibri Light"/>
+          <w:lang w:val="ru-RU"/>
+        </w:rPr>
+        <w:t>_</w:t>
+      </w:r>
+      <w:r>
+        <w:rPr>
+          <w:rFonts w:eastAsia="Calibri Light"/>
+        </w:rPr>
+        <w:t>id</w:t>
+      </w:r>
+      <w:r>
+        <w:rPr>
+          <w:rFonts w:eastAsia="Calibri Light"/>
+          <w:lang w:val="ru-RU"/>
+        </w:rPr>
+        <w:t xml:space="preserve"> с сохранением первой записи.</w:t>
+      </w:r>
+    </w:p>
+    <w:p>
+      <w:pPr>
+        <w:pStyle w:val="a"/>
+        <w:rPr>
+          <w:lang w:val="ru-RU"/>
+        </w:rPr>
+      </w:pPr>
+      <w:r>
+        <w:rPr>
+          <w:rFonts w:eastAsia="Calibri Light"/>
+          <w:lang w:val="ru-RU"/>
+        </w:rPr>
+        <w:t>В отдельном окне откроется статистический отчёт. После расчёта кнопка изменится на «Открыть результаты».</w:t>
+      </w:r>
+    </w:p>
+    <w:p>
+      <w:pPr>
+        <w:pStyle w:val="21"/>
+        <w:rPr>
+          <w:lang w:val="ru-RU"/>
+        </w:rPr>
+      </w:pPr>
+      <w:r>
+        <w:rPr>
+          <w:lang w:val="ru-RU"/>
+        </w:rPr>
+        <w:t>7.3. Просмотр графиков</w:t>
+      </w:r>
+    </w:p>
+    <w:p>
+      <w:pPr>
+        <w:rPr>
+          <w:lang w:val="ru-RU"/>
+        </w:rPr>
+      </w:pPr>
+      <w:r>
+        <w:rPr>
+          <w:rFonts w:eastAsia="Calibri Light"/>
+          <w:lang w:val="ru-RU"/>
+        </w:rPr>
+        <w:t xml:space="preserve">Нажмите кнопку «Построить графики». В отдельном окне откроются четыре вкладки. Панель </w:t>
+      </w:r>
+      <w:r>
+        <w:rPr>
+          <w:rFonts w:eastAsia="Calibri Light"/>
+        </w:rPr>
+        <w:t>Matplotlib</w:t>
+      </w:r>
+      <w:r>
+        <w:rPr>
+          <w:rFonts w:eastAsia="Calibri Light"/>
+          <w:lang w:val="ru-RU"/>
+        </w:rPr>
+        <w:t xml:space="preserve"> позволяет масштабировать график, перемещать область просмотра и сохранить отдельное изображение вручную.</w:t>
+      </w:r>
+    </w:p>
+    <w:p>
+      <w:pPr>
+        <w:pStyle w:val="21"/>
+        <w:rPr>
+          <w:lang w:val="ru-RU"/>
+        </w:rPr>
+      </w:pPr>
+      <w:r>
+        <w:rPr>
+          <w:lang w:val="ru-RU"/>
+        </w:rPr>
+        <w:t>7.4. Формирование отчёта</w:t>
+      </w:r>
+    </w:p>
+    <w:p>
+      <w:pPr>
+        <w:rPr>
+          <w:lang w:val="ru-RU"/>
+        </w:rPr>
+      </w:pPr>
+      <w:r>
+        <w:rPr>
+          <w:rFonts w:eastAsia="Calibri Light"/>
+          <w:lang w:val="ru-RU"/>
+        </w:rPr>
+        <w:t xml:space="preserve">Нажмите кнопку «Сформировать отчёт». Программа создаст новую папку в каталоге </w:t>
+      </w:r>
+      <w:r>
+        <w:rPr>
+          <w:rFonts w:eastAsia="Calibri Light"/>
+        </w:rPr>
+        <w:t>output</w:t>
+      </w:r>
+      <w:r>
+        <w:rPr>
+          <w:rFonts w:eastAsia="Calibri Light"/>
+          <w:lang w:val="ru-RU"/>
+        </w:rPr>
+        <w:t xml:space="preserve"> и сообщит полный путь к ней. Для каждого запуска используется метка даты и времени.</w:t>
+      </w:r>
+    </w:p>
+    <w:p>
+      <w:pPr>
+        <w:pStyle w:val="1"/>
+        <w:rPr>
+          <w:lang w:val="ru-RU"/>
+        </w:rPr>
+      </w:pPr>
+      <w:r>
+        <w:rPr>
+          <w:lang w:val="ru-RU"/>
+        </w:rPr>
+        <w:t>8. Результаты анализа</w:t>
+      </w:r>
+    </w:p>
+    <w:p>
+      <w:pPr>
+        <w:rPr>
+          <w:lang w:val="ru-RU"/>
+        </w:rPr>
+      </w:pPr>
+      <w:r>
+        <w:rPr>
+          <w:rFonts w:eastAsia="Calibri Light"/>
+          <w:lang w:val="ru-RU"/>
+        </w:rPr>
+        <w:t>В статистическом окне отображаются следующие сведения:</w:t>
+      </w:r>
+    </w:p>
+    <w:p>
+      <w:pPr>
+        <w:pStyle w:val="a0"/>
+        <w:rPr>
+          <w:lang w:val="ru-RU"/>
+        </w:rPr>
+      </w:pPr>
+      <w:r>
+        <w:rPr>
+          <w:rFonts w:eastAsia="Calibri Light"/>
+          <w:lang w:val="ru-RU"/>
+        </w:rPr>
+        <w:t>количество загруженных строк, удалённых несогласованных записей и повторных пользователей;</w:t>
+      </w:r>
+    </w:p>
+    <w:p>
+      <w:pPr>
+        <w:pStyle w:val="a0"/>
+        <w:rPr>
+          <w:lang w:val="ru-RU"/>
+        </w:rPr>
+      </w:pPr>
+      <w:r>
+        <w:rPr>
+          <w:rFonts w:eastAsia="Calibri Light"/>
+          <w:lang w:val="ru-RU"/>
+        </w:rPr>
+        <w:t xml:space="preserve">количество показов и целевых действий для вариантов </w:t>
+      </w:r>
+      <w:r>
+        <w:rPr>
+          <w:rFonts w:eastAsia="Calibri Light"/>
+        </w:rPr>
+        <w:t>A</w:t>
+      </w:r>
+      <w:r>
+        <w:rPr>
+          <w:rFonts w:eastAsia="Calibri Light"/>
+          <w:lang w:val="ru-RU"/>
+        </w:rPr>
+        <w:t xml:space="preserve"> и </w:t>
+      </w:r>
+      <w:r>
+        <w:rPr>
+          <w:rFonts w:eastAsia="Calibri Light"/>
+        </w:rPr>
+        <w:t>B</w:t>
+      </w:r>
+      <w:r>
+        <w:rPr>
+          <w:rFonts w:eastAsia="Calibri Light"/>
+          <w:lang w:val="ru-RU"/>
+        </w:rPr>
+        <w:t>;</w:t>
+      </w:r>
+    </w:p>
+    <w:p>
+      <w:pPr>
+        <w:pStyle w:val="a0"/>
+        <w:rPr>
+          <w:lang w:val="ru-RU"/>
+        </w:rPr>
+      </w:pPr>
+      <w:r>
+        <w:rPr>
+          <w:rFonts w:eastAsia="Calibri Light"/>
+          <w:lang w:val="ru-RU"/>
+        </w:rPr>
+        <w:t xml:space="preserve">общий </w:t>
+      </w:r>
+      <w:r>
+        <w:rPr>
+          <w:rFonts w:eastAsia="Calibri Light"/>
+        </w:rPr>
+        <w:t>CTR</w:t>
+      </w:r>
+      <w:r>
+        <w:rPr>
+          <w:rFonts w:eastAsia="Calibri Light"/>
+          <w:lang w:val="ru-RU"/>
+        </w:rPr>
+        <w:t xml:space="preserve">, средний дневной </w:t>
+      </w:r>
+      <w:r>
+        <w:rPr>
+          <w:rFonts w:eastAsia="Calibri Light"/>
+        </w:rPr>
+        <w:t>CTR</w:t>
+      </w:r>
+      <w:r>
+        <w:rPr>
+          <w:rFonts w:eastAsia="Calibri Light"/>
+          <w:lang w:val="ru-RU"/>
+        </w:rPr>
+        <w:t xml:space="preserve">, стандартное отклонение, минимальный и максимальный дневной </w:t>
+      </w:r>
+      <w:r>
+        <w:rPr>
+          <w:rFonts w:eastAsia="Calibri Light"/>
+        </w:rPr>
+        <w:t>CTR</w:t>
+      </w:r>
+      <w:r>
+        <w:rPr>
+          <w:rFonts w:eastAsia="Calibri Light"/>
+          <w:lang w:val="ru-RU"/>
+        </w:rPr>
+        <w:t>;</w:t>
+      </w:r>
+    </w:p>
+    <w:p>
+      <w:pPr>
+        <w:pStyle w:val="a0"/>
+        <w:rPr>
+          <w:lang w:val="ru-RU"/>
+        </w:rPr>
+      </w:pPr>
+      <w:r>
+        <w:rPr>
+          <w:rFonts w:eastAsia="Calibri Light"/>
+          <w:lang w:val="ru-RU"/>
+        </w:rPr>
+        <w:t xml:space="preserve">абсолютная разница </w:t>
+      </w:r>
+      <w:r>
+        <w:rPr>
+          <w:rFonts w:eastAsia="Calibri Light"/>
+        </w:rPr>
+        <w:t>CTR</w:t>
+      </w:r>
+      <w:r>
+        <w:rPr>
+          <w:rFonts w:eastAsia="Calibri Light"/>
+          <w:lang w:val="ru-RU"/>
+        </w:rPr>
+        <w:t xml:space="preserve"> в процентных пунктах и относительное изменение;</w:t>
+      </w:r>
+    </w:p>
+    <w:p>
+      <w:pPr>
+        <w:pStyle w:val="a0"/>
+        <w:rPr>
+          <w:lang w:val="ru-RU"/>
+        </w:rPr>
+      </w:pPr>
+      <w:r>
+        <w:rPr>
+          <w:rFonts w:eastAsia="Calibri Light"/>
+        </w:rPr>
+        <w:t>z</w:t>
+      </w:r>
+      <w:r>
+        <w:rPr>
+          <w:rFonts w:eastAsia="Calibri Light"/>
+          <w:lang w:val="ru-RU"/>
+        </w:rPr>
+        <w:t xml:space="preserve">-статистика, </w:t>
+      </w:r>
+      <w:r>
+        <w:rPr>
+          <w:rFonts w:eastAsia="Calibri Light"/>
+        </w:rPr>
+        <w:t>p</w:t>
+      </w:r>
+      <w:r>
+        <w:rPr>
+          <w:rFonts w:eastAsia="Calibri Light"/>
+          <w:lang w:val="ru-RU"/>
+        </w:rPr>
+        <w:t>-</w:t>
+      </w:r>
+      <w:r>
+        <w:rPr>
+          <w:rFonts w:eastAsia="Calibri Light"/>
+        </w:rPr>
+        <w:t>value</w:t>
+      </w:r>
+      <w:r>
+        <w:rPr>
+          <w:rFonts w:eastAsia="Calibri Light"/>
+          <w:lang w:val="ru-RU"/>
+        </w:rPr>
+        <w:t>, 95%-й доверительный интервал разницы и текстовый статистический вывод.</w:t>
+      </w:r>
+    </w:p>
+    <w:p>
+      <w:pPr>
+        <w:rPr>
+          <w:lang w:val="ru-RU"/>
+        </w:rPr>
+      </w:pPr>
+      <w:r>
+        <w:rPr>
+          <w:rFonts w:eastAsia="Calibri Light"/>
+        </w:rPr>
+        <w:t>CTR</w:t>
+      </w:r>
+      <w:r>
+        <w:rPr>
+          <w:rFonts w:eastAsia="Calibri Light"/>
+          <w:lang w:val="ru-RU"/>
+        </w:rPr>
+        <w:t xml:space="preserve"> рассчитывается по формуле:</w:t>
+      </w:r>
+    </w:p>
+    <w:p>
+      <w:pPr>
+        <w:pStyle w:val="CodeBlock"/>
+        <w:keepLines/>
+        <w:shd w:val="clear" w:color="auto" w:fill="F2F2F2"/>
+        <w:rPr>
+          <w:rFonts w:hint="eastAsia"/>
+          <w:lang w:val="ru-RU"/>
+        </w:rPr>
+      </w:pPr>
+      <w:r>
+        <w:rPr>
+          <w:rFonts w:eastAsia="Consolas"/>
+        </w:rPr>
+        <w:t>CTR</w:t>
+      </w:r>
+      <w:r>
+        <w:rPr>
+          <w:rFonts w:eastAsia="Consolas"/>
+          <w:lang w:val="ru-RU"/>
+        </w:rPr>
+        <w:t xml:space="preserve"> = количество целевых действий / количество показов × 100%</w:t>
+      </w:r>
+    </w:p>
+    <w:p>
+      <w:pPr>
+        <w:rPr>
+          <w:lang w:val="ru-RU"/>
+        </w:rPr>
+      </w:pPr>
+      <w:r>
+        <w:rPr>
+          <w:rFonts w:eastAsia="Calibri Light"/>
+          <w:lang w:val="ru-RU"/>
+        </w:rPr>
+        <w:t xml:space="preserve">Вариант </w:t>
+      </w:r>
+      <w:r>
+        <w:rPr>
+          <w:rFonts w:eastAsia="Calibri Light"/>
+        </w:rPr>
+        <w:t>A</w:t>
+      </w:r>
+      <w:r>
+        <w:rPr>
+          <w:rFonts w:eastAsia="Calibri Light"/>
+          <w:lang w:val="ru-RU"/>
+        </w:rPr>
+        <w:t xml:space="preserve"> соответствует группе </w:t>
+      </w:r>
+      <w:r>
+        <w:rPr>
+          <w:rFonts w:eastAsia="Calibri Light"/>
+        </w:rPr>
+        <w:t>control</w:t>
+      </w:r>
+      <w:r>
+        <w:rPr>
+          <w:rFonts w:eastAsia="Calibri Light"/>
+          <w:lang w:val="ru-RU"/>
+        </w:rPr>
+        <w:t xml:space="preserve">, вариант </w:t>
+      </w:r>
+      <w:r>
+        <w:rPr>
+          <w:rFonts w:eastAsia="Calibri Light"/>
+        </w:rPr>
+        <w:t>B</w:t>
+      </w:r>
+      <w:r>
+        <w:rPr>
+          <w:rFonts w:eastAsia="Calibri Light"/>
+          <w:lang w:val="ru-RU"/>
+        </w:rPr>
+        <w:t xml:space="preserve"> — группе </w:t>
+      </w:r>
+      <w:r>
+        <w:rPr>
+          <w:rFonts w:eastAsia="Calibri Light"/>
+        </w:rPr>
+        <w:t>treatment</w:t>
+      </w:r>
+      <w:r>
+        <w:rPr>
+          <w:rFonts w:eastAsia="Calibri Light"/>
+          <w:lang w:val="ru-RU"/>
+        </w:rPr>
+        <w:t xml:space="preserve">. Более высокий </w:t>
+      </w:r>
+      <w:r>
+        <w:rPr>
+          <w:rFonts w:eastAsia="Calibri Light"/>
+        </w:rPr>
+        <w:t>CTR</w:t>
+      </w:r>
+      <w:r>
+        <w:rPr>
+          <w:rFonts w:eastAsia="Calibri Light"/>
+          <w:lang w:val="ru-RU"/>
+        </w:rPr>
+        <w:t xml:space="preserve"> сам по себе не означает статистически доказанное преимущество.</w:t>
+      </w:r>
+    </w:p>
+    <w:p>
+      <w:pPr>
+        <w:pStyle w:val="21"/>
+        <w:rPr>
+          <w:lang w:val="ru-RU"/>
+        </w:rPr>
+      </w:pPr>
+      <w:r>
+        <w:rPr>
+          <w:lang w:val="ru-RU"/>
+        </w:rPr>
+        <w:t>8.1. Интерпретация статистической проверки</w:t>
+      </w:r>
+    </w:p>
+    <w:p>
+      <w:pPr>
+        <w:rPr>
+          <w:lang w:val="ru-RU"/>
+        </w:rPr>
+      </w:pPr>
+      <w:r>
+        <w:rPr>
+          <w:rFonts w:eastAsia="Calibri Light"/>
+          <w:lang w:val="ru-RU"/>
+        </w:rPr>
+        <w:t xml:space="preserve">Для сравнения используется двусторонний </w:t>
+      </w:r>
+      <w:r>
+        <w:rPr>
+          <w:rFonts w:eastAsia="Calibri Light"/>
+        </w:rPr>
+        <w:t>z</w:t>
+      </w:r>
+      <w:r>
+        <w:rPr>
+          <w:rFonts w:eastAsia="Calibri Light"/>
+          <w:lang w:val="ru-RU"/>
+        </w:rPr>
+        <w:t xml:space="preserve">-тест двух долей при уровне значимости </w:t>
+      </w:r>
+      <w:r>
+        <w:rPr>
+          <w:rFonts w:eastAsia="Calibri Light"/>
+        </w:rPr>
+        <w:t>α</w:t>
+      </w:r>
+      <w:r>
+        <w:rPr>
+          <w:rFonts w:eastAsia="Calibri Light"/>
+          <w:lang w:val="ru-RU"/>
+        </w:rPr>
+        <w:t xml:space="preserve"> = 0,05. Нулевая гипотеза утверждает, что </w:t>
+      </w:r>
+      <w:r>
+        <w:rPr>
+          <w:rFonts w:eastAsia="Calibri Light"/>
+        </w:rPr>
+        <w:t>CTR</w:t>
+      </w:r>
+      <w:r>
+        <w:rPr>
+          <w:rFonts w:eastAsia="Calibri Light"/>
+          <w:lang w:val="ru-RU"/>
+        </w:rPr>
+        <w:t xml:space="preserve"> вариантов одинаков, альтернативная — что они различаются.</w:t>
+      </w:r>
+    </w:p>
+    <w:p>
+      <w:pPr>
+        <w:pStyle w:val="a0"/>
+        <w:rPr>
+          <w:lang w:val="ru-RU"/>
+        </w:rPr>
+      </w:pPr>
+      <w:r>
+        <w:rPr>
+          <w:rFonts w:eastAsia="Calibri Light"/>
+          <w:lang w:val="ru-RU"/>
+        </w:rPr>
+        <w:t xml:space="preserve">если </w:t>
+      </w:r>
+      <w:r>
+        <w:rPr>
+          <w:rFonts w:eastAsia="Calibri Light"/>
+        </w:rPr>
+        <w:t>p</w:t>
+      </w:r>
+      <w:r>
+        <w:rPr>
+          <w:rFonts w:eastAsia="Calibri Light"/>
+          <w:lang w:val="ru-RU"/>
+        </w:rPr>
+        <w:t>-</w:t>
+      </w:r>
+      <w:r>
+        <w:rPr>
+          <w:rFonts w:eastAsia="Calibri Light"/>
+        </w:rPr>
+        <w:t>value</w:t>
+      </w:r>
+      <w:r>
+        <w:rPr>
+          <w:rFonts w:eastAsia="Calibri Light"/>
+          <w:lang w:val="ru-RU"/>
+        </w:rPr>
+        <w:t xml:space="preserve"> </w:t>
+      </w:r>
+      <w:proofErr w:type="gramStart"/>
+      <w:r>
+        <w:rPr>
+          <w:rFonts w:eastAsia="Calibri Light"/>
+          <w:lang w:val="ru-RU"/>
+        </w:rPr>
+        <w:t>&lt; 0</w:t>
+      </w:r>
+      <w:proofErr w:type="gramEnd"/>
+      <w:r>
+        <w:rPr>
+          <w:rFonts w:eastAsia="Calibri Light"/>
+          <w:lang w:val="ru-RU"/>
+        </w:rPr>
+        <w:t>,05, различие признаётся статистически значимым;</w:t>
+      </w:r>
+    </w:p>
+    <w:p>
+      <w:pPr>
+        <w:pStyle w:val="a0"/>
+        <w:rPr>
+          <w:lang w:val="ru-RU"/>
+        </w:rPr>
+      </w:pPr>
+      <w:r>
+        <w:rPr>
+          <w:rFonts w:eastAsia="Calibri Light"/>
+          <w:lang w:val="ru-RU"/>
+        </w:rPr>
+        <w:lastRenderedPageBreak/>
+        <w:t xml:space="preserve">если </w:t>
+      </w:r>
+      <w:r>
+        <w:rPr>
+          <w:rFonts w:eastAsia="Calibri Light"/>
+        </w:rPr>
+        <w:t>p</w:t>
+      </w:r>
+      <w:r>
+        <w:rPr>
+          <w:rFonts w:eastAsia="Calibri Light"/>
+          <w:lang w:val="ru-RU"/>
+        </w:rPr>
+        <w:t>-</w:t>
+      </w:r>
+      <w:r>
+        <w:rPr>
+          <w:rFonts w:eastAsia="Calibri Light"/>
+        </w:rPr>
+        <w:t>value</w:t>
+      </w:r>
+      <w:r>
+        <w:rPr>
+          <w:rFonts w:eastAsia="Calibri Light"/>
+          <w:lang w:val="ru-RU"/>
+        </w:rPr>
+        <w:t xml:space="preserve"> ≥ 0,05, оснований утверждать о статистически значимом преимуществе одного варианта нет;</w:t>
+      </w:r>
+    </w:p>
+    <w:p>
+      <w:pPr>
+        <w:pStyle w:val="a0"/>
+        <w:rPr>
+          <w:lang w:val="ru-RU"/>
+        </w:rPr>
+      </w:pPr>
+      <w:r>
+        <w:rPr>
+          <w:rFonts w:eastAsia="Calibri Light"/>
+          <w:lang w:val="ru-RU"/>
+        </w:rPr>
+        <w:t>если 95%-й доверительный интервал разницы включает ноль, это согласуется с отсутствием значимого различия.</w:t>
+      </w:r>
+    </w:p>
+    <w:p>
+      <w:pPr>
+        <w:pStyle w:val="1"/>
+        <w:rPr>
+          <w:lang w:val="ru-RU"/>
+        </w:rPr>
+      </w:pPr>
+      <w:r>
+        <w:rPr>
+          <w:lang w:val="ru-RU"/>
+        </w:rPr>
+        <w:t>9. Графические отчёты</w:t>
+      </w:r>
+    </w:p>
+    <w:tbl>
+      <w:tblPr>
+        <w:tblStyle w:val="aff0"/>
+        <w:tblW w:w="0" w:type="auto"/>
+        <w:jc w:val="center"/>
+        <w:tblLayout w:type="fixed"/>
+        <w:tblLook w:val="04A0" w:firstRow="1" w:lastRow="0" w:firstColumn="1" w:lastColumn="0" w:noHBand="0" w:noVBand="1"/>
+      </w:tblPr>
+      <w:tblGrid>
+        <w:gridCol w:w="2948"/>
+        <w:gridCol w:w="5953"/>
+      </w:tblGrid>
+      <w:tr>
+        <w:trPr>
+          <w:jc w:val="center"/>
+        </w:trPr>
+        <w:tc>
+          <w:tcPr>
+            <w:tcW w:w="2948" w:type="dxa"/>
+            <w:shd w:val="clear" w:color="auto" w:fill="D9E2F3"/>
+            <w:tcMar>
+              <w:top w:w="80" w:type="dxa"/>
+              <w:left w:w="100" w:type="dxa"/>
+              <w:bottom w:w="80" w:type="dxa"/>
+              <w:right w:w="100" w:type="dxa"/>
+            </w:tcMar>
+            <w:vAlign w:val="center"/>
+          </w:tcPr>
+          <w:p>
+            <w:pPr>
+              <w:jc w:val="center"/>
+              <w:rPr>
+                <w:lang w:val="ru-RU"/>
+              </w:rPr>
+            </w:pPr>
             <w:r>
-              <w:t>old</w:t>
+              <w:rPr>
+                <w:rFonts w:eastAsia="Calibri Light"/>
+                <w:b/>
+                <w:sz w:val="20"/>
+                <w:lang w:val="ru-RU"/>
+              </w:rPr>
+              <w:t>График</w:t>
+            </w:r>
+          </w:p>
+        </w:tc>
+        <w:tc>
+          <w:tcPr>
+            <w:tcW w:w="5953" w:type="dxa"/>
+            <w:shd w:val="clear" w:color="auto" w:fill="D9E2F3"/>
+            <w:tcMar>
+              <w:top w:w="80" w:type="dxa"/>
+              <w:left w:w="100" w:type="dxa"/>
+              <w:bottom w:w="80" w:type="dxa"/>
+              <w:right w:w="100" w:type="dxa"/>
+            </w:tcMar>
+            <w:vAlign w:val="center"/>
+          </w:tcPr>
+          <w:p>
+            <w:pPr>
+              <w:jc w:val="center"/>
+              <w:rPr>
+                <w:lang w:val="ru-RU"/>
+              </w:rPr>
+            </w:pPr>
+            <w:r>
+              <w:rPr>
+                <w:rFonts w:eastAsia="Calibri Light"/>
+                <w:b/>
+                <w:sz w:val="20"/>
+                <w:lang w:val="ru-RU"/>
+              </w:rPr>
+              <w:t>Назначение</w:t>
+            </w:r>
+          </w:p>
+        </w:tc>
+      </w:tr>
+      <w:tr>
+        <w:trPr>
+          <w:jc w:val="center"/>
+        </w:trPr>
+        <w:tc>
+          <w:tcPr>
+            <w:tcW w:w="2948" w:type="dxa"/>
+            <w:tcMar>
+              <w:top w:w="80" w:type="dxa"/>
+              <w:left w:w="100" w:type="dxa"/>
+              <w:bottom w:w="80" w:type="dxa"/>
+              <w:right w:w="100" w:type="dxa"/>
+            </w:tcMar>
+          </w:tcPr>
+          <w:p>
+            <w:pPr>
+              <w:spacing w:after="0" w:line="240" w:lineRule="auto"/>
+              <w:jc w:val="left"/>
+            </w:pPr>
+            <w:r>
+              <w:rPr>
+                <w:rFonts w:eastAsia="Calibri Light"/>
+                <w:sz w:val="20"/>
+              </w:rPr>
+              <w:t>Сравнение CTR</w:t>
+            </w:r>
+          </w:p>
+        </w:tc>
+        <w:tc>
+          <w:tcPr>
+            <w:tcW w:w="5953" w:type="dxa"/>
+            <w:tcMar>
+              <w:top w:w="80" w:type="dxa"/>
+              <w:left w:w="100" w:type="dxa"/>
+              <w:bottom w:w="80" w:type="dxa"/>
+              <w:right w:w="100" w:type="dxa"/>
+            </w:tcMar>
+          </w:tcPr>
+          <w:p>
+            <w:pPr>
+              <w:spacing w:after="0" w:line="240" w:lineRule="auto"/>
+              <w:jc w:val="left"/>
+              <w:rPr>
+                <w:lang w:val="ru-RU"/>
+              </w:rPr>
+            </w:pPr>
+            <w:r>
+              <w:rPr>
+                <w:rFonts w:eastAsia="Calibri Light"/>
+                <w:sz w:val="20"/>
+                <w:lang w:val="ru-RU"/>
+              </w:rPr>
+              <w:t xml:space="preserve">Столбчатая диаграмма общего </w:t>
             </w:r>
             <w:r>
               <w:rPr>
+                <w:rFonts w:eastAsia="Calibri Light"/>
+                <w:sz w:val="20"/>
+              </w:rPr>
+              <w:t>CTR</w:t>
+            </w:r>
+            <w:r>
+              <w:rPr>
+                <w:rFonts w:eastAsia="Calibri Light"/>
+                <w:sz w:val="20"/>
+                <w:lang w:val="ru-RU"/>
+              </w:rPr>
+              <w:t xml:space="preserve"> вариантов </w:t>
+            </w:r>
+            <w:r>
+              <w:rPr>
+                <w:rFonts w:eastAsia="Calibri Light"/>
+                <w:sz w:val="20"/>
+              </w:rPr>
+              <w:t>A</w:t>
+            </w:r>
+            <w:r>
+              <w:rPr>
+                <w:rFonts w:eastAsia="Calibri Light"/>
+                <w:sz w:val="20"/>
+                <w:lang w:val="ru-RU"/>
+              </w:rPr>
+              <w:t xml:space="preserve"> и </w:t>
+            </w:r>
+            <w:r>
+              <w:rPr>
+                <w:rFonts w:eastAsia="Calibri Light"/>
+                <w:sz w:val="20"/>
+              </w:rPr>
+              <w:t>B</w:t>
+            </w:r>
+            <w:r>
+              <w:rPr>
+                <w:rFonts w:eastAsia="Calibri Light"/>
+                <w:sz w:val="20"/>
+                <w:lang w:val="ru-RU"/>
+              </w:rPr>
+              <w:t>.</w:t>
+            </w:r>
+          </w:p>
+        </w:tc>
+      </w:tr>
+      <w:tr>
+        <w:trPr>
+          <w:jc w:val="center"/>
+        </w:trPr>
+        <w:tc>
+          <w:tcPr>
+            <w:tcW w:w="2948" w:type="dxa"/>
+            <w:tcMar>
+              <w:top w:w="80" w:type="dxa"/>
+              <w:left w:w="100" w:type="dxa"/>
+              <w:bottom w:w="80" w:type="dxa"/>
+              <w:right w:w="100" w:type="dxa"/>
+            </w:tcMar>
+          </w:tcPr>
+          <w:p>
+            <w:pPr>
+              <w:spacing w:after="0" w:line="240" w:lineRule="auto"/>
+              <w:jc w:val="left"/>
+            </w:pPr>
+            <w:r>
+              <w:rPr>
+                <w:rFonts w:eastAsia="Calibri Light"/>
+                <w:sz w:val="20"/>
+                <w:lang w:val="ru-RU"/>
+              </w:rPr>
+              <w:t>Распределение</w:t>
+            </w:r>
+            <w:r>
+              <w:rPr>
+                <w:rFonts w:eastAsia="Calibri Light"/>
+                <w:sz w:val="20"/>
+              </w:rPr>
+              <w:t xml:space="preserve"> CTR</w:t>
+            </w:r>
+          </w:p>
+        </w:tc>
+        <w:tc>
+          <w:tcPr>
+            <w:tcW w:w="5953" w:type="dxa"/>
+            <w:tcMar>
+              <w:top w:w="80" w:type="dxa"/>
+              <w:left w:w="100" w:type="dxa"/>
+              <w:bottom w:w="80" w:type="dxa"/>
+              <w:right w:w="100" w:type="dxa"/>
+            </w:tcMar>
+          </w:tcPr>
+          <w:p>
+            <w:pPr>
+              <w:spacing w:after="0" w:line="240" w:lineRule="auto"/>
+              <w:jc w:val="left"/>
+              <w:rPr>
+                <w:lang w:val="ru-RU"/>
+              </w:rPr>
+            </w:pPr>
+            <w:r>
+              <w:rPr>
+                <w:rFonts w:eastAsia="Calibri Light"/>
+                <w:sz w:val="20"/>
+                <w:lang w:val="ru-RU"/>
+              </w:rPr>
+              <w:t xml:space="preserve">Гистограмма распределения дневного </w:t>
+            </w:r>
+            <w:r>
+              <w:rPr>
+                <w:rFonts w:eastAsia="Calibri Light"/>
+                <w:sz w:val="20"/>
+              </w:rPr>
+              <w:t>CTR</w:t>
+            </w:r>
+            <w:r>
+              <w:rPr>
+                <w:rFonts w:eastAsia="Calibri Light"/>
+                <w:sz w:val="20"/>
+                <w:lang w:val="ru-RU"/>
+              </w:rPr>
+              <w:t xml:space="preserve"> отдельно для двух вариантов.</w:t>
+            </w:r>
+          </w:p>
+        </w:tc>
+      </w:tr>
+      <w:tr>
+        <w:trPr>
+          <w:jc w:val="center"/>
+        </w:trPr>
+        <w:tc>
+          <w:tcPr>
+            <w:tcW w:w="2948" w:type="dxa"/>
+            <w:tcMar>
+              <w:top w:w="80" w:type="dxa"/>
+              <w:left w:w="100" w:type="dxa"/>
+              <w:bottom w:w="80" w:type="dxa"/>
+              <w:right w:w="100" w:type="dxa"/>
+            </w:tcMar>
+          </w:tcPr>
+          <w:p>
+            <w:pPr>
+              <w:spacing w:after="0" w:line="240" w:lineRule="auto"/>
+              <w:jc w:val="left"/>
+              <w:rPr>
+                <w:lang w:val="ru-RU"/>
+              </w:rPr>
+            </w:pPr>
+            <w:r>
+              <w:rPr>
+                <w:rFonts w:eastAsia="Calibri Light"/>
+                <w:sz w:val="20"/>
+              </w:rPr>
+              <w:t xml:space="preserve">CTR </w:t>
+            </w:r>
+            <w:r>
+              <w:rPr>
+                <w:rFonts w:eastAsia="Calibri Light"/>
+                <w:sz w:val="20"/>
+                <w:lang w:val="ru-RU"/>
+              </w:rPr>
+              <w:t>по датам</w:t>
+            </w:r>
+          </w:p>
+        </w:tc>
+        <w:tc>
+          <w:tcPr>
+            <w:tcW w:w="5953" w:type="dxa"/>
+            <w:tcMar>
+              <w:top w:w="80" w:type="dxa"/>
+              <w:left w:w="100" w:type="dxa"/>
+              <w:bottom w:w="80" w:type="dxa"/>
+              <w:right w:w="100" w:type="dxa"/>
+            </w:tcMar>
+          </w:tcPr>
+          <w:p>
+            <w:pPr>
+              <w:spacing w:after="0" w:line="240" w:lineRule="auto"/>
+              <w:jc w:val="left"/>
+              <w:rPr>
+                <w:lang w:val="ru-RU"/>
+              </w:rPr>
+            </w:pPr>
+            <w:r>
+              <w:rPr>
+                <w:rFonts w:eastAsia="Calibri Light"/>
+                <w:sz w:val="20"/>
+                <w:lang w:val="ru-RU"/>
+              </w:rPr>
+              <w:t xml:space="preserve">Диаграмма рассеяния, показывающая дневные значения </w:t>
+            </w:r>
+            <w:r>
+              <w:rPr>
+                <w:rFonts w:eastAsia="Calibri Light"/>
+                <w:sz w:val="20"/>
+              </w:rPr>
+              <w:t>CTR</w:t>
+            </w:r>
+            <w:r>
+              <w:rPr>
+                <w:rFonts w:eastAsia="Calibri Light"/>
+                <w:sz w:val="20"/>
+                <w:lang w:val="ru-RU"/>
+              </w:rPr>
+              <w:t xml:space="preserve"> во времени.</w:t>
+            </w:r>
+          </w:p>
+        </w:tc>
+      </w:tr>
+      <w:tr>
+        <w:trPr>
+          <w:jc w:val="center"/>
+        </w:trPr>
+        <w:tc>
+          <w:tcPr>
+            <w:tcW w:w="2948" w:type="dxa"/>
+            <w:tcMar>
+              <w:top w:w="80" w:type="dxa"/>
+              <w:left w:w="100" w:type="dxa"/>
+              <w:bottom w:w="80" w:type="dxa"/>
+              <w:right w:w="100" w:type="dxa"/>
+            </w:tcMar>
+          </w:tcPr>
+          <w:p>
+            <w:pPr>
+              <w:spacing w:after="0" w:line="240" w:lineRule="auto"/>
+              <w:jc w:val="left"/>
+            </w:pPr>
+            <w:r>
+              <w:rPr>
+                <w:rFonts w:eastAsia="Calibri Light"/>
+                <w:sz w:val="20"/>
+              </w:rPr>
+              <w:t>Boxplot</w:t>
+            </w:r>
+          </w:p>
+        </w:tc>
+        <w:tc>
+          <w:tcPr>
+            <w:tcW w:w="5953" w:type="dxa"/>
+            <w:tcMar>
+              <w:top w:w="80" w:type="dxa"/>
+              <w:left w:w="100" w:type="dxa"/>
+              <w:bottom w:w="80" w:type="dxa"/>
+              <w:right w:w="100" w:type="dxa"/>
+            </w:tcMar>
+          </w:tcPr>
+          <w:p>
+            <w:pPr>
+              <w:spacing w:after="0" w:line="240" w:lineRule="auto"/>
+              <w:jc w:val="left"/>
+              <w:rPr>
+                <w:lang w:val="ru-RU"/>
+              </w:rPr>
+            </w:pPr>
+            <w:r>
+              <w:rPr>
+                <w:rFonts w:eastAsia="Calibri Light"/>
+                <w:sz w:val="20"/>
+                <w:lang w:val="ru-RU"/>
+              </w:rPr>
+              <w:t xml:space="preserve">Диаграмма Бокса–Вискера для сравнения распределений дневного </w:t>
+            </w:r>
+            <w:r>
+              <w:rPr>
+                <w:rFonts w:eastAsia="Calibri Light"/>
+                <w:sz w:val="20"/>
+              </w:rPr>
+              <w:t>CTR</w:t>
+            </w:r>
+            <w:r>
+              <w:rPr>
+                <w:rFonts w:eastAsia="Calibri Light"/>
+                <w:sz w:val="20"/>
+                <w:lang w:val="ru-RU"/>
+              </w:rPr>
+              <w:t>.</w:t>
+            </w:r>
+          </w:p>
+        </w:tc>
+      </w:tr>
+    </w:tbl>
+    <w:p>
+      <w:pPr>
+        <w:rPr>
+          <w:lang w:val="ru-RU"/>
+        </w:rPr>
+      </w:pPr>
+    </w:p>
+    <w:p>
+      <w:pPr>
+        <w:pStyle w:val="1"/>
+        <w:rPr>
+          <w:lang w:val="ru-RU"/>
+        </w:rPr>
+      </w:pPr>
+      <w:r>
+        <w:rPr>
+          <w:lang w:val="ru-RU"/>
+        </w:rPr>
+        <w:t>10. Итоговые файлы</w:t>
+      </w:r>
+    </w:p>
+    <w:p>
+      <w:pPr>
+        <w:rPr>
+          <w:lang w:val="ru-RU"/>
+        </w:rPr>
+      </w:pPr>
+      <w:r>
+        <w:rPr>
+          <w:rFonts w:eastAsia="Calibri Light"/>
+          <w:lang w:val="ru-RU"/>
+        </w:rPr>
+        <w:t xml:space="preserve">После формирования отчёта в папке </w:t>
+      </w:r>
+      <w:r>
+        <w:rPr>
+          <w:rFonts w:eastAsia="Calibri Light"/>
+        </w:rPr>
+        <w:t>output</w:t>
+      </w:r>
+      <w:r>
+        <w:rPr>
+          <w:rFonts w:eastAsia="Calibri Light"/>
+          <w:lang w:val="ru-RU"/>
+        </w:rPr>
+        <w:t xml:space="preserve"> создаётся каталог следующего вида:</w:t>
+      </w:r>
+    </w:p>
+    <w:p>
+      <w:pPr>
+        <w:pStyle w:val="CodeBlock"/>
+        <w:keepLines/>
+        <w:shd w:val="clear" w:color="auto" w:fill="F2F2F2"/>
+        <w:rPr>
+          <w:lang w:val="ru-RU"/>
+        </w:rPr>
+      </w:pPr>
+      <w:r>
+        <w:rPr>
+          <w:rFonts w:eastAsia="Consolas"/>
+        </w:rPr>
+        <w:t>report</w:t>
+      </w:r>
+      <w:r>
+        <w:rPr>
+          <w:rFonts w:eastAsia="Consolas"/>
+          <w:lang w:val="ru-RU"/>
+        </w:rPr>
+        <w:t>_</w:t>
+      </w:r>
+      <w:r>
+        <w:rPr>
+          <w:rFonts w:eastAsia="Consolas"/>
+        </w:rPr>
+        <w:t>YYYYMMDD</w:t>
+      </w:r>
+      <w:r>
+        <w:rPr>
+          <w:rFonts w:eastAsia="Consolas"/>
+          <w:lang w:val="ru-RU"/>
+        </w:rPr>
+        <w:t>_</w:t>
+      </w:r>
+      <w:r>
+        <w:rPr>
+          <w:rFonts w:eastAsia="Consolas"/>
+        </w:rPr>
+        <w:t>HHMMSS</w:t>
+      </w:r>
+    </w:p>
+    <w:tbl>
+      <w:tblPr>
+        <w:tblStyle w:val="aff0"/>
+        <w:tblW w:w="0" w:type="auto"/>
+        <w:jc w:val="center"/>
+        <w:tblLayout w:type="fixed"/>
+        <w:tblLook w:val="04A0" w:firstRow="1" w:lastRow="0" w:firstColumn="1" w:lastColumn="0" w:noHBand="0" w:noVBand="1"/>
+      </w:tblPr>
+      <w:tblGrid>
+        <w:gridCol w:w="2948"/>
+        <w:gridCol w:w="5953"/>
+      </w:tblGrid>
+      <w:tr>
+        <w:trPr>
+          <w:jc w:val="center"/>
+        </w:trPr>
+        <w:tc>
+          <w:tcPr>
+            <w:tcW w:w="2948" w:type="dxa"/>
+            <w:shd w:val="clear" w:color="auto" w:fill="D9E2F3"/>
+            <w:tcMar>
+              <w:top w:w="80" w:type="dxa"/>
+              <w:left w:w="100" w:type="dxa"/>
+              <w:bottom w:w="80" w:type="dxa"/>
+              <w:right w:w="100" w:type="dxa"/>
+            </w:tcMar>
+            <w:vAlign w:val="center"/>
+          </w:tcPr>
+          <w:p>
+            <w:pPr>
+              <w:jc w:val="center"/>
+              <w:rPr>
+                <w:lang w:val="ru-RU"/>
+              </w:rPr>
+            </w:pPr>
+            <w:r>
+              <w:rPr>
+                <w:rFonts w:eastAsia="Calibri Light"/>
+                <w:b/>
+                <w:sz w:val="20"/>
+                <w:lang w:val="ru-RU"/>
+              </w:rPr>
+              <w:t>Файл</w:t>
+            </w:r>
+          </w:p>
+        </w:tc>
+        <w:tc>
+          <w:tcPr>
+            <w:tcW w:w="5953" w:type="dxa"/>
+            <w:shd w:val="clear" w:color="auto" w:fill="D9E2F3"/>
+            <w:tcMar>
+              <w:top w:w="80" w:type="dxa"/>
+              <w:left w:w="100" w:type="dxa"/>
+              <w:bottom w:w="80" w:type="dxa"/>
+              <w:right w:w="100" w:type="dxa"/>
+            </w:tcMar>
+            <w:vAlign w:val="center"/>
+          </w:tcPr>
+          <w:p>
+            <w:pPr>
+              <w:jc w:val="center"/>
+              <w:rPr>
+                <w:lang w:val="ru-RU"/>
+              </w:rPr>
+            </w:pPr>
+            <w:r>
+              <w:rPr>
+                <w:rFonts w:eastAsia="Calibri Light"/>
+                <w:b/>
+                <w:sz w:val="20"/>
+                <w:lang w:val="ru-RU"/>
+              </w:rPr>
+              <w:t>Содержание</w:t>
+            </w:r>
+          </w:p>
+        </w:tc>
+      </w:tr>
+      <w:tr>
+        <w:trPr>
+          <w:jc w:val="center"/>
+        </w:trPr>
+        <w:tc>
+          <w:tcPr>
+            <w:tcW w:w="2948" w:type="dxa"/>
+            <w:tcMar>
+              <w:top w:w="80" w:type="dxa"/>
+              <w:left w:w="100" w:type="dxa"/>
+              <w:bottom w:w="80" w:type="dxa"/>
+              <w:right w:w="100" w:type="dxa"/>
+            </w:tcMar>
+          </w:tcPr>
+          <w:p>
+            <w:pPr>
+              <w:spacing w:after="0" w:line="240" w:lineRule="auto"/>
+              <w:jc w:val="left"/>
+            </w:pPr>
+            <w:r>
+              <w:rPr>
+                <w:rFonts w:eastAsia="Calibri Light"/>
+                <w:sz w:val="20"/>
+              </w:rPr>
+              <w:t>analysis_report.txt</w:t>
+            </w:r>
+          </w:p>
+        </w:tc>
+        <w:tc>
+          <w:tcPr>
+            <w:tcW w:w="5953" w:type="dxa"/>
+            <w:tcMar>
+              <w:top w:w="80" w:type="dxa"/>
+              <w:left w:w="100" w:type="dxa"/>
+              <w:bottom w:w="80" w:type="dxa"/>
+              <w:right w:w="100" w:type="dxa"/>
+            </w:tcMar>
+          </w:tcPr>
+          <w:p>
+            <w:pPr>
+              <w:spacing w:after="0" w:line="240" w:lineRule="auto"/>
+              <w:jc w:val="left"/>
+              <w:rPr>
+                <w:lang w:val="ru-RU"/>
+              </w:rPr>
+            </w:pPr>
+            <w:r>
+              <w:rPr>
+                <w:rFonts w:eastAsia="Calibri Light"/>
+                <w:sz w:val="20"/>
+                <w:lang w:val="ru-RU"/>
+              </w:rPr>
+              <w:t>Текстовый отчёт с очисткой данных, метриками и статистическим выводом.</w:t>
+            </w:r>
+          </w:p>
+        </w:tc>
+      </w:tr>
+      <w:tr>
+        <w:trPr>
+          <w:jc w:val="center"/>
+        </w:trPr>
+        <w:tc>
+          <w:tcPr>
+            <w:tcW w:w="2948" w:type="dxa"/>
+            <w:tcMar>
+              <w:top w:w="80" w:type="dxa"/>
+              <w:left w:w="100" w:type="dxa"/>
+              <w:bottom w:w="80" w:type="dxa"/>
+              <w:right w:w="100" w:type="dxa"/>
+            </w:tcMar>
+          </w:tcPr>
+          <w:p>
+            <w:pPr>
+              <w:spacing w:after="0" w:line="240" w:lineRule="auto"/>
+              <w:jc w:val="left"/>
+            </w:pPr>
+            <w:r>
+              <w:rPr>
+                <w:rFonts w:eastAsia="Calibri Light"/>
+                <w:sz w:val="20"/>
+              </w:rPr>
+              <w:t>cleaned_data.csv</w:t>
+            </w:r>
+          </w:p>
+        </w:tc>
+        <w:tc>
+          <w:tcPr>
+            <w:tcW w:w="5953" w:type="dxa"/>
+            <w:tcMar>
+              <w:top w:w="80" w:type="dxa"/>
+              <w:left w:w="100" w:type="dxa"/>
+              <w:bottom w:w="80" w:type="dxa"/>
+              <w:right w:w="100" w:type="dxa"/>
+            </w:tcMar>
+          </w:tcPr>
+          <w:p>
+            <w:pPr>
+              <w:spacing w:after="0" w:line="240" w:lineRule="auto"/>
+              <w:jc w:val="left"/>
+              <w:rPr>
+                <w:lang w:val="ru-RU"/>
+              </w:rPr>
+            </w:pPr>
+            <w:r>
+              <w:rPr>
+                <w:rFonts w:eastAsia="Calibri Light"/>
+                <w:sz w:val="20"/>
+                <w:lang w:val="ru-RU"/>
+              </w:rPr>
+              <w:t>Очищенный набор данных, использованный в расчётах.</w:t>
+            </w:r>
+          </w:p>
+        </w:tc>
+      </w:tr>
+      <w:tr>
+        <w:trPr>
+          <w:jc w:val="center"/>
+        </w:trPr>
+        <w:tc>
+          <w:tcPr>
+            <w:tcW w:w="2948" w:type="dxa"/>
+            <w:tcMar>
+              <w:top w:w="80" w:type="dxa"/>
+              <w:left w:w="100" w:type="dxa"/>
+              <w:bottom w:w="80" w:type="dxa"/>
+              <w:right w:w="100" w:type="dxa"/>
+            </w:tcMar>
+          </w:tcPr>
+          <w:p>
+            <w:pPr>
+              <w:spacing w:after="0" w:line="240" w:lineRule="auto"/>
+              <w:jc w:val="left"/>
+            </w:pPr>
+            <w:r>
+              <w:rPr>
+                <w:rFonts w:eastAsia="Calibri Light"/>
+                <w:sz w:val="20"/>
+              </w:rPr>
+              <w:t>summary.csv</w:t>
+            </w:r>
+          </w:p>
+        </w:tc>
+        <w:tc>
+          <w:tcPr>
+            <w:tcW w:w="5953" w:type="dxa"/>
+            <w:tcMar>
+              <w:top w:w="80" w:type="dxa"/>
+              <w:left w:w="100" w:type="dxa"/>
+              <w:bottom w:w="80" w:type="dxa"/>
+              <w:right w:w="100" w:type="dxa"/>
+            </w:tcMar>
+          </w:tcPr>
+          <w:p>
+            <w:pPr>
+              <w:spacing w:after="0" w:line="240" w:lineRule="auto"/>
+              <w:jc w:val="left"/>
+              <w:rPr>
+                <w:lang w:val="ru-RU"/>
+              </w:rPr>
+            </w:pPr>
+            <w:r>
+              <w:rPr>
+                <w:rFonts w:eastAsia="Calibri Light"/>
+                <w:sz w:val="20"/>
+                <w:lang w:val="ru-RU"/>
+              </w:rPr>
+              <w:t xml:space="preserve">Сводные показатели по вариантам </w:t>
+            </w:r>
+            <w:r>
+              <w:rPr>
+                <w:rFonts w:eastAsia="Calibri Light"/>
+                <w:sz w:val="20"/>
+              </w:rPr>
+              <w:t>A</w:t>
+            </w:r>
+            <w:r>
+              <w:rPr>
+                <w:rFonts w:eastAsia="Calibri Light"/>
+                <w:sz w:val="20"/>
+                <w:lang w:val="ru-RU"/>
+              </w:rPr>
+              <w:t xml:space="preserve"> и </w:t>
+            </w:r>
+            <w:r>
+              <w:rPr>
+                <w:rFonts w:eastAsia="Calibri Light"/>
+                <w:sz w:val="20"/>
+              </w:rPr>
+              <w:t>B</w:t>
+            </w:r>
+            <w:r>
+              <w:rPr>
+                <w:rFonts w:eastAsia="Calibri Light"/>
+                <w:sz w:val="20"/>
+                <w:lang w:val="ru-RU"/>
+              </w:rPr>
+              <w:t>.</w:t>
+            </w:r>
+          </w:p>
+        </w:tc>
+      </w:tr>
+      <w:tr>
+        <w:trPr>
+          <w:jc w:val="center"/>
+        </w:trPr>
+        <w:tc>
+          <w:tcPr>
+            <w:tcW w:w="2948" w:type="dxa"/>
+            <w:tcMar>
+              <w:top w:w="80" w:type="dxa"/>
+              <w:left w:w="100" w:type="dxa"/>
+              <w:bottom w:w="80" w:type="dxa"/>
+              <w:right w:w="100" w:type="dxa"/>
+            </w:tcMar>
+          </w:tcPr>
+          <w:p>
+            <w:pPr>
+              <w:spacing w:after="0" w:line="240" w:lineRule="auto"/>
+              <w:jc w:val="left"/>
+            </w:pPr>
+            <w:r>
+              <w:rPr>
+                <w:rFonts w:eastAsia="Calibri Light"/>
+                <w:sz w:val="20"/>
+              </w:rPr>
+              <w:t>daily_metrics.csv</w:t>
+            </w:r>
+          </w:p>
+        </w:tc>
+        <w:tc>
+          <w:tcPr>
+            <w:tcW w:w="5953" w:type="dxa"/>
+            <w:tcMar>
+              <w:top w:w="80" w:type="dxa"/>
+              <w:left w:w="100" w:type="dxa"/>
+              <w:bottom w:w="80" w:type="dxa"/>
+              <w:right w:w="100" w:type="dxa"/>
+            </w:tcMar>
+          </w:tcPr>
+          <w:p>
+            <w:pPr>
+              <w:spacing w:after="0" w:line="240" w:lineRule="auto"/>
+              <w:jc w:val="left"/>
+              <w:rPr>
+                <w:lang w:val="ru-RU"/>
+              </w:rPr>
+            </w:pPr>
+            <w:r>
+              <w:rPr>
+                <w:rFonts w:eastAsia="Calibri Light"/>
+                <w:sz w:val="20"/>
+                <w:lang w:val="ru-RU"/>
+              </w:rPr>
+              <w:t xml:space="preserve">Дневные показатели числа показов, целевых действий и </w:t>
+            </w:r>
+            <w:r>
+              <w:rPr>
+                <w:rFonts w:eastAsia="Calibri Light"/>
+                <w:sz w:val="20"/>
+              </w:rPr>
+              <w:t>CTR</w:t>
+            </w:r>
+            <w:r>
+              <w:rPr>
+                <w:rFonts w:eastAsia="Calibri Light"/>
+                <w:sz w:val="20"/>
+                <w:lang w:val="ru-RU"/>
+              </w:rPr>
+              <w:t>.</w:t>
+            </w:r>
+          </w:p>
+        </w:tc>
+      </w:tr>
+      <w:tr>
+        <w:trPr>
+          <w:jc w:val="center"/>
+        </w:trPr>
+        <w:tc>
+          <w:tcPr>
+            <w:tcW w:w="2948" w:type="dxa"/>
+            <w:tcMar>
+              <w:top w:w="80" w:type="dxa"/>
+              <w:left w:w="100" w:type="dxa"/>
+              <w:bottom w:w="80" w:type="dxa"/>
+              <w:right w:w="100" w:type="dxa"/>
+            </w:tcMar>
+          </w:tcPr>
+          <w:p>
+            <w:pPr>
+              <w:spacing w:after="0" w:line="240" w:lineRule="auto"/>
+              <w:jc w:val="left"/>
+            </w:pPr>
+            <w:r>
+              <w:rPr>
+                <w:rFonts w:eastAsia="Calibri Light"/>
+                <w:sz w:val="20"/>
+              </w:rPr>
+              <w:t>ctr_comparison.png</w:t>
+            </w:r>
+          </w:p>
+        </w:tc>
+        <w:tc>
+          <w:tcPr>
+            <w:tcW w:w="5953" w:type="dxa"/>
+            <w:tcMar>
+              <w:top w:w="80" w:type="dxa"/>
+              <w:left w:w="100" w:type="dxa"/>
+              <w:bottom w:w="80" w:type="dxa"/>
+              <w:right w:w="100" w:type="dxa"/>
+            </w:tcMar>
+          </w:tcPr>
+          <w:p>
+            <w:pPr>
+              <w:spacing w:after="0" w:line="240" w:lineRule="auto"/>
+              <w:jc w:val="left"/>
+            </w:pPr>
+            <w:r>
+              <w:rPr>
+                <w:rFonts w:eastAsia="Calibri Light"/>
+                <w:sz w:val="20"/>
+              </w:rPr>
+              <w:t>Столбчатая диаграмма общего CTR.</w:t>
+            </w:r>
+          </w:p>
+        </w:tc>
+      </w:tr>
+      <w:tr>
+        <w:trPr>
+          <w:jc w:val="center"/>
+        </w:trPr>
+        <w:tc>
+          <w:tcPr>
+            <w:tcW w:w="2948" w:type="dxa"/>
+            <w:tcMar>
+              <w:top w:w="80" w:type="dxa"/>
+              <w:left w:w="100" w:type="dxa"/>
+              <w:bottom w:w="80" w:type="dxa"/>
+              <w:right w:w="100" w:type="dxa"/>
+            </w:tcMar>
+          </w:tcPr>
+          <w:p>
+            <w:pPr>
+              <w:spacing w:after="0" w:line="240" w:lineRule="auto"/>
+              <w:jc w:val="left"/>
+            </w:pPr>
+            <w:r>
+              <w:rPr>
+                <w:rFonts w:eastAsia="Calibri Light"/>
+                <w:sz w:val="20"/>
+              </w:rPr>
+              <w:t>ctr_distribution.png</w:t>
+            </w:r>
+          </w:p>
+        </w:tc>
+        <w:tc>
+          <w:tcPr>
+            <w:tcW w:w="5953" w:type="dxa"/>
+            <w:tcMar>
+              <w:top w:w="80" w:type="dxa"/>
+              <w:left w:w="100" w:type="dxa"/>
+              <w:bottom w:w="80" w:type="dxa"/>
+              <w:right w:w="100" w:type="dxa"/>
+            </w:tcMar>
+          </w:tcPr>
+          <w:p>
+            <w:pPr>
+              <w:spacing w:after="0" w:line="240" w:lineRule="auto"/>
+              <w:jc w:val="left"/>
+            </w:pPr>
+            <w:r>
+              <w:rPr>
+                <w:rFonts w:eastAsia="Calibri Light"/>
+                <w:sz w:val="20"/>
+              </w:rPr>
+              <w:t>Гистограмма дневного CTR.</w:t>
+            </w:r>
+          </w:p>
+        </w:tc>
+      </w:tr>
+      <w:tr>
+        <w:trPr>
+          <w:jc w:val="center"/>
+        </w:trPr>
+        <w:tc>
+          <w:tcPr>
+            <w:tcW w:w="2948" w:type="dxa"/>
+            <w:tcMar>
+              <w:top w:w="80" w:type="dxa"/>
+              <w:left w:w="100" w:type="dxa"/>
+              <w:bottom w:w="80" w:type="dxa"/>
+              <w:right w:w="100" w:type="dxa"/>
+            </w:tcMar>
+          </w:tcPr>
+          <w:p>
+            <w:pPr>
+              <w:spacing w:after="0" w:line="240" w:lineRule="auto"/>
+              <w:jc w:val="left"/>
+            </w:pPr>
+            <w:r>
+              <w:rPr>
+                <w:rFonts w:eastAsia="Calibri Light"/>
+                <w:sz w:val="20"/>
+              </w:rPr>
+              <w:t>ctr_by_date.png</w:t>
+            </w:r>
+          </w:p>
+        </w:tc>
+        <w:tc>
+          <w:tcPr>
+            <w:tcW w:w="5953" w:type="dxa"/>
+            <w:tcMar>
+              <w:top w:w="80" w:type="dxa"/>
+              <w:left w:w="100" w:type="dxa"/>
+              <w:bottom w:w="80" w:type="dxa"/>
+              <w:right w:w="100" w:type="dxa"/>
+            </w:tcMar>
+          </w:tcPr>
+          <w:p>
+            <w:pPr>
+              <w:spacing w:after="0" w:line="240" w:lineRule="auto"/>
+              <w:jc w:val="left"/>
+            </w:pPr>
+            <w:r>
+              <w:rPr>
+                <w:rFonts w:eastAsia="Calibri Light"/>
+                <w:sz w:val="20"/>
+              </w:rPr>
+              <w:t>Диаграмма CTR по датам.</w:t>
+            </w:r>
+          </w:p>
+        </w:tc>
+      </w:tr>
+      <w:tr>
+        <w:trPr>
+          <w:jc w:val="center"/>
+        </w:trPr>
+        <w:tc>
+          <w:tcPr>
+            <w:tcW w:w="2948" w:type="dxa"/>
+            <w:tcMar>
+              <w:top w:w="80" w:type="dxa"/>
+              <w:left w:w="100" w:type="dxa"/>
+              <w:bottom w:w="80" w:type="dxa"/>
+              <w:right w:w="100" w:type="dxa"/>
+            </w:tcMar>
+          </w:tcPr>
+          <w:p>
+            <w:pPr>
+              <w:spacing w:after="0" w:line="240" w:lineRule="auto"/>
+              <w:jc w:val="left"/>
+            </w:pPr>
+            <w:r>
+              <w:rPr>
+                <w:rFonts w:eastAsia="Calibri Light"/>
+                <w:sz w:val="20"/>
+              </w:rPr>
+              <w:t>ctr_boxplot.png</w:t>
+            </w:r>
+          </w:p>
+        </w:tc>
+        <w:tc>
+          <w:tcPr>
+            <w:tcW w:w="5953" w:type="dxa"/>
+            <w:tcMar>
+              <w:top w:w="80" w:type="dxa"/>
+              <w:left w:w="100" w:type="dxa"/>
+              <w:bottom w:w="80" w:type="dxa"/>
+              <w:right w:w="100" w:type="dxa"/>
+            </w:tcMar>
+          </w:tcPr>
+          <w:p>
+            <w:pPr>
+              <w:spacing w:after="0" w:line="240" w:lineRule="auto"/>
+              <w:jc w:val="left"/>
+            </w:pPr>
+            <w:r>
+              <w:rPr>
+                <w:rFonts w:eastAsia="Calibri Light"/>
+                <w:sz w:val="20"/>
+              </w:rPr>
+              <w:t>Диаграмма Бокса–Вискера.</w:t>
+            </w:r>
+          </w:p>
+        </w:tc>
+      </w:tr>
+    </w:tbl>
+    <w:p/>
+    <w:p>
+      <w:pPr>
+        <w:pStyle w:val="1"/>
+        <w:rPr>
+          <w:lang w:val="ru-RU"/>
+        </w:rPr>
+      </w:pPr>
+      <w:r>
+        <w:t xml:space="preserve">11. </w:t>
+      </w:r>
+      <w:r>
+        <w:rPr>
+          <w:lang w:val="ru-RU"/>
+        </w:rPr>
+        <w:t>Возможные</w:t>
+      </w:r>
+      <w:r>
+        <w:t xml:space="preserve"> </w:t>
+      </w:r>
+      <w:r>
+        <w:rPr>
+          <w:lang w:val="ru-RU"/>
+        </w:rPr>
+        <w:t>ошибки</w:t>
+      </w:r>
+    </w:p>
+    <w:tbl>
+      <w:tblPr>
+        <w:tblStyle w:val="aff0"/>
+        <w:tblW w:w="0" w:type="auto"/>
+        <w:jc w:val="center"/>
+        <w:tblLayout w:type="fixed"/>
+        <w:tblLook w:val="04A0" w:firstRow="1" w:lastRow="0" w:firstColumn="1" w:lastColumn="0" w:noHBand="0" w:noVBand="1"/>
+      </w:tblPr>
+      <w:tblGrid>
+        <w:gridCol w:w="2665"/>
+        <w:gridCol w:w="2948"/>
+        <w:gridCol w:w="3288"/>
+      </w:tblGrid>
+      <w:tr>
+        <w:trPr>
+          <w:jc w:val="center"/>
+        </w:trPr>
+        <w:tc>
+          <w:tcPr>
+            <w:tcW w:w="2665" w:type="dxa"/>
+            <w:shd w:val="clear" w:color="auto" w:fill="D9E2F3"/>
+            <w:tcMar>
+              <w:top w:w="80" w:type="dxa"/>
+              <w:left w:w="100" w:type="dxa"/>
+              <w:bottom w:w="80" w:type="dxa"/>
+              <w:right w:w="100" w:type="dxa"/>
+            </w:tcMar>
+            <w:vAlign w:val="center"/>
+          </w:tcPr>
+          <w:p>
+            <w:pPr>
+              <w:jc w:val="center"/>
+              <w:rPr>
+                <w:lang w:val="ru-RU"/>
+              </w:rPr>
+            </w:pPr>
+            <w:r>
+              <w:rPr>
+                <w:rFonts w:eastAsia="Calibri Light"/>
+                <w:b/>
+                <w:sz w:val="20"/>
+                <w:lang w:val="ru-RU"/>
+              </w:rPr>
+              <w:t>Сообщение</w:t>
+            </w:r>
+            <w:r>
+              <w:rPr>
+                <w:rFonts w:eastAsia="Calibri Light"/>
+                <w:b/>
+                <w:sz w:val="20"/>
+              </w:rPr>
+              <w:t>/</w:t>
+            </w:r>
+            <w:r>
+              <w:rPr>
+                <w:rFonts w:eastAsia="Calibri Light"/>
+                <w:b/>
+                <w:sz w:val="20"/>
+                <w:lang w:val="ru-RU"/>
+              </w:rPr>
+              <w:t>ситуация</w:t>
+            </w:r>
+          </w:p>
+        </w:tc>
+        <w:tc>
+          <w:tcPr>
+            <w:tcW w:w="2948" w:type="dxa"/>
+            <w:shd w:val="clear" w:color="auto" w:fill="D9E2F3"/>
+            <w:tcMar>
+              <w:top w:w="80" w:type="dxa"/>
+              <w:left w:w="100" w:type="dxa"/>
+              <w:bottom w:w="80" w:type="dxa"/>
+              <w:right w:w="100" w:type="dxa"/>
+            </w:tcMar>
+            <w:vAlign w:val="center"/>
+          </w:tcPr>
+          <w:p>
+            <w:pPr>
+              <w:jc w:val="center"/>
+              <w:rPr>
+                <w:lang w:val="ru-RU"/>
+              </w:rPr>
+            </w:pPr>
+            <w:r>
+              <w:rPr>
+                <w:rFonts w:eastAsia="Calibri Light"/>
+                <w:b/>
+                <w:sz w:val="20"/>
+                <w:lang w:val="ru-RU"/>
+              </w:rPr>
+              <w:t>Причина</w:t>
+            </w:r>
+          </w:p>
+        </w:tc>
+        <w:tc>
+          <w:tcPr>
+            <w:tcW w:w="3288" w:type="dxa"/>
+            <w:shd w:val="clear" w:color="auto" w:fill="D9E2F3"/>
+            <w:tcMar>
+              <w:top w:w="80" w:type="dxa"/>
+              <w:left w:w="100" w:type="dxa"/>
+              <w:bottom w:w="80" w:type="dxa"/>
+              <w:right w:w="100" w:type="dxa"/>
+            </w:tcMar>
+            <w:vAlign w:val="center"/>
+          </w:tcPr>
+          <w:p>
+            <w:pPr>
+              <w:jc w:val="center"/>
+              <w:rPr>
+                <w:lang w:val="ru-RU"/>
+              </w:rPr>
+            </w:pPr>
+            <w:r>
+              <w:rPr>
+                <w:rFonts w:eastAsia="Calibri Light"/>
+                <w:b/>
+                <w:sz w:val="20"/>
+                <w:lang w:val="ru-RU"/>
+              </w:rPr>
+              <w:t>Действие</w:t>
+            </w:r>
+            <w:r>
+              <w:rPr>
+                <w:rFonts w:eastAsia="Calibri Light"/>
+                <w:b/>
+                <w:sz w:val="20"/>
+              </w:rPr>
+              <w:t xml:space="preserve"> </w:t>
+            </w:r>
+            <w:r>
+              <w:rPr>
+                <w:rFonts w:eastAsia="Calibri Light"/>
+                <w:b/>
+                <w:sz w:val="20"/>
+                <w:lang w:val="ru-RU"/>
+              </w:rPr>
+              <w:t>Пользователя</w:t>
+            </w:r>
+          </w:p>
+        </w:tc>
+      </w:tr>
+      <w:tr>
+        <w:trPr>
+          <w:jc w:val="center"/>
+        </w:trPr>
+        <w:tc>
+          <w:tcPr>
+            <w:tcW w:w="2665" w:type="dxa"/>
+            <w:tcMar>
+              <w:top w:w="80" w:type="dxa"/>
+              <w:left w:w="100" w:type="dxa"/>
+              <w:bottom w:w="80" w:type="dxa"/>
+              <w:right w:w="100" w:type="dxa"/>
+            </w:tcMar>
+          </w:tcPr>
+          <w:p>
+            <w:pPr>
+              <w:spacing w:after="0" w:line="240" w:lineRule="auto"/>
+              <w:jc w:val="left"/>
+              <w:rPr>
+                <w:lang w:val="ru-RU"/>
+              </w:rPr>
+            </w:pPr>
+            <w:r>
+              <w:rPr>
+                <w:rFonts w:eastAsia="Calibri Light"/>
+                <w:sz w:val="20"/>
+                <w:lang w:val="ru-RU"/>
+              </w:rPr>
+              <w:t>Необходимо выбрать файл формата .</w:t>
+            </w:r>
+            <w:r>
+              <w:rPr>
+                <w:rFonts w:eastAsia="Calibri Light"/>
+                <w:sz w:val="20"/>
+              </w:rPr>
+              <w:t>csv</w:t>
+            </w:r>
+          </w:p>
+        </w:tc>
+        <w:tc>
+          <w:tcPr>
+            <w:tcW w:w="2948" w:type="dxa"/>
+            <w:tcMar>
+              <w:top w:w="80" w:type="dxa"/>
+              <w:left w:w="100" w:type="dxa"/>
+              <w:bottom w:w="80" w:type="dxa"/>
+              <w:right w:w="100" w:type="dxa"/>
+            </w:tcMar>
+          </w:tcPr>
+          <w:p>
+            <w:pPr>
+              <w:spacing w:after="0" w:line="240" w:lineRule="auto"/>
+              <w:jc w:val="left"/>
+            </w:pPr>
+            <w:r>
+              <w:rPr>
+                <w:rFonts w:eastAsia="Calibri Light"/>
+                <w:sz w:val="20"/>
+              </w:rPr>
+              <w:t>Выбран файл другого типа.</w:t>
+            </w:r>
+          </w:p>
+        </w:tc>
+        <w:tc>
+          <w:tcPr>
+            <w:tcW w:w="3288" w:type="dxa"/>
+            <w:tcMar>
+              <w:top w:w="80" w:type="dxa"/>
+              <w:left w:w="100" w:type="dxa"/>
+              <w:bottom w:w="80" w:type="dxa"/>
+              <w:right w:w="100" w:type="dxa"/>
+            </w:tcMar>
+          </w:tcPr>
+          <w:p>
+            <w:pPr>
+              <w:spacing w:after="0" w:line="240" w:lineRule="auto"/>
+              <w:jc w:val="left"/>
+              <w:rPr>
+                <w:lang w:val="ru-RU"/>
+              </w:rPr>
+            </w:pPr>
+            <w:r>
+              <w:rPr>
+                <w:rFonts w:eastAsia="Calibri Light"/>
+                <w:sz w:val="20"/>
+                <w:lang w:val="ru-RU"/>
+              </w:rPr>
+              <w:t xml:space="preserve">Сохраните данные в </w:t>
+            </w:r>
+            <w:r>
+              <w:rPr>
+                <w:rFonts w:eastAsia="Calibri Light"/>
+                <w:sz w:val="20"/>
+              </w:rPr>
+              <w:t>CSV</w:t>
+            </w:r>
+            <w:r>
+              <w:rPr>
+                <w:rFonts w:eastAsia="Calibri Light"/>
+                <w:sz w:val="20"/>
+                <w:lang w:val="ru-RU"/>
+              </w:rPr>
+              <w:t xml:space="preserve"> и выберите новый файл</w:t>
+            </w:r>
+          </w:p>
+        </w:tc>
+      </w:tr>
+      <w:tr>
+        <w:trPr>
+          <w:jc w:val="center"/>
+        </w:trPr>
+        <w:tc>
+          <w:tcPr>
+            <w:tcW w:w="2665" w:type="dxa"/>
+            <w:tcMar>
+              <w:top w:w="80" w:type="dxa"/>
+              <w:left w:w="100" w:type="dxa"/>
+              <w:bottom w:w="80" w:type="dxa"/>
+              <w:right w:w="100" w:type="dxa"/>
+            </w:tcMar>
+          </w:tcPr>
+          <w:p>
+            <w:pPr>
+              <w:spacing w:after="0" w:line="240" w:lineRule="auto"/>
+              <w:jc w:val="left"/>
+              <w:rPr>
+                <w:lang w:val="ru-RU"/>
+              </w:rPr>
+            </w:pPr>
+            <w:r>
+              <w:rPr>
+                <w:rFonts w:eastAsia="Calibri Light"/>
+                <w:sz w:val="20"/>
+              </w:rPr>
+              <w:t>CSV-</w:t>
+            </w:r>
+            <w:r>
+              <w:rPr>
+                <w:rFonts w:eastAsia="Calibri Light"/>
+                <w:sz w:val="20"/>
+                <w:lang w:val="ru-RU"/>
+              </w:rPr>
+              <w:t>файл</w:t>
+            </w:r>
+            <w:r>
+              <w:rPr>
+                <w:rFonts w:eastAsia="Calibri Light"/>
+                <w:sz w:val="20"/>
+              </w:rPr>
+              <w:t xml:space="preserve"> </w:t>
+            </w:r>
+            <w:r>
+              <w:rPr>
+                <w:rFonts w:eastAsia="Calibri Light"/>
+                <w:sz w:val="20"/>
+                <w:lang w:val="ru-RU"/>
+              </w:rPr>
+              <w:t>пуст</w:t>
+            </w:r>
+          </w:p>
+        </w:tc>
+        <w:tc>
+          <w:tcPr>
+            <w:tcW w:w="2948" w:type="dxa"/>
+            <w:tcMar>
+              <w:top w:w="80" w:type="dxa"/>
+              <w:left w:w="100" w:type="dxa"/>
+              <w:bottom w:w="80" w:type="dxa"/>
+              <w:right w:w="100" w:type="dxa"/>
+            </w:tcMar>
+          </w:tcPr>
+          <w:p>
+            <w:pPr>
+              <w:spacing w:after="0" w:line="240" w:lineRule="auto"/>
+              <w:jc w:val="left"/>
+              <w:rPr>
+                <w:lang w:val="ru-RU"/>
+              </w:rPr>
+            </w:pPr>
+            <w:r>
+              <w:rPr>
+                <w:rFonts w:eastAsia="Calibri Light"/>
+                <w:sz w:val="20"/>
+                <w:lang w:val="ru-RU"/>
+              </w:rPr>
+              <w:t>В файле нет заголовков и строк.</w:t>
+            </w:r>
+          </w:p>
+        </w:tc>
+        <w:tc>
+          <w:tcPr>
+            <w:tcW w:w="3288" w:type="dxa"/>
+            <w:tcMar>
+              <w:top w:w="80" w:type="dxa"/>
+              <w:left w:w="100" w:type="dxa"/>
+              <w:bottom w:w="80" w:type="dxa"/>
+              <w:right w:w="100" w:type="dxa"/>
+            </w:tcMar>
+          </w:tcPr>
+          <w:p>
+            <w:pPr>
+              <w:spacing w:after="0" w:line="240" w:lineRule="auto"/>
+              <w:jc w:val="left"/>
+              <w:rPr>
+                <w:lang w:val="ru-RU"/>
+              </w:rPr>
+            </w:pPr>
+            <w:r>
+              <w:rPr>
+                <w:rFonts w:eastAsia="Calibri Light"/>
+                <w:sz w:val="20"/>
+                <w:lang w:val="ru-RU"/>
+              </w:rPr>
+              <w:t>Используйте непустой датасет установленного формата</w:t>
+            </w:r>
+          </w:p>
+        </w:tc>
+      </w:tr>
+      <w:tr>
+        <w:trPr>
+          <w:jc w:val="center"/>
+        </w:trPr>
+        <w:tc>
+          <w:tcPr>
+            <w:tcW w:w="2665" w:type="dxa"/>
+            <w:tcMar>
+              <w:top w:w="80" w:type="dxa"/>
+              <w:left w:w="100" w:type="dxa"/>
+              <w:bottom w:w="80" w:type="dxa"/>
+              <w:right w:w="100" w:type="dxa"/>
+            </w:tcMar>
+          </w:tcPr>
+          <w:p>
+            <w:pPr>
+              <w:spacing w:after="0" w:line="240" w:lineRule="auto"/>
+              <w:jc w:val="left"/>
+              <w:rPr>
+                <w:lang w:val="ru-RU"/>
+              </w:rPr>
+            </w:pPr>
+            <w:r>
+              <w:rPr>
+                <w:rFonts w:eastAsia="Calibri Light"/>
+                <w:sz w:val="20"/>
+                <w:lang w:val="ru-RU"/>
+              </w:rPr>
+              <w:lastRenderedPageBreak/>
+              <w:t>Отсутствуют обязательные столбцы</w:t>
+            </w:r>
+          </w:p>
+        </w:tc>
+        <w:tc>
+          <w:tcPr>
+            <w:tcW w:w="2948" w:type="dxa"/>
+            <w:tcMar>
+              <w:top w:w="80" w:type="dxa"/>
+              <w:left w:w="100" w:type="dxa"/>
+              <w:bottom w:w="80" w:type="dxa"/>
+              <w:right w:w="100" w:type="dxa"/>
+            </w:tcMar>
+          </w:tcPr>
+          <w:p>
+            <w:pPr>
+              <w:spacing w:after="0" w:line="240" w:lineRule="auto"/>
+              <w:jc w:val="left"/>
+              <w:rPr>
+                <w:lang w:val="ru-RU"/>
+              </w:rPr>
+            </w:pPr>
+            <w:r>
+              <w:rPr>
+                <w:rFonts w:eastAsia="Calibri Light"/>
+                <w:sz w:val="20"/>
+                <w:lang w:val="ru-RU"/>
+              </w:rPr>
+              <w:t>Структура файла не соответствует требованиям.</w:t>
+            </w:r>
+          </w:p>
+        </w:tc>
+        <w:tc>
+          <w:tcPr>
+            <w:tcW w:w="3288" w:type="dxa"/>
+            <w:tcMar>
+              <w:top w:w="80" w:type="dxa"/>
+              <w:left w:w="100" w:type="dxa"/>
+              <w:bottom w:w="80" w:type="dxa"/>
+              <w:right w:w="100" w:type="dxa"/>
+            </w:tcMar>
+          </w:tcPr>
+          <w:p>
+            <w:pPr>
+              <w:spacing w:after="0" w:line="240" w:lineRule="auto"/>
+              <w:jc w:val="left"/>
+              <w:rPr>
+                <w:lang w:val="ru-RU"/>
+              </w:rPr>
+            </w:pPr>
+            <w:r>
+              <w:rPr>
+                <w:rFonts w:eastAsia="Calibri Light"/>
+                <w:sz w:val="20"/>
+                <w:lang w:val="ru-RU"/>
+              </w:rPr>
+              <w:t>Добавьте недостающие поля</w:t>
+            </w:r>
+          </w:p>
+        </w:tc>
+      </w:tr>
+      <w:tr>
+        <w:trPr>
+          <w:jc w:val="center"/>
+        </w:trPr>
+        <w:tc>
+          <w:tcPr>
+            <w:tcW w:w="2665" w:type="dxa"/>
+            <w:tcMar>
+              <w:top w:w="80" w:type="dxa"/>
+              <w:left w:w="100" w:type="dxa"/>
+              <w:bottom w:w="80" w:type="dxa"/>
+              <w:right w:w="100" w:type="dxa"/>
+            </w:tcMar>
+          </w:tcPr>
+          <w:p>
+            <w:pPr>
+              <w:spacing w:after="0" w:line="240" w:lineRule="auto"/>
+              <w:jc w:val="left"/>
+              <w:rPr>
+                <w:lang w:val="ru-RU"/>
+              </w:rPr>
+            </w:pPr>
+            <w:r>
+              <w:rPr>
+                <w:rFonts w:eastAsia="Calibri Light"/>
+                <w:sz w:val="20"/>
+                <w:lang w:val="ru-RU"/>
+              </w:rPr>
+              <w:t>Обнаружены пустые значения</w:t>
+            </w:r>
+          </w:p>
+        </w:tc>
+        <w:tc>
+          <w:tcPr>
+            <w:tcW w:w="2948" w:type="dxa"/>
+            <w:tcMar>
+              <w:top w:w="80" w:type="dxa"/>
+              <w:left w:w="100" w:type="dxa"/>
+              <w:bottom w:w="80" w:type="dxa"/>
+              <w:right w:w="100" w:type="dxa"/>
+            </w:tcMar>
+          </w:tcPr>
+          <w:p>
+            <w:pPr>
+              <w:spacing w:after="0" w:line="240" w:lineRule="auto"/>
+              <w:jc w:val="left"/>
+              <w:rPr>
+                <w:lang w:val="ru-RU"/>
+              </w:rPr>
+            </w:pPr>
+            <w:r>
+              <w:rPr>
+                <w:rFonts w:eastAsia="Calibri Light"/>
+                <w:sz w:val="20"/>
+                <w:lang w:val="ru-RU"/>
+              </w:rPr>
+              <w:t>В обязательных столбцах есть пропуски.</w:t>
+            </w:r>
+          </w:p>
+        </w:tc>
+        <w:tc>
+          <w:tcPr>
+            <w:tcW w:w="3288" w:type="dxa"/>
+            <w:tcMar>
+              <w:top w:w="80" w:type="dxa"/>
+              <w:left w:w="100" w:type="dxa"/>
+              <w:bottom w:w="80" w:type="dxa"/>
+              <w:right w:w="100" w:type="dxa"/>
+            </w:tcMar>
+          </w:tcPr>
+          <w:p>
+            <w:pPr>
+              <w:spacing w:after="0" w:line="240" w:lineRule="auto"/>
+              <w:jc w:val="left"/>
+              <w:rPr>
+                <w:lang w:val="ru-RU"/>
+              </w:rPr>
+            </w:pPr>
+            <w:r>
+              <w:rPr>
+                <w:rFonts w:eastAsia="Calibri Light"/>
+                <w:sz w:val="20"/>
+                <w:lang w:val="ru-RU"/>
+              </w:rPr>
+              <w:t>Заполните или удалите проблемные строки</w:t>
+            </w:r>
+          </w:p>
+        </w:tc>
+      </w:tr>
+      <w:tr>
+        <w:trPr>
+          <w:jc w:val="center"/>
+        </w:trPr>
+        <w:tc>
+          <w:tcPr>
+            <w:tcW w:w="2665" w:type="dxa"/>
+            <w:tcMar>
+              <w:top w:w="80" w:type="dxa"/>
+              <w:left w:w="100" w:type="dxa"/>
+              <w:bottom w:w="80" w:type="dxa"/>
+              <w:right w:w="100" w:type="dxa"/>
+            </w:tcMar>
+          </w:tcPr>
+          <w:p>
+            <w:pPr>
+              <w:spacing w:after="0" w:line="240" w:lineRule="auto"/>
+              <w:jc w:val="left"/>
+              <w:rPr>
+                <w:lang w:val="ru-RU"/>
+              </w:rPr>
+            </w:pPr>
+            <w:r>
+              <w:rPr>
+                <w:rFonts w:eastAsia="Calibri Light"/>
+                <w:sz w:val="20"/>
+                <w:lang w:val="ru-RU"/>
+              </w:rPr>
+              <w:t xml:space="preserve">Недопустимые значения </w:t>
+            </w:r>
+            <w:r>
+              <w:rPr>
+                <w:rFonts w:eastAsia="Calibri Light"/>
+                <w:sz w:val="20"/>
+              </w:rPr>
+              <w:t>group</w:t>
+            </w:r>
+            <w:r>
+              <w:rPr>
+                <w:rFonts w:eastAsia="Calibri Light"/>
+                <w:sz w:val="20"/>
+                <w:lang w:val="ru-RU"/>
+              </w:rPr>
+              <w:t xml:space="preserve"> / </w:t>
+            </w:r>
+            <w:r>
+              <w:rPr>
+                <w:rFonts w:eastAsia="Calibri Light"/>
+                <w:sz w:val="20"/>
+              </w:rPr>
+              <w:t>landing</w:t>
+            </w:r>
+            <w:r>
+              <w:rPr>
+                <w:rFonts w:eastAsia="Calibri Light"/>
+                <w:sz w:val="20"/>
                 <w:lang w:val="ru-RU"/>
               </w:rPr>
               <w:t>_</w:t>
             </w:r>
             <w:r>
+              <w:rPr>
+                <w:rFonts w:eastAsia="Calibri Light"/>
+                <w:sz w:val="20"/>
+              </w:rPr>
               <w:t>page</w:t>
+            </w:r>
+          </w:p>
+        </w:tc>
+        <w:tc>
+          <w:tcPr>
+            <w:tcW w:w="2948" w:type="dxa"/>
+            <w:tcMar>
+              <w:top w:w="80" w:type="dxa"/>
+              <w:left w:w="100" w:type="dxa"/>
+              <w:bottom w:w="80" w:type="dxa"/>
+              <w:right w:w="100" w:type="dxa"/>
+            </w:tcMar>
+          </w:tcPr>
+          <w:p>
+            <w:pPr>
+              <w:spacing w:after="0" w:line="240" w:lineRule="auto"/>
+              <w:jc w:val="left"/>
+              <w:rPr>
+                <w:lang w:val="ru-RU"/>
+              </w:rPr>
+            </w:pPr>
+            <w:r>
+              <w:rPr>
+                <w:rFonts w:eastAsia="Calibri Light"/>
+                <w:sz w:val="20"/>
+                <w:lang w:val="ru-RU"/>
+              </w:rPr>
+              <w:t>Используются категории вне разрешённого списка.</w:t>
+            </w:r>
+          </w:p>
+        </w:tc>
+        <w:tc>
+          <w:tcPr>
+            <w:tcW w:w="3288" w:type="dxa"/>
+            <w:tcMar>
+              <w:top w:w="80" w:type="dxa"/>
+              <w:left w:w="100" w:type="dxa"/>
+              <w:bottom w:w="80" w:type="dxa"/>
+              <w:right w:w="100" w:type="dxa"/>
+            </w:tcMar>
+          </w:tcPr>
+          <w:p>
+            <w:pPr>
+              <w:spacing w:after="0" w:line="240" w:lineRule="auto"/>
+              <w:jc w:val="left"/>
+              <w:rPr>
+                <w:lang w:val="ru-RU"/>
+              </w:rPr>
+            </w:pPr>
+            <w:r>
+              <w:rPr>
+                <w:rFonts w:eastAsia="Calibri Light"/>
+                <w:sz w:val="20"/>
+                <w:lang w:val="ru-RU"/>
+              </w:rPr>
+              <w:t>Оставьте</w:t>
             </w:r>
             <w:r>
               <w:rPr>
-                <w:lang w:val="ru-RU"/>
+                <w:rFonts w:eastAsia="Calibri Light"/>
+                <w:sz w:val="20"/>
               </w:rPr>
-              <w:t xml:space="preserve"> или </w:t>
-            </w:r>
-            <w:r>
-              <w:t>new</w:t>
+              <w:t xml:space="preserve"> </w:t>
             </w:r>
             <w:r>
               <w:rPr>
+                <w:rFonts w:eastAsia="Calibri Light"/>
+                <w:sz w:val="20"/>
+                <w:lang w:val="ru-RU"/>
+              </w:rPr>
+              <w:t>только</w:t>
+            </w:r>
+            <w:r>
+              <w:rPr>
+                <w:rFonts w:eastAsia="Calibri Light"/>
+                <w:sz w:val="20"/>
+              </w:rPr>
+              <w:t xml:space="preserve"> control/treatment и </w:t>
+            </w:r>
+            <w:proofErr w:type="spellStart"/>
+            <w:r>
+              <w:rPr>
+                <w:rFonts w:eastAsia="Calibri Light"/>
+                <w:sz w:val="20"/>
+              </w:rPr>
+              <w:t>old_page</w:t>
+            </w:r>
+            <w:proofErr w:type="spellEnd"/>
+            <w:r>
+              <w:rPr>
+                <w:rFonts w:eastAsia="Calibri Light"/>
+                <w:sz w:val="20"/>
+              </w:rPr>
+              <w:t>/</w:t>
+            </w:r>
+            <w:proofErr w:type="spellStart"/>
+            <w:r>
+              <w:rPr>
+                <w:rFonts w:eastAsia="Calibri Light"/>
+                <w:sz w:val="20"/>
+              </w:rPr>
+              <w:t>new_page</w:t>
+            </w:r>
+            <w:proofErr w:type="spellEnd"/>
+          </w:p>
+        </w:tc>
+      </w:tr>
+      <w:tr>
+        <w:trPr>
+          <w:jc w:val="center"/>
+        </w:trPr>
+        <w:tc>
+          <w:tcPr>
+            <w:tcW w:w="2665" w:type="dxa"/>
+            <w:tcMar>
+              <w:top w:w="80" w:type="dxa"/>
+              <w:left w:w="100" w:type="dxa"/>
+              <w:bottom w:w="80" w:type="dxa"/>
+              <w:right w:w="100" w:type="dxa"/>
+            </w:tcMar>
+          </w:tcPr>
+          <w:p>
+            <w:pPr>
+              <w:spacing w:after="0" w:line="240" w:lineRule="auto"/>
+              <w:jc w:val="left"/>
+            </w:pPr>
+            <w:r>
+              <w:rPr>
+                <w:rFonts w:eastAsia="Calibri Light"/>
+                <w:sz w:val="20"/>
+              </w:rPr>
+              <w:t>Недопустимые значения converted</w:t>
+            </w:r>
+          </w:p>
+        </w:tc>
+        <w:tc>
+          <w:tcPr>
+            <w:tcW w:w="2948" w:type="dxa"/>
+            <w:tcMar>
+              <w:top w:w="80" w:type="dxa"/>
+              <w:left w:w="100" w:type="dxa"/>
+              <w:bottom w:w="80" w:type="dxa"/>
+              <w:right w:w="100" w:type="dxa"/>
+            </w:tcMar>
+          </w:tcPr>
+          <w:p>
+            <w:pPr>
+              <w:spacing w:after="0" w:line="240" w:lineRule="auto"/>
+              <w:jc w:val="left"/>
+              <w:rPr>
+                <w:lang w:val="ru-RU"/>
+              </w:rPr>
+            </w:pPr>
+            <w:r>
+              <w:rPr>
+                <w:rFonts w:eastAsia="Calibri Light"/>
+                <w:sz w:val="20"/>
+                <w:lang w:val="ru-RU"/>
+              </w:rPr>
+              <w:t>Столбец содержит значения кроме 0 и 1.</w:t>
+            </w:r>
+          </w:p>
+        </w:tc>
+        <w:tc>
+          <w:tcPr>
+            <w:tcW w:w="3288" w:type="dxa"/>
+            <w:tcMar>
+              <w:top w:w="80" w:type="dxa"/>
+              <w:left w:w="100" w:type="dxa"/>
+              <w:bottom w:w="80" w:type="dxa"/>
+              <w:right w:w="100" w:type="dxa"/>
+            </w:tcMar>
+          </w:tcPr>
+          <w:p>
+            <w:pPr>
+              <w:spacing w:after="0" w:line="240" w:lineRule="auto"/>
+              <w:jc w:val="left"/>
+              <w:rPr>
+                <w:lang w:val="ru-RU"/>
+              </w:rPr>
+            </w:pPr>
+            <w:r>
+              <w:rPr>
+                <w:rFonts w:eastAsia="Calibri Light"/>
+                <w:sz w:val="20"/>
+                <w:lang w:val="ru-RU"/>
+              </w:rPr>
+              <w:t>Преобразуйте признак к бинарному виду</w:t>
+            </w:r>
+          </w:p>
+        </w:tc>
+      </w:tr>
+      <w:tr>
+        <w:trPr>
+          <w:jc w:val="center"/>
+        </w:trPr>
+        <w:tc>
+          <w:tcPr>
+            <w:tcW w:w="2665" w:type="dxa"/>
+            <w:tcMar>
+              <w:top w:w="80" w:type="dxa"/>
+              <w:left w:w="100" w:type="dxa"/>
+              <w:bottom w:w="80" w:type="dxa"/>
+              <w:right w:w="100" w:type="dxa"/>
+            </w:tcMar>
+          </w:tcPr>
+          <w:p>
+            <w:pPr>
+              <w:spacing w:after="0" w:line="240" w:lineRule="auto"/>
+              <w:jc w:val="left"/>
+              <w:rPr>
+                <w:lang w:val="ru-RU"/>
+              </w:rPr>
+            </w:pPr>
+            <w:r>
+              <w:rPr>
+                <w:rFonts w:eastAsia="Calibri Light"/>
+                <w:sz w:val="20"/>
+                <w:lang w:val="ru-RU"/>
+              </w:rPr>
+              <w:t xml:space="preserve">Не удалось преобразовать </w:t>
+            </w:r>
+            <w:r>
+              <w:rPr>
+                <w:rFonts w:eastAsia="Calibri Light"/>
+                <w:sz w:val="20"/>
+              </w:rPr>
+              <w:t>timestamp</w:t>
+            </w:r>
+            <w:r>
+              <w:rPr>
+                <w:rFonts w:eastAsia="Calibri Light"/>
+                <w:sz w:val="20"/>
+                <w:lang w:val="ru-RU"/>
+              </w:rPr>
+              <w:t xml:space="preserve"> в дату</w:t>
+            </w:r>
+          </w:p>
+        </w:tc>
+        <w:tc>
+          <w:tcPr>
+            <w:tcW w:w="2948" w:type="dxa"/>
+            <w:tcMar>
+              <w:top w:w="80" w:type="dxa"/>
+              <w:left w:w="100" w:type="dxa"/>
+              <w:bottom w:w="80" w:type="dxa"/>
+              <w:right w:w="100" w:type="dxa"/>
+            </w:tcMar>
+          </w:tcPr>
+          <w:p>
+            <w:pPr>
+              <w:spacing w:after="0" w:line="240" w:lineRule="auto"/>
+              <w:jc w:val="left"/>
+              <w:rPr>
+                <w:lang w:val="ru-RU"/>
+              </w:rPr>
+            </w:pPr>
+            <w:r>
+              <w:rPr>
+                <w:rFonts w:eastAsia="Calibri Light"/>
+                <w:sz w:val="20"/>
+                <w:lang w:val="ru-RU"/>
+              </w:rPr>
+              <w:t>Есть некорректные даты или время.</w:t>
+            </w:r>
+          </w:p>
+        </w:tc>
+        <w:tc>
+          <w:tcPr>
+            <w:tcW w:w="3288" w:type="dxa"/>
+            <w:tcMar>
+              <w:top w:w="80" w:type="dxa"/>
+              <w:left w:w="100" w:type="dxa"/>
+              <w:bottom w:w="80" w:type="dxa"/>
+              <w:right w:w="100" w:type="dxa"/>
+            </w:tcMar>
+          </w:tcPr>
+          <w:p>
+            <w:pPr>
+              <w:spacing w:after="0" w:line="240" w:lineRule="auto"/>
+              <w:jc w:val="left"/>
+              <w:rPr>
+                <w:lang w:val="ru-RU"/>
+              </w:rPr>
+            </w:pPr>
+            <w:r>
+              <w:rPr>
+                <w:rFonts w:eastAsia="Calibri Light"/>
+                <w:sz w:val="20"/>
+                <w:lang w:val="ru-RU"/>
+              </w:rPr>
+              <w:t>Исправьте</w:t>
+            </w:r>
+            <w:r>
+              <w:rPr>
+                <w:rFonts w:eastAsia="Calibri Light"/>
+                <w:sz w:val="20"/>
+              </w:rPr>
+              <w:t xml:space="preserve"> </w:t>
+            </w:r>
+            <w:r>
+              <w:rPr>
+                <w:rFonts w:eastAsia="Calibri Light"/>
+                <w:sz w:val="20"/>
+                <w:lang w:val="ru-RU"/>
+              </w:rPr>
+              <w:t>указанные значения даты</w:t>
+            </w:r>
+          </w:p>
+        </w:tc>
+      </w:tr>
+      <w:tr>
+        <w:trPr>
+          <w:jc w:val="center"/>
+        </w:trPr>
+        <w:tc>
+          <w:tcPr>
+            <w:tcW w:w="2665" w:type="dxa"/>
+            <w:tcMar>
+              <w:top w:w="80" w:type="dxa"/>
+              <w:left w:w="100" w:type="dxa"/>
+              <w:bottom w:w="80" w:type="dxa"/>
+              <w:right w:w="100" w:type="dxa"/>
+            </w:tcMar>
+          </w:tcPr>
+          <w:p>
+            <w:pPr>
+              <w:spacing w:after="0" w:line="240" w:lineRule="auto"/>
+              <w:jc w:val="left"/>
+              <w:rPr>
+                <w:lang w:val="ru-RU"/>
+              </w:rPr>
+            </w:pPr>
+            <w:r>
+              <w:rPr>
+                <w:rFonts w:eastAsia="Calibri Light"/>
+                <w:sz w:val="20"/>
+                <w:lang w:val="ru-RU"/>
+              </w:rPr>
+              <w:t>После очистки отсутствует одна из групп</w:t>
+            </w:r>
+          </w:p>
+        </w:tc>
+        <w:tc>
+          <w:tcPr>
+            <w:tcW w:w="2948" w:type="dxa"/>
+            <w:tcMar>
+              <w:top w:w="80" w:type="dxa"/>
+              <w:left w:w="100" w:type="dxa"/>
+              <w:bottom w:w="80" w:type="dxa"/>
+              <w:right w:w="100" w:type="dxa"/>
+            </w:tcMar>
+          </w:tcPr>
+          <w:p>
+            <w:pPr>
+              <w:spacing w:after="0" w:line="240" w:lineRule="auto"/>
+              <w:jc w:val="left"/>
+              <w:rPr>
+                <w:lang w:val="ru-RU"/>
+              </w:rPr>
+            </w:pPr>
+            <w:r>
+              <w:rPr>
+                <w:rFonts w:eastAsia="Calibri Light"/>
+                <w:sz w:val="20"/>
+                <w:lang w:val="ru-RU"/>
+              </w:rPr>
+              <w:t>Все записи одной группы удалены как некорректные.</w:t>
+            </w:r>
+          </w:p>
+        </w:tc>
+        <w:tc>
+          <w:tcPr>
+            <w:tcW w:w="3288" w:type="dxa"/>
+            <w:tcMar>
+              <w:top w:w="80" w:type="dxa"/>
+              <w:left w:w="100" w:type="dxa"/>
+              <w:bottom w:w="80" w:type="dxa"/>
+              <w:right w:w="100" w:type="dxa"/>
+            </w:tcMar>
+          </w:tcPr>
+          <w:p>
+            <w:pPr>
+              <w:spacing w:after="0" w:line="240" w:lineRule="auto"/>
+              <w:jc w:val="left"/>
+              <w:rPr>
+                <w:lang w:val="ru-RU"/>
+              </w:rPr>
+            </w:pPr>
+            <w:r>
+              <w:rPr>
+                <w:rFonts w:eastAsia="Calibri Light"/>
+                <w:sz w:val="20"/>
+                <w:lang w:val="ru-RU"/>
+              </w:rPr>
+              <w:t xml:space="preserve">Проверьте соответствие </w:t>
+            </w:r>
+            <w:r>
+              <w:rPr>
+                <w:rFonts w:eastAsia="Calibri Light"/>
+                <w:sz w:val="20"/>
+              </w:rPr>
+              <w:t>group</w:t>
+            </w:r>
+            <w:r>
+              <w:rPr>
+                <w:rFonts w:eastAsia="Calibri Light"/>
+                <w:sz w:val="20"/>
+                <w:lang w:val="ru-RU"/>
+              </w:rPr>
+              <w:t xml:space="preserve"> и </w:t>
+            </w:r>
+            <w:r>
+              <w:rPr>
+                <w:rFonts w:eastAsia="Calibri Light"/>
+                <w:sz w:val="20"/>
+              </w:rPr>
+              <w:t>landing</w:t>
+            </w:r>
+            <w:r>
+              <w:rPr>
+                <w:rFonts w:eastAsia="Calibri Light"/>
+                <w:sz w:val="20"/>
                 <w:lang w:val="ru-RU"/>
               </w:rPr>
               <w:t>_</w:t>
             </w:r>
             <w:r>
+              <w:rPr>
+                <w:rFonts w:eastAsia="Calibri Light"/>
+                <w:sz w:val="20"/>
+              </w:rPr>
               <w:t>page</w:t>
             </w:r>
           </w:p>
@@ -749,31 +6136,145 @@
         </w:trPr>
         <w:tc>
           <w:tcPr>
-            <w:tcW w:w="4986" w:type="dxa"/>
-            <w:vAlign w:val="center"/>
-          </w:tcPr>
-          <w:p>
-            <w:r>
-              <w:t>converted</w:t>
-            </w:r>
-          </w:p>
-        </w:tc>
-        <w:tc>
-          <w:tcPr>
-            <w:tcW w:w="4986" w:type="dxa"/>
-            <w:vAlign w:val="center"/>
+            <w:tcW w:w="2665" w:type="dxa"/>
+            <w:tcMar>
+              <w:top w:w="80" w:type="dxa"/>
+              <w:left w:w="100" w:type="dxa"/>
+              <w:bottom w:w="80" w:type="dxa"/>
+              <w:right w:w="100" w:type="dxa"/>
+            </w:tcMar>
           </w:tcPr>
           <w:p>
             <w:pPr>
+              <w:spacing w:after="0" w:line="240" w:lineRule="auto"/>
+              <w:jc w:val="left"/>
               <w:rPr>
                 <w:lang w:val="ru-RU"/>
               </w:rPr>
             </w:pPr>
             <w:r>
               <w:rPr>
+                <w:rFonts w:eastAsia="Calibri Light"/>
+                <w:sz w:val="20"/>
                 <w:lang w:val="ru-RU"/>
               </w:rPr>
-              <w:t>факт клика по целевому элементу: 0 или 1</w:t>
+              <w:t>Не</w:t>
+            </w:r>
+            <w:r>
+              <w:rPr>
+                <w:rFonts w:eastAsia="Calibri Light"/>
+                <w:sz w:val="20"/>
+              </w:rPr>
+              <w:t xml:space="preserve"> </w:t>
+            </w:r>
+            <w:r>
+              <w:rPr>
+                <w:rFonts w:eastAsia="Calibri Light"/>
+                <w:sz w:val="20"/>
+                <w:lang w:val="ru-RU"/>
+              </w:rPr>
+              <w:t>удалось</w:t>
+            </w:r>
+            <w:r>
+              <w:rPr>
+                <w:rFonts w:eastAsia="Calibri Light"/>
+                <w:sz w:val="20"/>
+              </w:rPr>
+              <w:t xml:space="preserve"> </w:t>
+            </w:r>
+            <w:r>
+              <w:rPr>
+                <w:rFonts w:eastAsia="Calibri Light"/>
+                <w:sz w:val="20"/>
+                <w:lang w:val="ru-RU"/>
+              </w:rPr>
+              <w:t>сформировать</w:t>
+            </w:r>
+            <w:r>
+              <w:rPr>
+                <w:rFonts w:eastAsia="Calibri Light"/>
+                <w:sz w:val="20"/>
+              </w:rPr>
+              <w:t xml:space="preserve"> </w:t>
+            </w:r>
+            <w:r>
+              <w:rPr>
+                <w:rFonts w:eastAsia="Calibri Light"/>
+                <w:sz w:val="20"/>
+                <w:lang w:val="ru-RU"/>
+              </w:rPr>
+              <w:t>отчет</w:t>
+            </w:r>
+          </w:p>
+        </w:tc>
+        <w:tc>
+          <w:tcPr>
+            <w:tcW w:w="2948" w:type="dxa"/>
+            <w:tcMar>
+              <w:top w:w="80" w:type="dxa"/>
+              <w:left w:w="100" w:type="dxa"/>
+              <w:bottom w:w="80" w:type="dxa"/>
+              <w:right w:w="100" w:type="dxa"/>
+            </w:tcMar>
+          </w:tcPr>
+          <w:p>
+            <w:pPr>
+              <w:spacing w:after="0" w:line="240" w:lineRule="auto"/>
+              <w:jc w:val="left"/>
+              <w:rPr>
+                <w:lang w:val="ru-RU"/>
+              </w:rPr>
+            </w:pPr>
+            <w:r>
+              <w:rPr>
+                <w:rFonts w:eastAsia="Calibri Light"/>
+                <w:sz w:val="20"/>
+                <w:lang w:val="ru-RU"/>
+              </w:rPr>
+              <w:t>Нет прав записи, папка занята или произошла ошибка сохранения.</w:t>
+            </w:r>
+          </w:p>
+        </w:tc>
+        <w:tc>
+          <w:tcPr>
+            <w:tcW w:w="3288" w:type="dxa"/>
+            <w:tcMar>
+              <w:top w:w="80" w:type="dxa"/>
+              <w:left w:w="100" w:type="dxa"/>
+              <w:bottom w:w="80" w:type="dxa"/>
+              <w:right w:w="100" w:type="dxa"/>
+            </w:tcMar>
+          </w:tcPr>
+          <w:p>
+            <w:pPr>
+              <w:spacing w:after="0" w:line="240" w:lineRule="auto"/>
+              <w:jc w:val="left"/>
+              <w:rPr>
+                <w:lang w:val="ru-RU"/>
+              </w:rPr>
+            </w:pPr>
+            <w:r>
+              <w:rPr>
+                <w:rFonts w:eastAsia="Calibri Light"/>
+                <w:sz w:val="20"/>
+                <w:lang w:val="ru-RU"/>
+              </w:rPr>
+              <w:t xml:space="preserve">Проверьте доступ к папке </w:t>
+            </w:r>
+            <w:r>
+              <w:rPr>
+                <w:rFonts w:eastAsia="Calibri Light"/>
+                <w:sz w:val="20"/>
+              </w:rPr>
+              <w:t>output</w:t>
+            </w:r>
+            <w:r>
+              <w:rPr>
+                <w:rFonts w:eastAsia="Calibri Light"/>
+                <w:sz w:val="20"/>
+                <w:lang w:val="ru-RU"/>
+              </w:rPr>
+              <w:t xml:space="preserve"> и повторите операцию</w:t>
             </w:r>
           </w:p>
         </w:tc>
@@ -788,6 +6289,7 @@
     </w:p>
     <w:p>
       <w:pPr>
+        <w:pStyle w:val="1"/>
         <w:rPr>
           <w:lang w:val="ru-RU"/>
         </w:rPr>
@@ -796,1134 +6298,272 @@
         <w:rPr>
           <w:lang w:val="ru-RU"/>
         </w:rPr>
-        <w:t xml:space="preserve">В рамках проекта </w:t>
-      </w:r>
-      <w:r>
-        <w:t>converted</w:t>
-      </w:r>
-      <w:r>
-        <w:rPr>
-          <w:lang w:val="ru-RU"/>
-        </w:rPr>
-        <w:t xml:space="preserve"> = 1 считается кликом. Количество показов определяется как количество строк после очистки данных. Количество кликов </w:t>
-      </w:r>
-      <w:r>
-        <w:rPr>
-          <w:lang w:val="ru-RU"/>
-        </w:rPr>
-        <w:t xml:space="preserve">определяется как сумма значений </w:t>
-      </w:r>
-      <w:r>
-        <w:t>converted</w:t>
-      </w:r>
-      <w:r>
-        <w:rPr>
-          <w:lang w:val="ru-RU"/>
-        </w:rPr>
-        <w:t>.</w:t>
+        <w:t>12. Проверка установки и тестов</w:t>
       </w:r>
     </w:p>
     <w:p>
       <w:pPr>
-        <w:pStyle w:val="1"/>
         <w:rPr>
           <w:lang w:val="ru-RU"/>
         </w:rPr>
       </w:pPr>
       <w:r>
         <w:rPr>
-          <w:lang w:val="ru-RU"/>
-        </w:rPr>
-        <w:t>6. Порядок работы</w:t>
-      </w:r>
-    </w:p>
-    <w:p>
-      <w:pPr>
-        <w:rPr>
-          <w:lang w:val="ru-RU"/>
-        </w:rPr>
-      </w:pPr>
-      <w:r>
-        <w:rPr>
-          <w:lang w:val="ru-RU"/>
-        </w:rPr>
-        <w:t xml:space="preserve">1. Нажмите кнопку «Загрузить датасет» или выберите пункт меню «Файл → Загрузить </w:t>
-      </w:r>
-      <w:r>
-        <w:t>CSV</w:t>
-      </w:r>
-      <w:r>
-        <w:rPr>
-          <w:lang w:val="ru-RU"/>
-        </w:rPr>
-        <w:t>».</w:t>
-      </w:r>
-    </w:p>
-    <w:p>
-      <w:pPr>
-        <w:rPr>
-          <w:lang w:val="ru-RU"/>
-        </w:rPr>
-      </w:pPr>
-      <w:r>
-        <w:rPr>
-          <w:lang w:val="ru-RU"/>
-        </w:rPr>
-        <w:t xml:space="preserve">2. Выберите </w:t>
-      </w:r>
-      <w:r>
-        <w:t>CSV</w:t>
-      </w:r>
-      <w:r>
-        <w:rPr>
-          <w:lang w:val="ru-RU"/>
-        </w:rPr>
-        <w:t xml:space="preserve">-файл с экспериментальными данными, например </w:t>
-      </w:r>
-      <w:r>
-        <w:t>data</w:t>
-      </w:r>
-      <w:r>
-        <w:rPr>
-          <w:lang w:val="ru-RU"/>
-        </w:rPr>
-        <w:t>/</w:t>
-      </w:r>
-      <w:r>
-        <w:t>ab</w:t>
-      </w:r>
-      <w:r>
-        <w:rPr>
-          <w:lang w:val="ru-RU"/>
-        </w:rPr>
-        <w:t>_</w:t>
-      </w:r>
-      <w:r>
-        <w:t>data</w:t>
-      </w:r>
-      <w:r>
-        <w:rPr>
-          <w:lang w:val="ru-RU"/>
-        </w:rPr>
-        <w:t>.</w:t>
-      </w:r>
-      <w:r>
-        <w:t>csv</w:t>
-      </w:r>
-      <w:r>
-        <w:rPr>
-          <w:lang w:val="ru-RU"/>
-        </w:rPr>
-        <w:t>.</w:t>
-      </w:r>
-    </w:p>
-    <w:p>
-      <w:pPr>
-        <w:rPr>
-          <w:lang w:val="ru-RU"/>
-        </w:rPr>
-      </w:pPr>
-      <w:r>
-        <w:rPr>
-          <w:lang w:val="ru-RU"/>
-        </w:rPr>
-        <w:t>3. Проверьте предпросмотр данны</w:t>
-      </w:r>
-      <w:r>
-        <w:rPr>
-          <w:lang w:val="ru-RU"/>
-        </w:rPr>
-        <w:t>х в таблице.</w:t>
-      </w:r>
-    </w:p>
-    <w:p>
-      <w:pPr>
-        <w:rPr>
-          <w:lang w:val="ru-RU"/>
-        </w:rPr>
-      </w:pPr>
-      <w:r>
-        <w:rPr>
-          <w:lang w:val="ru-RU"/>
-        </w:rPr>
-        <w:t>4. Нажмите кнопку «Выполнить анализ».</w:t>
-      </w:r>
-    </w:p>
-    <w:p>
-      <w:pPr>
-        <w:rPr>
-          <w:lang w:val="ru-RU"/>
-        </w:rPr>
-      </w:pPr>
-      <w:r>
-        <w:rPr>
-          <w:lang w:val="ru-RU"/>
-        </w:rPr>
-        <w:t>5. Изучите статистический отчёт в отдельном окне.</w:t>
-      </w:r>
-    </w:p>
-    <w:p>
-      <w:pPr>
-        <w:rPr>
-          <w:lang w:val="ru-RU"/>
-        </w:rPr>
-      </w:pPr>
-      <w:r>
-        <w:rPr>
-          <w:lang w:val="ru-RU"/>
-        </w:rPr>
-        <w:t>6. Нажмите кнопку «Построить графики», чтобы открыть визуализации.</w:t>
-      </w:r>
-    </w:p>
-    <w:p>
-      <w:pPr>
-        <w:rPr>
-          <w:lang w:val="ru-RU"/>
-        </w:rPr>
-      </w:pPr>
-      <w:r>
-        <w:rPr>
-          <w:lang w:val="ru-RU"/>
-        </w:rPr>
-        <w:t xml:space="preserve">7. Нажмите кнопку «Сформировать отчёт», чтобы сохранить результаты в папку </w:t>
-      </w:r>
-      <w:r>
-        <w:t>output</w:t>
-      </w:r>
-      <w:r>
-        <w:rPr>
-          <w:lang w:val="ru-RU"/>
-        </w:rPr>
-        <w:t>.</w:t>
-      </w:r>
-    </w:p>
-    <w:p>
-      <w:pPr>
-        <w:pStyle w:val="1"/>
-        <w:rPr>
-          <w:lang w:val="ru-RU"/>
-        </w:rPr>
-      </w:pPr>
-      <w:r>
-        <w:rPr>
-          <w:lang w:val="ru-RU"/>
-        </w:rPr>
-        <w:t>7. Ре</w:t>
-      </w:r>
-      <w:r>
-        <w:rPr>
-          <w:lang w:val="ru-RU"/>
-        </w:rPr>
-        <w:t>зультаты анализа</w:t>
-      </w:r>
-    </w:p>
-    <w:p>
-      <w:pPr>
-        <w:rPr>
-          <w:lang w:val="ru-RU"/>
-        </w:rPr>
-      </w:pPr>
-      <w:r>
-        <w:rPr>
-          <w:lang w:val="ru-RU"/>
-        </w:rPr>
-        <w:t>В статистическом отчёте отображаются:</w:t>
-      </w:r>
-    </w:p>
-    <w:p>
-      <w:pPr>
-        <w:pStyle w:val="a0"/>
-      </w:pPr>
-      <w:r>
-        <w:t>количество загруженных строк;</w:t>
-      </w:r>
-    </w:p>
-    <w:p>
-      <w:pPr>
-        <w:pStyle w:val="a0"/>
-      </w:pPr>
-      <w:r>
-        <w:t>количество удалённых несогласованных записей;</w:t>
-      </w:r>
-    </w:p>
-    <w:p>
-      <w:pPr>
-        <w:pStyle w:val="a0"/>
-      </w:pPr>
-      <w:r>
-        <w:t>количество удалённых повторных пользователей;</w:t>
-      </w:r>
-    </w:p>
-    <w:p>
-      <w:pPr>
-        <w:pStyle w:val="a0"/>
-        <w:rPr>
-          <w:lang w:val="ru-RU"/>
-        </w:rPr>
-      </w:pPr>
-      <w:r>
-        <w:rPr>
-          <w:lang w:val="ru-RU"/>
-        </w:rPr>
-        <w:t xml:space="preserve">количество показов и кликов для вариантов </w:t>
-      </w:r>
-      <w:r>
-        <w:t>A</w:t>
-      </w:r>
-      <w:r>
-        <w:rPr>
-          <w:lang w:val="ru-RU"/>
-        </w:rPr>
-        <w:t xml:space="preserve"> и </w:t>
-      </w:r>
-      <w:r>
-        <w:t>B</w:t>
-      </w:r>
-      <w:r>
-        <w:rPr>
-          <w:lang w:val="ru-RU"/>
-        </w:rPr>
-        <w:t>;</w:t>
-      </w:r>
-    </w:p>
-    <w:p>
-      <w:pPr>
-        <w:pStyle w:val="a0"/>
-      </w:pPr>
-      <w:r>
-        <w:t>общий CTR;</w:t>
-      </w:r>
-    </w:p>
-    <w:p>
-      <w:pPr>
-        <w:pStyle w:val="a0"/>
-      </w:pPr>
-      <w:r>
-        <w:t xml:space="preserve">средний </w:t>
-      </w:r>
-      <w:r>
-        <w:t>дневной CTR;</w:t>
-      </w:r>
-    </w:p>
-    <w:p>
-      <w:pPr>
-        <w:pStyle w:val="a0"/>
-        <w:rPr>
-          <w:lang w:val="ru-RU"/>
-        </w:rPr>
-      </w:pPr>
-      <w:r>
-        <w:rPr>
-          <w:lang w:val="ru-RU"/>
-        </w:rPr>
-        <w:t xml:space="preserve">минимальный и максимальный дневной </w:t>
-      </w:r>
-      <w:r>
-        <w:t>CTR</w:t>
-      </w:r>
-      <w:r>
-        <w:rPr>
-          <w:lang w:val="ru-RU"/>
-        </w:rPr>
-        <w:t>;</w:t>
-      </w:r>
-    </w:p>
-    <w:p>
-      <w:pPr>
-        <w:pStyle w:val="a0"/>
-        <w:rPr>
-          <w:lang w:val="ru-RU"/>
-        </w:rPr>
-      </w:pPr>
-      <w:r>
-        <w:rPr>
-          <w:lang w:val="ru-RU"/>
-        </w:rPr>
-        <w:t xml:space="preserve">абсолютная и относительная разница </w:t>
-      </w:r>
-      <w:r>
-        <w:t>CTR</w:t>
-      </w:r>
-      <w:r>
-        <w:rPr>
-          <w:lang w:val="ru-RU"/>
-        </w:rPr>
-        <w:t>;</w:t>
-      </w:r>
-    </w:p>
-    <w:p>
-      <w:pPr>
-        <w:pStyle w:val="a0"/>
-        <w:rPr>
-          <w:lang w:val="ru-RU"/>
-        </w:rPr>
-      </w:pPr>
-      <w:r>
-        <w:t>z</w:t>
-      </w:r>
-      <w:r>
-        <w:rPr>
-          <w:lang w:val="ru-RU"/>
-        </w:rPr>
-        <w:t xml:space="preserve">-статистика, </w:t>
-      </w:r>
-      <w:r>
-        <w:t>p</w:t>
-      </w:r>
-      <w:r>
-        <w:rPr>
-          <w:lang w:val="ru-RU"/>
-        </w:rPr>
-        <w:t>-</w:t>
-      </w:r>
-      <w:r>
-        <w:t>value</w:t>
-      </w:r>
-      <w:r>
-        <w:rPr>
-          <w:lang w:val="ru-RU"/>
-        </w:rPr>
-        <w:t xml:space="preserve"> и доверительный интервал.</w:t>
-      </w:r>
-    </w:p>
-    <w:p>
-      <w:pPr>
-        <w:rPr>
-          <w:lang w:val="ru-RU"/>
-        </w:rPr>
-      </w:pPr>
-      <w:r>
-        <w:rPr>
-          <w:lang w:val="ru-RU"/>
-        </w:rPr>
-        <w:t xml:space="preserve">Если </w:t>
-      </w:r>
-      <w:r>
-        <w:t>p</w:t>
-      </w:r>
-      <w:r>
-        <w:rPr>
-          <w:lang w:val="ru-RU"/>
-        </w:rPr>
-        <w:t>-</w:t>
-      </w:r>
-      <w:r>
-        <w:t>value</w:t>
-      </w:r>
-      <w:r>
-        <w:rPr>
-          <w:lang w:val="ru-RU"/>
-        </w:rPr>
-        <w:t xml:space="preserve"> меньше уровня значимости 0,05, различие считается статистически значимым. Если </w:t>
-      </w:r>
-      <w:r>
-        <w:t>p</w:t>
-      </w:r>
-      <w:r>
-        <w:rPr>
-          <w:lang w:val="ru-RU"/>
-        </w:rPr>
-        <w:t>-</w:t>
-      </w:r>
-      <w:r>
-        <w:t>value</w:t>
-      </w:r>
-      <w:r>
-        <w:rPr>
-          <w:lang w:val="ru-RU"/>
-        </w:rPr>
-        <w:t xml:space="preserve"> больше или равн</w:t>
-      </w:r>
-      <w:r>
-        <w:rPr>
-          <w:lang w:val="ru-RU"/>
-        </w:rPr>
-        <w:t>о 0,05, статистически значимого преимущества ни одного варианта не обнаружено.</w:t>
-      </w:r>
-    </w:p>
-    <w:p>
-      <w:pPr>
-        <w:pStyle w:val="1"/>
-      </w:pPr>
-      <w:r>
-        <w:lastRenderedPageBreak/>
-        <w:t>8. Графики</w:t>
-      </w:r>
-    </w:p>
-    <w:p>
-      <w:pPr>
-        <w:pStyle w:val="a0"/>
-        <w:rPr>
-          <w:lang w:val="ru-RU"/>
-        </w:rPr>
-      </w:pPr>
-      <w:r>
-        <w:rPr>
-          <w:lang w:val="ru-RU"/>
-        </w:rPr>
-        <w:t xml:space="preserve">Столбчатая диаграмма сравнивает общий </w:t>
-      </w:r>
-      <w:r>
-        <w:t>CTR</w:t>
-      </w:r>
-      <w:r>
-        <w:rPr>
-          <w:lang w:val="ru-RU"/>
-        </w:rPr>
-        <w:t xml:space="preserve"> вариантов </w:t>
-      </w:r>
-      <w:r>
-        <w:t>A</w:t>
-      </w:r>
-      <w:r>
-        <w:rPr>
-          <w:lang w:val="ru-RU"/>
-        </w:rPr>
-        <w:t xml:space="preserve"> и </w:t>
-      </w:r>
-      <w:r>
-        <w:t>B</w:t>
-      </w:r>
-      <w:r>
-        <w:rPr>
-          <w:lang w:val="ru-RU"/>
-        </w:rPr>
-        <w:t>.</w:t>
-      </w:r>
-    </w:p>
-    <w:p>
-      <w:pPr>
-        <w:pStyle w:val="a0"/>
-        <w:rPr>
-          <w:lang w:val="ru-RU"/>
-        </w:rPr>
-      </w:pPr>
-      <w:r>
-        <w:rPr>
-          <w:lang w:val="ru-RU"/>
-        </w:rPr>
-        <w:t xml:space="preserve">Гистограмма показывает распределение дневного </w:t>
-      </w:r>
-      <w:r>
-        <w:t>CTR</w:t>
-      </w:r>
-      <w:r>
-        <w:rPr>
-          <w:lang w:val="ru-RU"/>
-        </w:rPr>
-        <w:t>.</w:t>
-      </w:r>
-    </w:p>
-    <w:p>
-      <w:pPr>
-        <w:pStyle w:val="a0"/>
-        <w:rPr>
-          <w:lang w:val="ru-RU"/>
-        </w:rPr>
-      </w:pPr>
-      <w:r>
-        <w:rPr>
-          <w:lang w:val="ru-RU"/>
-        </w:rPr>
-        <w:t xml:space="preserve">Диаграмма рассеяния показывает изменение </w:t>
-      </w:r>
-      <w:r>
-        <w:t>CTR</w:t>
-      </w:r>
-      <w:r>
-        <w:rPr>
-          <w:lang w:val="ru-RU"/>
-        </w:rPr>
-        <w:t xml:space="preserve"> по датам.</w:t>
-      </w:r>
-    </w:p>
-    <w:p>
-      <w:pPr>
-        <w:pStyle w:val="a0"/>
-        <w:rPr>
-          <w:lang w:val="ru-RU"/>
-        </w:rPr>
-      </w:pPr>
-      <w:r>
-        <w:t>B</w:t>
-      </w:r>
-      <w:r>
-        <w:t>oxplot</w:t>
-      </w:r>
-      <w:r>
-        <w:rPr>
-          <w:lang w:val="ru-RU"/>
-        </w:rPr>
-        <w:t xml:space="preserve"> показывает разброс дневного </w:t>
-      </w:r>
-      <w:r>
-        <w:t>CTR</w:t>
-      </w:r>
-      <w:r>
-        <w:rPr>
-          <w:lang w:val="ru-RU"/>
-        </w:rPr>
-        <w:t xml:space="preserve"> по вариантам.</w:t>
-      </w:r>
-    </w:p>
-    <w:p>
-      <w:pPr>
-        <w:pStyle w:val="1"/>
-        <w:rPr>
-          <w:lang w:val="ru-RU"/>
-        </w:rPr>
-      </w:pPr>
-      <w:r>
-        <w:rPr>
-          <w:lang w:val="ru-RU"/>
-        </w:rPr>
-        <w:t>9. Итоговые файлы</w:t>
-      </w:r>
-    </w:p>
-    <w:p>
-      <w:r>
-        <w:rPr>
-          <w:lang w:val="ru-RU"/>
-        </w:rPr>
-        <w:t xml:space="preserve">После формирования отчёта в папке </w:t>
-      </w:r>
-      <w:r>
-        <w:t>output</w:t>
-      </w:r>
-      <w:r>
-        <w:rPr>
-          <w:lang w:val="ru-RU"/>
-        </w:rPr>
-        <w:t xml:space="preserve"> создаётся каталог вида </w:t>
-      </w:r>
-      <w:r>
-        <w:t>report</w:t>
-      </w:r>
-      <w:r>
-        <w:rPr>
-          <w:lang w:val="ru-RU"/>
-        </w:rPr>
-        <w:t>_</w:t>
-      </w:r>
-      <w:r>
-        <w:t>YYYYMMDD</w:t>
-      </w:r>
-      <w:r>
-        <w:rPr>
-          <w:lang w:val="ru-RU"/>
-        </w:rPr>
-        <w:t>_</w:t>
-      </w:r>
-      <w:r>
-        <w:t>HHMMSS</w:t>
-      </w:r>
-      <w:r>
-        <w:rPr>
-          <w:lang w:val="ru-RU"/>
-        </w:rPr>
-        <w:t xml:space="preserve">. </w:t>
-      </w:r>
-      <w:r>
-        <w:t>В нём находятся:</w:t>
-      </w:r>
-    </w:p>
-    <w:p>
-      <w:pPr>
-        <w:pStyle w:val="a0"/>
-      </w:pPr>
-      <w:r>
-        <w:t>analysis_report.txt — текстовый отчёт;</w:t>
-      </w:r>
-    </w:p>
-    <w:p>
-      <w:pPr>
-        <w:pStyle w:val="a0"/>
-      </w:pPr>
-      <w:r>
-        <w:t>cleaned_data.csv — очищенный датасет;</w:t>
-      </w:r>
-    </w:p>
-    <w:p>
-      <w:pPr>
-        <w:pStyle w:val="a0"/>
-        <w:rPr>
-          <w:lang w:val="ru-RU"/>
-        </w:rPr>
-      </w:pPr>
-      <w:r>
-        <w:t>sum</w:t>
-      </w:r>
-      <w:r>
-        <w:t>mary</w:t>
-      </w:r>
-      <w:r>
-        <w:rPr>
-          <w:lang w:val="ru-RU"/>
-        </w:rPr>
-        <w:t>.</w:t>
-      </w:r>
-      <w:r>
-        <w:t>csv</w:t>
-      </w:r>
-      <w:r>
-        <w:rPr>
-          <w:lang w:val="ru-RU"/>
-        </w:rPr>
-        <w:t xml:space="preserve"> — общая статистика по вариантам;</w:t>
-      </w:r>
-    </w:p>
-    <w:p>
-      <w:pPr>
-        <w:pStyle w:val="a0"/>
-        <w:rPr>
-          <w:lang w:val="ru-RU"/>
-        </w:rPr>
-      </w:pPr>
-      <w:r>
-        <w:t>daily</w:t>
-      </w:r>
-      <w:r>
-        <w:rPr>
-          <w:lang w:val="ru-RU"/>
-        </w:rPr>
-        <w:t>_</w:t>
-      </w:r>
-      <w:r>
-        <w:t>metrics</w:t>
-      </w:r>
-      <w:r>
-        <w:rPr>
-          <w:lang w:val="ru-RU"/>
-        </w:rPr>
-        <w:t>.</w:t>
-      </w:r>
-      <w:r>
-        <w:t>csv</w:t>
-      </w:r>
-      <w:r>
-        <w:rPr>
-          <w:lang w:val="ru-RU"/>
-        </w:rPr>
-        <w:t xml:space="preserve"> — дневные показатели;</w:t>
-      </w:r>
-    </w:p>
-    <w:p>
-      <w:pPr>
-        <w:pStyle w:val="a0"/>
-      </w:pPr>
-      <w:r>
-        <w:t>ctr_comparison.png — сравнение CTR;</w:t>
-      </w:r>
-    </w:p>
-    <w:p>
-      <w:pPr>
-        <w:pStyle w:val="a0"/>
-      </w:pPr>
-      <w:r>
-        <w:t>ctr_distribution.png — распределение CTR;</w:t>
-      </w:r>
-    </w:p>
-    <w:p>
-      <w:pPr>
-        <w:pStyle w:val="a0"/>
-      </w:pPr>
-      <w:r>
-        <w:t>ctr_by_date.png — CTR по датам;</w:t>
-      </w:r>
-    </w:p>
-    <w:p>
-      <w:pPr>
-        <w:pStyle w:val="a0"/>
-      </w:pPr>
-      <w:r>
-        <w:t>ctr_boxplot.png — boxplot.</w:t>
-      </w:r>
-    </w:p>
-    <w:p>
-      <w:pPr>
-        <w:pStyle w:val="1"/>
-      </w:pPr>
-      <w:r>
-        <w:t>10. Возможные ошибки</w:t>
-      </w:r>
-    </w:p>
-    <w:tbl>
-      <w:tblPr>
-        <w:tblStyle w:val="aff0"/>
-        <w:tblW w:w="0" w:type="auto"/>
-        <w:jc w:val="center"/>
-        <w:tblBorders>
-          <w:top w:val="single" w:sz="6" w:space="0" w:color="808080"/>
-          <w:left w:val="single" w:sz="6" w:space="0" w:color="808080"/>
-          <w:bottom w:val="single" w:sz="6" w:space="0" w:color="808080"/>
-          <w:right w:val="single" w:sz="6" w:space="0" w:color="808080"/>
-          <w:insideH w:val="single" w:sz="6" w:space="0" w:color="808080"/>
-          <w:insideV w:val="single" w:sz="6" w:space="0" w:color="808080"/>
-        </w:tblBorders>
-        <w:tblLook w:val="04A0" w:firstRow="1" w:lastRow="0" w:firstColumn="1" w:lastColumn="0" w:noHBand="0" w:noVBand="1"/>
-      </w:tblPr>
-      <w:tblGrid>
-        <w:gridCol w:w="3324"/>
-        <w:gridCol w:w="3324"/>
-        <w:gridCol w:w="3324"/>
-      </w:tblGrid>
-      <w:tr>
-        <w:trPr>
-          <w:jc w:val="center"/>
-        </w:trPr>
-        <w:tc>
-          <w:tcPr>
-            <w:tcW w:w="3324" w:type="dxa"/>
-            <w:shd w:val="clear" w:color="auto" w:fill="D9EAF7"/>
-            <w:vAlign w:val="center"/>
-          </w:tcPr>
-          <w:p>
-            <w:r>
-              <w:rPr>
-                <w:b/>
-              </w:rPr>
-              <w:t>Ошибка</w:t>
-            </w:r>
-          </w:p>
-        </w:tc>
-        <w:tc>
-          <w:tcPr>
-            <w:tcW w:w="3324" w:type="dxa"/>
-            <w:shd w:val="clear" w:color="auto" w:fill="D9EAF7"/>
-            <w:vAlign w:val="center"/>
-          </w:tcPr>
-          <w:p>
-            <w:r>
-              <w:rPr>
-                <w:b/>
-              </w:rPr>
-              <w:t>Причина</w:t>
-            </w:r>
-          </w:p>
-        </w:tc>
-        <w:tc>
-          <w:tcPr>
-            <w:tcW w:w="3324" w:type="dxa"/>
-            <w:shd w:val="clear" w:color="auto" w:fill="D9EAF7"/>
-            <w:vAlign w:val="center"/>
-          </w:tcPr>
-          <w:p>
-            <w:r>
-              <w:rPr>
-                <w:b/>
-              </w:rPr>
-              <w:t>Ч</w:t>
-            </w:r>
-            <w:r>
-              <w:rPr>
-                <w:b/>
-              </w:rPr>
-              <w:t>то сделать</w:t>
-            </w:r>
-          </w:p>
-        </w:tc>
-      </w:tr>
-      <w:tr>
-        <w:trPr>
-          <w:jc w:val="center"/>
-        </w:trPr>
-        <w:tc>
-          <w:tcPr>
-            <w:tcW w:w="3324" w:type="dxa"/>
-            <w:vAlign w:val="center"/>
-          </w:tcPr>
-          <w:p>
-            <w:r>
-              <w:t>Файл не найден</w:t>
-            </w:r>
-          </w:p>
-        </w:tc>
-        <w:tc>
-          <w:tcPr>
-            <w:tcW w:w="3324" w:type="dxa"/>
-            <w:vAlign w:val="center"/>
-          </w:tcPr>
-          <w:p>
-            <w:r>
-              <w:t>Выбран неправильный путь</w:t>
-            </w:r>
-          </w:p>
-        </w:tc>
-        <w:tc>
-          <w:tcPr>
-            <w:tcW w:w="3324" w:type="dxa"/>
-            <w:vAlign w:val="center"/>
-          </w:tcPr>
-          <w:p>
-            <w:r>
-              <w:t>Выберите существующий CSV-файл</w:t>
-            </w:r>
-          </w:p>
-        </w:tc>
-      </w:tr>
-      <w:tr>
-        <w:trPr>
-          <w:jc w:val="center"/>
-        </w:trPr>
-        <w:tc>
-          <w:tcPr>
-            <w:tcW w:w="3324" w:type="dxa"/>
-            <w:vAlign w:val="center"/>
-          </w:tcPr>
-          <w:p>
-            <w:r>
-              <w:t>Необходимо выбрать файл .csv</w:t>
-            </w:r>
-          </w:p>
-        </w:tc>
-        <w:tc>
-          <w:tcPr>
-            <w:tcW w:w="3324" w:type="dxa"/>
-            <w:vAlign w:val="center"/>
-          </w:tcPr>
-          <w:p>
-            <w:r>
-              <w:t>Выбран файл другого формата</w:t>
-            </w:r>
-          </w:p>
-        </w:tc>
-        <w:tc>
-          <w:tcPr>
-            <w:tcW w:w="3324" w:type="dxa"/>
-            <w:vAlign w:val="center"/>
-          </w:tcPr>
-          <w:p>
-            <w:r>
-              <w:t>Сохраните данные в CSV</w:t>
-            </w:r>
-          </w:p>
-        </w:tc>
-      </w:tr>
-      <w:tr>
-        <w:trPr>
-          <w:jc w:val="center"/>
-        </w:trPr>
-        <w:tc>
-          <w:tcPr>
-            <w:tcW w:w="3324" w:type="dxa"/>
-            <w:vAlign w:val="center"/>
-          </w:tcPr>
-          <w:p>
-            <w:r>
-              <w:t>Отсутствуют обязательные столбцы</w:t>
-            </w:r>
-          </w:p>
-        </w:tc>
-        <w:tc>
-          <w:tcPr>
-            <w:tcW w:w="3324" w:type="dxa"/>
-            <w:vAlign w:val="center"/>
-          </w:tcPr>
-          <w:p>
-            <w:r>
-              <w:t>CSV не соответствует формату</w:t>
-            </w:r>
-          </w:p>
-        </w:tc>
-        <w:tc>
-          <w:tcPr>
-            <w:tcW w:w="3324" w:type="dxa"/>
-            <w:vAlign w:val="center"/>
-          </w:tcPr>
-          <w:p>
-            <w:r>
-              <w:t xml:space="preserve">Добавьте нужные </w:t>
-            </w:r>
-            <w:r>
-              <w:t>столбцы</w:t>
-            </w:r>
-          </w:p>
-        </w:tc>
-      </w:tr>
-      <w:tr>
-        <w:trPr>
-          <w:jc w:val="center"/>
-        </w:trPr>
-        <w:tc>
-          <w:tcPr>
-            <w:tcW w:w="3324" w:type="dxa"/>
-            <w:vAlign w:val="center"/>
-          </w:tcPr>
-          <w:p>
-            <w:r>
-              <w:t>Недопустимые значения group</w:t>
-            </w:r>
-          </w:p>
-        </w:tc>
-        <w:tc>
-          <w:tcPr>
-            <w:tcW w:w="3324" w:type="dxa"/>
-            <w:vAlign w:val="center"/>
-          </w:tcPr>
-          <w:p>
-            <w:r>
-              <w:t>В group есть значения кроме control/treatment</w:t>
-            </w:r>
-          </w:p>
-        </w:tc>
-        <w:tc>
-          <w:tcPr>
-            <w:tcW w:w="3324" w:type="dxa"/>
-            <w:vAlign w:val="center"/>
-          </w:tcPr>
-          <w:p>
-            <w:r>
-              <w:t>Исправьте значения в CSV</w:t>
-            </w:r>
-          </w:p>
-        </w:tc>
-      </w:tr>
-      <w:tr>
-        <w:trPr>
-          <w:jc w:val="center"/>
-        </w:trPr>
-        <w:tc>
-          <w:tcPr>
-            <w:tcW w:w="3324" w:type="dxa"/>
-            <w:vAlign w:val="center"/>
-          </w:tcPr>
-          <w:p>
-            <w:r>
-              <w:t>Недопустимые значения converted</w:t>
-            </w:r>
-          </w:p>
-        </w:tc>
-        <w:tc>
-          <w:tcPr>
-            <w:tcW w:w="3324" w:type="dxa"/>
-            <w:vAlign w:val="center"/>
-          </w:tcPr>
-          <w:p>
-            <w:pPr>
-              <w:rPr>
-                <w:lang w:val="ru-RU"/>
-              </w:rPr>
-            </w:pPr>
-            <w:r>
-              <w:rPr>
-                <w:lang w:val="ru-RU"/>
-              </w:rPr>
-              <w:t xml:space="preserve">В </w:t>
-            </w:r>
-            <w:r>
-              <w:t>converted</w:t>
-            </w:r>
-            <w:r>
-              <w:rPr>
-                <w:lang w:val="ru-RU"/>
-              </w:rPr>
-              <w:t xml:space="preserve"> есть значения кроме 0 и 1</w:t>
-            </w:r>
-          </w:p>
-        </w:tc>
-        <w:tc>
-          <w:tcPr>
-            <w:tcW w:w="3324" w:type="dxa"/>
-            <w:vAlign w:val="center"/>
-          </w:tcPr>
-          <w:p>
-            <w:r>
-              <w:t>Оставьте только 0 и 1</w:t>
-            </w:r>
-          </w:p>
-        </w:tc>
-      </w:tr>
-      <w:tr>
-        <w:trPr>
-          <w:jc w:val="center"/>
-        </w:trPr>
-        <w:tc>
-          <w:tcPr>
-            <w:tcW w:w="3324" w:type="dxa"/>
-            <w:vAlign w:val="center"/>
-          </w:tcPr>
-          <w:p>
-            <w:r>
-              <w:t>После очистки нет данных</w:t>
-            </w:r>
-          </w:p>
-        </w:tc>
-        <w:tc>
-          <w:tcPr>
-            <w:tcW w:w="3324" w:type="dxa"/>
-            <w:vAlign w:val="center"/>
-          </w:tcPr>
-          <w:p>
-            <w:r>
-              <w:t xml:space="preserve">Все строки оказались </w:t>
-            </w:r>
-            <w:r>
-              <w:t>некорректными</w:t>
-            </w:r>
-          </w:p>
-        </w:tc>
-        <w:tc>
-          <w:tcPr>
-            <w:tcW w:w="3324" w:type="dxa"/>
-            <w:vAlign w:val="center"/>
-          </w:tcPr>
-          <w:p>
-            <w:r>
-              <w:t>Проверьте group и landing_page</w:t>
-            </w:r>
-          </w:p>
-        </w:tc>
-      </w:tr>
-    </w:tbl>
-    <w:p/>
-    <w:p>
-      <w:pPr>
-        <w:pStyle w:val="1"/>
-        <w:rPr>
-          <w:lang w:val="ru-RU"/>
-        </w:rPr>
-      </w:pPr>
-      <w:r>
-        <w:rPr>
-          <w:lang w:val="ru-RU"/>
-        </w:rPr>
-        <w:t>11. Проверка тестов</w:t>
-      </w:r>
-    </w:p>
-    <w:p>
-      <w:pPr>
-        <w:rPr>
-          <w:lang w:val="ru-RU"/>
-        </w:rPr>
-      </w:pPr>
-      <w:r>
-        <w:rPr>
-          <w:lang w:val="ru-RU"/>
-        </w:rPr>
-        <w:t>Для проверки аналитической части проекта выполните команду:</w:t>
+          <w:rFonts w:eastAsia="Calibri Light"/>
+          <w:lang w:val="ru-RU"/>
+        </w:rPr>
+        <w:t>Для проверки корректности установки и аналитических функций выполните из корневой папки проекта:</w:t>
       </w:r>
     </w:p>
     <w:p>
       <w:pPr>
         <w:pStyle w:val="CodeBlock"/>
-        <w:spacing w:before="60" w:after="60"/>
+        <w:keepLines/>
+        <w:shd w:val="clear" w:color="auto" w:fill="F2F2F2"/>
+        <w:rPr>
+          <w:rFonts w:hint="eastAsia"/>
+          <w:lang w:val="ru-RU"/>
+        </w:rPr>
       </w:pPr>
       <w:r>
-        <w:t>python -m pytest</w:t>
+        <w:rPr>
+          <w:rFonts w:eastAsia="Consolas"/>
+        </w:rPr>
+        <w:t>python</w:t>
+      </w:r>
+      <w:r>
+        <w:rPr>
+          <w:rFonts w:eastAsia="Consolas"/>
+          <w:lang w:val="ru-RU"/>
+        </w:rPr>
+        <w:t xml:space="preserve"> -</w:t>
+      </w:r>
+      <w:r>
+        <w:rPr>
+          <w:rFonts w:eastAsia="Consolas"/>
+        </w:rPr>
+        <w:t>m</w:t>
+      </w:r>
+      <w:r>
+        <w:rPr>
+          <w:rFonts w:eastAsia="Consolas"/>
+          <w:lang w:val="ru-RU"/>
+        </w:rPr>
+        <w:t xml:space="preserve"> </w:t>
+      </w:r>
+      <w:proofErr w:type="spellStart"/>
+      <w:r>
+        <w:rPr>
+          <w:rFonts w:eastAsia="Consolas"/>
+        </w:rPr>
+        <w:t>pytest</w:t>
+      </w:r>
+      <w:proofErr w:type="spellEnd"/>
+      <w:r>
+        <w:rPr>
+          <w:rFonts w:eastAsia="Consolas"/>
+          <w:lang w:val="ru-RU"/>
+        </w:rPr>
+        <w:t xml:space="preserve"> -</w:t>
+      </w:r>
+      <w:r>
+        <w:rPr>
+          <w:rFonts w:eastAsia="Consolas"/>
+        </w:rPr>
+        <w:t>v</w:t>
+      </w:r>
+    </w:p>
+    <w:p>
+      <w:pPr>
+        <w:rPr>
+          <w:lang w:val="ru-RU"/>
+        </w:rPr>
+      </w:pPr>
+      <w:r>
+        <w:rPr>
+          <w:rFonts w:eastAsia="Calibri Light"/>
+          <w:lang w:val="ru-RU"/>
+        </w:rPr>
+        <w:t xml:space="preserve">Тесты находятся в файле </w:t>
+      </w:r>
+      <w:r>
+        <w:rPr>
+          <w:rFonts w:eastAsia="Calibri Light"/>
+        </w:rPr>
+        <w:t>tests</w:t>
+      </w:r>
+      <w:r>
+        <w:rPr>
+          <w:rFonts w:eastAsia="Calibri Light"/>
+          <w:lang w:val="ru-RU"/>
+        </w:rPr>
+        <w:t>/</w:t>
+      </w:r>
+      <w:r>
+        <w:rPr>
+          <w:rFonts w:eastAsia="Calibri Light"/>
+        </w:rPr>
+        <w:t>test</w:t>
+      </w:r>
+      <w:r>
+        <w:rPr>
+          <w:rFonts w:eastAsia="Calibri Light"/>
+          <w:lang w:val="ru-RU"/>
+        </w:rPr>
+        <w:t>_</w:t>
+      </w:r>
+      <w:r>
+        <w:rPr>
+          <w:rFonts w:eastAsia="Calibri Light"/>
+        </w:rPr>
+        <w:t>ab</w:t>
+      </w:r>
+      <w:r>
+        <w:rPr>
+          <w:rFonts w:eastAsia="Calibri Light"/>
+          <w:lang w:val="ru-RU"/>
+        </w:rPr>
+        <w:t>_</w:t>
+      </w:r>
+      <w:r>
+        <w:rPr>
+          <w:rFonts w:eastAsia="Calibri Light"/>
+        </w:rPr>
+        <w:t>analysis</w:t>
+      </w:r>
+      <w:r>
+        <w:rPr>
+          <w:rFonts w:eastAsia="Calibri Light"/>
+          <w:lang w:val="ru-RU"/>
+        </w:rPr>
+        <w:t>.</w:t>
+      </w:r>
+      <w:proofErr w:type="spellStart"/>
+      <w:r>
+        <w:rPr>
+          <w:rFonts w:eastAsia="Calibri Light"/>
+        </w:rPr>
+        <w:t>py</w:t>
+      </w:r>
+      <w:proofErr w:type="spellEnd"/>
+      <w:r>
+        <w:rPr>
+          <w:rFonts w:eastAsia="Calibri Light"/>
+          <w:lang w:val="ru-RU"/>
+        </w:rPr>
+        <w:t>. Успешное выполнение завершается сообщением о прохождении всех тестов без ошибок.</w:t>
       </w:r>
     </w:p>
     <w:sectPr>
-      <w:pgSz w:w="12240" w:h="15840"/>
-      <w:pgMar w:top="1134" w:right="850" w:bottom="1134" w:left="1417" w:header="720" w:footer="720" w:gutter="0"/>
+      <w:footerReference w:type="default" r:id="rId11"/>
+      <w:pgSz w:w="11906" w:h="16838"/>
+      <w:pgMar w:top="1134" w:right="1020" w:bottom="1134" w:left="1417" w:header="567" w:footer="567" w:gutter="0"/>
       <w:cols w:space="720"/>
+      <w:titlePg/>
       <w:docGrid w:linePitch="360"/>
     </w:sectPr>
   </w:body>
 </w:document>
 </file>
 
+<file path=word/endnotes.xml><?xml version="1.0" encoding="utf-8"?>
+<w:endnotes xmlns:wpc="http://schemas.microsoft.com/office/word/2010/wordprocessingCanvas" xmlns:cx="http://schemas.microsoft.com/office/drawing/2014/chartex" xmlns:cx1="http://schemas.microsoft.com/office/drawing/2015/9/8/chartex" xmlns:cx2="http://schemas.microsoft.com/office/drawing/2015/10/21/chartex" xmlns:cx3="http://schemas.microsoft.com/office/drawing/2016/5/9/chartex" xmlns:cx4="http://schemas.microsoft.com/office/drawing/2016/5/10/chartex" xmlns:cx5="http://schemas.microsoft.com/office/drawing/2016/5/11/chartex" xmlns:cx6="http://schemas.microsoft.com/office/drawing/2016/5/12/chartex" xmlns:cx7="http://schemas.microsoft.com/office/drawing/2016/5/13/chartex" xmlns:cx8="http://schemas.microsoft.com/office/drawing/2016/5/14/chartex" xmlns:mc="http://schemas.openxmlformats.org/markup-compatibility/2006" xmlns:aink="http://schemas.microsoft.com/office/drawing/2016/ink" xmlns:am3d="http://schemas.microsoft.com/office/drawing/2017/model3d" xmlns:o="urn:schemas-microsoft-com:office:office" xmlns:oel="http://schemas.microsoft.com/office/2019/extlst" xmlns:r="http://schemas.openxmlformats.org/officeDocument/2006/relationships" xmlns:m="http://schemas.openxmlformats.org/officeDocument/2006/math" xmlns:v="urn:schemas-microsoft-com:vml" xmlns:wp14="http://schemas.microsoft.com/office/word/2010/wordprocessingDrawing" xmlns:wp="http://schemas.openxmlformats.org/drawingml/2006/wordprocessingDrawing" xmlns:w10="urn:schemas-microsoft-com:office:word" xmlns:w="http://schemas.openxmlformats.org/wordprocessingml/2006/main" xmlns:w14="http://schemas.microsoft.com/office/word/2010/wordml" xmlns:w15="http://schemas.microsoft.com/office/word/2012/wordml" xmlns:w16cex="http://schemas.microsoft.com/office/word/2018/wordml/cex" xmlns:w16cid="http://schemas.microsoft.com/office/word/2016/wordml/cid" xmlns:w16="http://schemas.microsoft.com/office/word/2018/wordml" xmlns:w16du="http://schemas.microsoft.com/office/word/2023/wordml/word16du" xmlns:w16sdtdh="http://schemas.microsoft.com/office/word/2020/wordml/sdtdatahash" xmlns:w16sdtfl="http://schemas.microsoft.com/office/word/2024/wordml/sdtformatlock" xmlns:w16se="http://schemas.microsoft.com/office/word/2015/wordml/symex" xmlns:wpg="http://schemas.microsoft.com/office/word/2010/wordprocessingGroup" xmlns:wpi="http://schemas.microsoft.com/office/word/2010/wordprocessingInk" xmlns:wne="http://schemas.microsoft.com/office/word/2006/wordml" xmlns:wps="http://schemas.microsoft.com/office/word/2010/wordprocessingShape" mc:Ignorable="w14 w15 w16se w16cid w16 w16cex w16sdtdh w16sdtfl w16du wp14">
+  <w:endnote w:type="separator" w:id="-1">
+    <w:p>
+      <w:pPr>
+        <w:spacing w:after="0" w:line="240" w:lineRule="auto"/>
+      </w:pPr>
+      <w:r>
+        <w:separator/>
+      </w:r>
+    </w:p>
+  </w:endnote>
+  <w:endnote w:type="continuationSeparator" w:id="0">
+    <w:p>
+      <w:pPr>
+        <w:spacing w:after="0" w:line="240" w:lineRule="auto"/>
+      </w:pPr>
+      <w:r>
+        <w:continuationSeparator/>
+      </w:r>
+    </w:p>
+  </w:endnote>
+</w:endnotes>
+</file>
+
+<file path=word/footer1.xml><?xml version="1.0" encoding="utf-8"?>
+<w:ftr xmlns:wpc="http://schemas.microsoft.com/office/word/2010/wordprocessingCanvas" xmlns:cx="http://schemas.microsoft.com/office/drawing/2014/chartex" xmlns:cx1="http://schemas.microsoft.com/office/drawing/2015/9/8/chartex" xmlns:cx2="http://schemas.microsoft.com/office/drawing/2015/10/21/chartex" xmlns:cx3="http://schemas.microsoft.com/office/drawing/2016/5/9/chartex" xmlns:cx4="http://schemas.microsoft.com/office/drawing/2016/5/10/chartex" xmlns:cx5="http://schemas.microsoft.com/office/drawing/2016/5/11/chartex" xmlns:cx6="http://schemas.microsoft.com/office/drawing/2016/5/12/chartex" xmlns:cx7="http://schemas.microsoft.com/office/drawing/2016/5/13/chartex" xmlns:cx8="http://schemas.microsoft.com/office/drawing/2016/5/14/chartex" xmlns:mc="http://schemas.openxmlformats.org/markup-compatibility/2006" xmlns:aink="http://schemas.microsoft.com/office/drawing/2016/ink" xmlns:am3d="http://schemas.microsoft.com/office/drawing/2017/model3d" xmlns:o="urn:schemas-microsoft-com:office:office" xmlns:oel="http://schemas.microsoft.com/office/2019/extlst" xmlns:r="http://schemas.openxmlformats.org/officeDocument/2006/relationships" xmlns:m="http://schemas.openxmlformats.org/officeDocument/2006/math" xmlns:v="urn:schemas-microsoft-com:vml" xmlns:wp14="http://schemas.microsoft.com/office/word/2010/wordprocessingDrawing" xmlns:wp="http://schemas.openxmlformats.org/drawingml/2006/wordprocessingDrawing" xmlns:w10="urn:schemas-microsoft-com:office:word" xmlns:w="http://schemas.openxmlformats.org/wordprocessingml/2006/main" xmlns:w14="http://schemas.microsoft.com/office/word/2010/wordml" xmlns:w15="http://schemas.microsoft.com/office/word/2012/wordml" xmlns:w16cex="http://schemas.microsoft.com/office/word/2018/wordml/cex" xmlns:w16cid="http://schemas.microsoft.com/office/word/2016/wordml/cid" xmlns:w16="http://schemas.microsoft.com/office/word/2018/wordml" xmlns:w16du="http://schemas.microsoft.com/office/word/2023/wordml/word16du" xmlns:w16sdtdh="http://schemas.microsoft.com/office/word/2020/wordml/sdtdatahash" xmlns:w16sdtfl="http://schemas.microsoft.com/office/word/2024/wordml/sdtformatlock" xmlns:w16se="http://schemas.microsoft.com/office/word/2015/wordml/symex" xmlns:wpg="http://schemas.microsoft.com/office/word/2010/wordprocessingGroup" xmlns:wpi="http://schemas.microsoft.com/office/word/2010/wordprocessingInk" xmlns:wne="http://schemas.microsoft.com/office/word/2006/wordml" xmlns:wps="http://schemas.microsoft.com/office/word/2010/wordprocessingShape" mc:Ignorable="w14 w15 w16se w16cid w16 w16cex w16sdtdh w16sdtfl w16du wp14">
+  <w:sdt>
+    <w:sdtPr>
+      <w:id w:val="1195125658"/>
+      <w:docPartObj>
+        <w:docPartGallery w:val="Page Numbers (Bottom of Page)"/>
+        <w:docPartUnique/>
+      </w:docPartObj>
+    </w:sdtPr>
+    <w:sdtContent>
+      <w:p>
+        <w:pPr>
+          <w:pStyle w:val="a7"/>
+          <w:jc w:val="center"/>
+        </w:pPr>
+        <w:r>
+          <w:fldChar w:fldCharType="begin"/>
+        </w:r>
+        <w:r>
+          <w:instrText>PAGE   \* MERGEFORMAT</w:instrText>
+        </w:r>
+        <w:r>
+          <w:fldChar w:fldCharType="separate"/>
+        </w:r>
+        <w:r>
+          <w:rPr>
+            <w:lang w:val="ru-RU"/>
+          </w:rPr>
+          <w:t>2</w:t>
+        </w:r>
+        <w:r>
+          <w:fldChar w:fldCharType="end"/>
+        </w:r>
+      </w:p>
+    </w:sdtContent>
+  </w:sdt>
+  <w:p>
+    <w:pPr>
+      <w:pStyle w:val="a7"/>
+      <w:jc w:val="center"/>
+    </w:pPr>
+  </w:p>
+</w:ftr>
+</file>
+
+<file path=word/footnotes.xml><?xml version="1.0" encoding="utf-8"?>
+<w:footnotes xmlns:wpc="http://schemas.microsoft.com/office/word/2010/wordprocessingCanvas" xmlns:cx="http://schemas.microsoft.com/office/drawing/2014/chartex" xmlns:cx1="http://schemas.microsoft.com/office/drawing/2015/9/8/chartex" xmlns:cx2="http://schemas.microsoft.com/office/drawing/2015/10/21/chartex" xmlns:cx3="http://schemas.microsoft.com/office/drawing/2016/5/9/chartex" xmlns:cx4="http://schemas.microsoft.com/office/drawing/2016/5/10/chartex" xmlns:cx5="http://schemas.microsoft.com/office/drawing/2016/5/11/chartex" xmlns:cx6="http://schemas.microsoft.com/office/drawing/2016/5/12/chartex" xmlns:cx7="http://schemas.microsoft.com/office/drawing/2016/5/13/chartex" xmlns:cx8="http://schemas.microsoft.com/office/drawing/2016/5/14/chartex" xmlns:mc="http://schemas.openxmlformats.org/markup-compatibility/2006" xmlns:aink="http://schemas.microsoft.com/office/drawing/2016/ink" xmlns:am3d="http://schemas.microsoft.com/office/drawing/2017/model3d" xmlns:o="urn:schemas-microsoft-com:office:office" xmlns:oel="http://schemas.microsoft.com/office/2019/extlst" xmlns:r="http://schemas.openxmlformats.org/officeDocument/2006/relationships" xmlns:m="http://schemas.openxmlformats.org/officeDocument/2006/math" xmlns:v="urn:schemas-microsoft-com:vml" xmlns:wp14="http://schemas.microsoft.com/office/word/2010/wordprocessingDrawing" xmlns:wp="http://schemas.openxmlformats.org/drawingml/2006/wordprocessingDrawing" xmlns:w10="urn:schemas-microsoft-com:office:word" xmlns:w="http://schemas.openxmlformats.org/wordprocessingml/2006/main" xmlns:w14="http://schemas.microsoft.com/office/word/2010/wordml" xmlns:w15="http://schemas.microsoft.com/office/word/2012/wordml" xmlns:w16cex="http://schemas.microsoft.com/office/word/2018/wordml/cex" xmlns:w16cid="http://schemas.microsoft.com/office/word/2016/wordml/cid" xmlns:w16="http://schemas.microsoft.com/office/word/2018/wordml" xmlns:w16du="http://schemas.microsoft.com/office/word/2023/wordml/word16du" xmlns:w16sdtdh="http://schemas.microsoft.com/office/word/2020/wordml/sdtdatahash" xmlns:w16sdtfl="http://schemas.microsoft.com/office/word/2024/wordml/sdtformatlock" xmlns:w16se="http://schemas.microsoft.com/office/word/2015/wordml/symex" xmlns:wpg="http://schemas.microsoft.com/office/word/2010/wordprocessingGroup" xmlns:wpi="http://schemas.microsoft.com/office/word/2010/wordprocessingInk" xmlns:wne="http://schemas.microsoft.com/office/word/2006/wordml" xmlns:wps="http://schemas.microsoft.com/office/word/2010/wordprocessingShape" mc:Ignorable="w14 w15 w16se w16cid w16 w16cex w16sdtdh w16sdtfl w16du wp14">
+  <w:footnote w:type="separator" w:id="-1">
+    <w:p>
+      <w:pPr>
+        <w:spacing w:after="0" w:line="240" w:lineRule="auto"/>
+      </w:pPr>
+      <w:r>
+        <w:separator/>
+      </w:r>
+    </w:p>
+  </w:footnote>
+  <w:footnote w:type="continuationSeparator" w:id="0">
+    <w:p>
+      <w:pPr>
+        <w:spacing w:after="0" w:line="240" w:lineRule="auto"/>
+      </w:pPr>
+      <w:r>
+        <w:continuationSeparator/>
+      </w:r>
+    </w:p>
+  </w:footnote>
+</w:footnotes>
+</file>
+
 <file path=word/numbering.xml><?xml version="1.0" encoding="utf-8"?>
-<w:numbering xmlns:wpc="http://schemas.microsoft.com/office/word/2010/wordprocessingCanvas" xmlns:cx="http://schemas.microsoft.com/office/drawing/2014/chartex" xmlns:cx1="http://schemas.microsoft.com/office/drawing/2015/9/8/chartex" xmlns:cx2="http://schemas.microsoft.com/office/drawing/2015/10/21/chartex" xmlns:cx3="http://schemas.microsoft.com/office/drawing/2016/5/9/chartex" xmlns:cx4="http://schemas.microsoft.com/office/drawing/2016/5/10/chartex" xmlns:cx5="http://schemas.microsoft.com/office/drawing/2016/5/11/chartex" xmlns:cx6="http://schemas.microsoft.com/office/drawing/2016/5/12/chartex" xmlns:cx7="http://schemas.microsoft.com/office/drawing/2016/5/13/chartex" xmlns:cx8="http://schemas.microsoft.com/office/drawing/2016/5/14/chartex" xmlns:mc="http://schemas.openxmlformats.org/markup-compatibility/2006" xmlns:aink="http://schemas.microsoft.com/office/drawing/2016/ink" xmlns:am3d="http://schemas.microsoft.com/office/drawing/2017/model3d" xmlns:o="urn:schemas-microsoft-com:office:office" xmlns:r="http://schemas.openxmlformats.org/officeDocument/2006/relationships" xmlns:m="http://schemas.openxmlformats.org/officeDocument/2006/math" xmlns:v="urn:schemas-microsoft-com:vml" xmlns:wp14="http://schemas.microsoft.com/office/word/2010/wordprocessingDrawing" xmlns:wp="http://schemas.openxmlformats.org/drawingml/2006/wordprocessingDrawing" xmlns:w10="urn:schemas-microsoft-com:office:word" xmlns:w="http://schemas.openxmlformats.org/wordprocessingml/2006/main" xmlns:w14="http://schemas.microsoft.com/office/word/2010/wordml" xmlns:w15="http://schemas.microsoft.com/office/word/2012/wordml" xmlns:w16cex="http://schemas.microsoft.com/office/word/2018/wordml/cex" xmlns:w16cid="http://schemas.microsoft.com/office/word/2016/wordml/cid" xmlns:w16="http://schemas.microsoft.com/office/word/2018/wordml" xmlns:w16sdtdh="http://schemas.microsoft.com/office/word/2020/wordml/sdtdatahash" xmlns:w16se="http://schemas.microsoft.com/office/word/2015/wordml/symex" xmlns:wpg="http://schemas.microsoft.com/office/word/2010/wordprocessingGroup" xmlns:wpi="http://schemas.microsoft.com/office/word/2010/wordprocessingInk" xmlns:wne="http://schemas.microsoft.com/office/word/2006/wordml" xmlns:wps="http://schemas.microsoft.com/office/word/2010/wordprocessingShape" mc:Ignorable="w14 w15 w16se w16cid w16 w16cex w16sdtdh wp14">
+<w:numbering xmlns:wpc="http://schemas.microsoft.com/office/word/2010/wordprocessingCanvas" xmlns:cx="http://schemas.microsoft.com/office/drawing/2014/chartex" xmlns:cx1="http://schemas.microsoft.com/office/drawing/2015/9/8/chartex" xmlns:cx2="http://schemas.microsoft.com/office/drawing/2015/10/21/chartex" xmlns:cx3="http://schemas.microsoft.com/office/drawing/2016/5/9/chartex" xmlns:cx4="http://schemas.microsoft.com/office/drawing/2016/5/10/chartex" xmlns:cx5="http://schemas.microsoft.com/office/drawing/2016/5/11/chartex" xmlns:cx6="http://schemas.microsoft.com/office/drawing/2016/5/12/chartex" xmlns:cx7="http://schemas.microsoft.com/office/drawing/2016/5/13/chartex" xmlns:cx8="http://schemas.microsoft.com/office/drawing/2016/5/14/chartex" xmlns:mc="http://schemas.openxmlformats.org/markup-compatibility/2006" xmlns:aink="http://schemas.microsoft.com/office/drawing/2016/ink" xmlns:am3d="http://schemas.microsoft.com/office/drawing/2017/model3d" xmlns:o="urn:schemas-microsoft-com:office:office" xmlns:oel="http://schemas.microsoft.com/office/2019/extlst" xmlns:r="http://schemas.openxmlformats.org/officeDocument/2006/relationships" xmlns:m="http://schemas.openxmlformats.org/officeDocument/2006/math" xmlns:v="urn:schemas-microsoft-com:vml" xmlns:wp14="http://schemas.microsoft.com/office/word/2010/wordprocessingDrawing" xmlns:wp="http://schemas.openxmlformats.org/drawingml/2006/wordprocessingDrawing" xmlns:w10="urn:schemas-microsoft-com:office:word" xmlns:w="http://schemas.openxmlformats.org/wordprocessingml/2006/main" xmlns:w14="http://schemas.microsoft.com/office/word/2010/wordml" xmlns:w15="http://schemas.microsoft.com/office/word/2012/wordml" xmlns:w16cex="http://schemas.microsoft.com/office/word/2018/wordml/cex" xmlns:w16cid="http://schemas.microsoft.com/office/word/2016/wordml/cid" xmlns:w16="http://schemas.microsoft.com/office/word/2018/wordml" xmlns:w16du="http://schemas.microsoft.com/office/word/2023/wordml/word16du" xmlns:w16sdtdh="http://schemas.microsoft.com/office/word/2020/wordml/sdtdatahash" xmlns:w16sdtfl="http://schemas.microsoft.com/office/word/2024/wordml/sdtformatlock" xmlns:w16se="http://schemas.microsoft.com/office/word/2015/wordml/symex" xmlns:wpg="http://schemas.microsoft.com/office/word/2010/wordprocessingGroup" xmlns:wpi="http://schemas.microsoft.com/office/word/2010/wordprocessingInk" xmlns:wne="http://schemas.microsoft.com/office/word/2006/wordml" xmlns:wps="http://schemas.microsoft.com/office/word/2010/wordprocessingShape" mc:Ignorable="w14 w15 w16se w16cid w16 w16cex w16sdtdh w16sdtfl w16du wp14">
   <w:abstractNum w:abstractNumId="0" w15:restartNumberingAfterBreak="0">
     <w:nsid w:val="FFFFFF7C"/>
     <w:multiLevelType w:val="singleLevel"/>
@@ -2095,38 +6735,154 @@
       </w:rPr>
     </w:lvl>
   </w:abstractNum>
-  <w:num w:numId="1">
+  <w:abstractNum w:abstractNumId="9" w15:restartNumberingAfterBreak="0">
+    <w:nsid w:val="26443346"/>
+    <w:multiLevelType w:val="hybridMultilevel"/>
+    <w:tmpl w:val="65FA924C"/>
+    <w:lvl w:ilvl="0" w:tplc="04190001">
+      <w:start w:val="1"/>
+      <w:numFmt w:val="bullet"/>
+      <w:lvlText w:val=""/>
+      <w:lvlJc w:val="left"/>
+      <w:pPr>
+        <w:ind w:left="720" w:hanging="360"/>
+      </w:pPr>
+      <w:rPr>
+        <w:rFonts w:ascii="Symbol" w:hAnsi="Symbol" w:hint="default"/>
+      </w:rPr>
+    </w:lvl>
+    <w:lvl w:ilvl="1" w:tplc="04190003" w:tentative="1">
+      <w:start w:val="1"/>
+      <w:numFmt w:val="bullet"/>
+      <w:lvlText w:val="o"/>
+      <w:lvlJc w:val="left"/>
+      <w:pPr>
+        <w:ind w:left="1440" w:hanging="360"/>
+      </w:pPr>
+      <w:rPr>
+        <w:rFonts w:ascii="Courier New" w:hAnsi="Courier New" w:cs="Courier New" w:hint="default"/>
+      </w:rPr>
+    </w:lvl>
+    <w:lvl w:ilvl="2" w:tplc="04190005" w:tentative="1">
+      <w:start w:val="1"/>
+      <w:numFmt w:val="bullet"/>
+      <w:lvlText w:val=""/>
+      <w:lvlJc w:val="left"/>
+      <w:pPr>
+        <w:ind w:left="2160" w:hanging="360"/>
+      </w:pPr>
+      <w:rPr>
+        <w:rFonts w:ascii="Wingdings" w:hAnsi="Wingdings" w:hint="default"/>
+      </w:rPr>
+    </w:lvl>
+    <w:lvl w:ilvl="3" w:tplc="04190001" w:tentative="1">
+      <w:start w:val="1"/>
+      <w:numFmt w:val="bullet"/>
+      <w:lvlText w:val=""/>
+      <w:lvlJc w:val="left"/>
+      <w:pPr>
+        <w:ind w:left="2880" w:hanging="360"/>
+      </w:pPr>
+      <w:rPr>
+        <w:rFonts w:ascii="Symbol" w:hAnsi="Symbol" w:hint="default"/>
+      </w:rPr>
+    </w:lvl>
+    <w:lvl w:ilvl="4" w:tplc="04190003" w:tentative="1">
+      <w:start w:val="1"/>
+      <w:numFmt w:val="bullet"/>
+      <w:lvlText w:val="o"/>
+      <w:lvlJc w:val="left"/>
+      <w:pPr>
+        <w:ind w:left="3600" w:hanging="360"/>
+      </w:pPr>
+      <w:rPr>
+        <w:rFonts w:ascii="Courier New" w:hAnsi="Courier New" w:cs="Courier New" w:hint="default"/>
+      </w:rPr>
+    </w:lvl>
+    <w:lvl w:ilvl="5" w:tplc="04190005" w:tentative="1">
+      <w:start w:val="1"/>
+      <w:numFmt w:val="bullet"/>
+      <w:lvlText w:val=""/>
+      <w:lvlJc w:val="left"/>
+      <w:pPr>
+        <w:ind w:left="4320" w:hanging="360"/>
+      </w:pPr>
+      <w:rPr>
+        <w:rFonts w:ascii="Wingdings" w:hAnsi="Wingdings" w:hint="default"/>
+      </w:rPr>
+    </w:lvl>
+    <w:lvl w:ilvl="6" w:tplc="04190001" w:tentative="1">
+      <w:start w:val="1"/>
+      <w:numFmt w:val="bullet"/>
+      <w:lvlText w:val=""/>
+      <w:lvlJc w:val="left"/>
+      <w:pPr>
+        <w:ind w:left="5040" w:hanging="360"/>
+      </w:pPr>
+      <w:rPr>
+        <w:rFonts w:ascii="Symbol" w:hAnsi="Symbol" w:hint="default"/>
+      </w:rPr>
+    </w:lvl>
+    <w:lvl w:ilvl="7" w:tplc="04190003" w:tentative="1">
+      <w:start w:val="1"/>
+      <w:numFmt w:val="bullet"/>
+      <w:lvlText w:val="o"/>
+      <w:lvlJc w:val="left"/>
+      <w:pPr>
+        <w:ind w:left="5760" w:hanging="360"/>
+      </w:pPr>
+      <w:rPr>
+        <w:rFonts w:ascii="Courier New" w:hAnsi="Courier New" w:cs="Courier New" w:hint="default"/>
+      </w:rPr>
+    </w:lvl>
+    <w:lvl w:ilvl="8" w:tplc="04190005" w:tentative="1">
+      <w:start w:val="1"/>
+      <w:numFmt w:val="bullet"/>
+      <w:lvlText w:val=""/>
+      <w:lvlJc w:val="left"/>
+      <w:pPr>
+        <w:ind w:left="6480" w:hanging="360"/>
+      </w:pPr>
+      <w:rPr>
+        <w:rFonts w:ascii="Wingdings" w:hAnsi="Wingdings" w:hint="default"/>
+      </w:rPr>
+    </w:lvl>
+  </w:abstractNum>
+  <w:num w:numId="1" w16cid:durableId="1566064400">
     <w:abstractNumId w:val="8"/>
   </w:num>
-  <w:num w:numId="2">
+  <w:num w:numId="2" w16cid:durableId="964888441">
     <w:abstractNumId w:val="6"/>
   </w:num>
-  <w:num w:numId="3">
+  <w:num w:numId="3" w16cid:durableId="1466655790">
     <w:abstractNumId w:val="5"/>
   </w:num>
-  <w:num w:numId="4">
+  <w:num w:numId="4" w16cid:durableId="382490377">
     <w:abstractNumId w:val="4"/>
   </w:num>
-  <w:num w:numId="5">
+  <w:num w:numId="5" w16cid:durableId="1751268411">
     <w:abstractNumId w:val="7"/>
   </w:num>
-  <w:num w:numId="6">
+  <w:num w:numId="6" w16cid:durableId="1017273615">
     <w:abstractNumId w:val="3"/>
   </w:num>
-  <w:num w:numId="7">
+  <w:num w:numId="7" w16cid:durableId="1364747596">
     <w:abstractNumId w:val="2"/>
   </w:num>
-  <w:num w:numId="8">
+  <w:num w:numId="8" w16cid:durableId="879782490">
     <w:abstractNumId w:val="1"/>
   </w:num>
-  <w:num w:numId="9">
+  <w:num w:numId="9" w16cid:durableId="1771469047">
     <w:abstractNumId w:val="0"/>
+  </w:num>
+  <w:num w:numId="10" w16cid:durableId="1408383730">
+    <w:abstractNumId w:val="9"/>
   </w:num>
 </w:numbering>
 </file>
 
 <file path=word/styles.xml><?xml version="1.0" encoding="utf-8"?>
-<w:styles xmlns:mc="http://schemas.openxmlformats.org/markup-compatibility/2006" xmlns:r="http://schemas.openxmlformats.org/officeDocument/2006/relationships" xmlns:w="http://schemas.openxmlformats.org/wordprocessingml/2006/main" xmlns:w14="http://schemas.microsoft.com/office/word/2010/wordml" xmlns:w15="http://schemas.microsoft.com/office/word/2012/wordml" xmlns:w16cex="http://schemas.microsoft.com/office/word/2018/wordml/cex" xmlns:w16cid="http://schemas.microsoft.com/office/word/2016/wordml/cid" xmlns:w16="http://schemas.microsoft.com/office/word/2018/wordml" xmlns:w16sdtdh="http://schemas.microsoft.com/office/word/2020/wordml/sdtdatahash" xmlns:w16se="http://schemas.microsoft.com/office/word/2015/wordml/symex" mc:Ignorable="w14 w15 w16se w16cid w16 w16cex w16sdtdh">
+<w:styles xmlns:mc="http://schemas.openxmlformats.org/markup-compatibility/2006" xmlns:r="http://schemas.openxmlformats.org/officeDocument/2006/relationships" xmlns:w="http://schemas.openxmlformats.org/wordprocessingml/2006/main" xmlns:w14="http://schemas.microsoft.com/office/word/2010/wordml" xmlns:w15="http://schemas.microsoft.com/office/word/2012/wordml" xmlns:w16cex="http://schemas.microsoft.com/office/word/2018/wordml/cex" xmlns:w16cid="http://schemas.microsoft.com/office/word/2016/wordml/cid" xmlns:w16="http://schemas.microsoft.com/office/word/2018/wordml" xmlns:w16du="http://schemas.microsoft.com/office/word/2023/wordml/word16du" xmlns:w16sdtdh="http://schemas.microsoft.com/office/word/2020/wordml/sdtdatahash" xmlns:w16sdtfl="http://schemas.microsoft.com/office/word/2024/wordml/sdtformatlock" xmlns:w16se="http://schemas.microsoft.com/office/word/2015/wordml/symex" mc:Ignorable="w14 w15 w16se w16cid w16 w16cex w16sdtdh w16sdtfl w16du">
   <w:docDefaults>
     <w:rPrDefault>
       <w:rPr>
@@ -2410,11 +7166,6 @@
     <w:lsdException w:name="Book Title" w:uiPriority="33" w:qFormat="1"/>
     <w:lsdException w:name="Bibliography" w:semiHidden="1" w:uiPriority="37" w:unhideWhenUsed="1"/>
     <w:lsdException w:name="TOC Heading" w:semiHidden="1" w:uiPriority="39" w:unhideWhenUsed="1" w:qFormat="1"/>
-    <w:lsdException w:name="Plain Table 5" w:semiHidden="1" w:unhideWhenUsed="1"/>
-    <w:lsdException w:name="Grid Table Light" w:semiHidden="1" w:unhideWhenUsed="1"/>
-    <w:lsdException w:name="Grid Table 1 Light" w:semiHidden="1" w:unhideWhenUsed="1"/>
-    <w:lsdException w:name="Grid Table 2" w:semiHidden="1" w:unhideWhenUsed="1"/>
-    <w:lsdException w:name="Grid Table 3" w:semiHidden="1" w:unhideWhenUsed="1"/>
     <w:lsdException w:name="Grid Table 4" w:uiPriority="49"/>
     <w:lsdException w:name="Grid Table 5 Dark" w:uiPriority="50"/>
     <w:lsdException w:name="Grid Table 6 Colorful" w:uiPriority="51"/>
@@ -2520,8 +7271,12 @@
     <w:name w:val="Normal"/>
     <w:qFormat/>
     <w:rsid w:val="00FC693F"/>
+    <w:pPr>
+      <w:spacing w:after="120"/>
+      <w:jc w:val="both"/>
+    </w:pPr>
     <w:rPr>
-      <w:rFonts w:ascii="Times New Roman" w:eastAsia="Times New Roman" w:hAnsi="Times New Roman"/>
+      <w:rFonts w:ascii="Calibri Light" w:hAnsi="Calibri Light"/>
       <w:sz w:val="24"/>
     </w:rPr>
   </w:style>
@@ -2532,18 +7287,19 @@
     <w:link w:val="10"/>
     <w:uiPriority w:val="9"/>
     <w:qFormat/>
-    <w:rsid w:val="0049565B"/>
+    <w:rsid w:val="00FC693F"/>
     <w:pPr>
       <w:keepNext/>
       <w:keepLines/>
-      <w:spacing w:before="480" w:after="0"/>
+      <w:spacing w:before="280" w:after="160"/>
       <w:outlineLvl w:val="0"/>
     </w:pPr>
     <w:rPr>
-      <w:rFonts w:eastAsiaTheme="majorEastAsia" w:cstheme="majorBidi"/>
+      <w:rFonts w:asciiTheme="majorHAnsi" w:eastAsiaTheme="majorEastAsia" w:hAnsiTheme="majorHAnsi" w:cstheme="majorBidi"/>
       <w:b/>
       <w:bCs/>
-      <w:sz w:val="28"/>
+      <w:color w:val="000000"/>
+      <w:sz w:val="30"/>
       <w:szCs w:val="28"/>
     </w:rPr>
   </w:style>
@@ -2559,14 +7315,15 @@
     <w:pPr>
       <w:keepNext/>
       <w:keepLines/>
-      <w:spacing w:before="200" w:after="0"/>
+      <w:spacing w:before="200"/>
       <w:outlineLvl w:val="1"/>
     </w:pPr>
     <w:rPr>
       <w:rFonts w:asciiTheme="majorHAnsi" w:eastAsiaTheme="majorEastAsia" w:hAnsiTheme="majorHAnsi" w:cstheme="majorBidi"/>
       <w:b/>
       <w:bCs/>
-      <w:color w:val="4F81BD" w:themeColor="accent1"/>
+      <w:color w:val="000000"/>
+      <w:sz w:val="26"/>
       <w:szCs w:val="26"/>
     </w:rPr>
   </w:style>
@@ -2582,14 +7339,14 @@
     <w:pPr>
       <w:keepNext/>
       <w:keepLines/>
-      <w:spacing w:before="200" w:after="0"/>
+      <w:spacing w:before="160" w:after="80"/>
       <w:outlineLvl w:val="2"/>
     </w:pPr>
     <w:rPr>
       <w:rFonts w:asciiTheme="majorHAnsi" w:eastAsiaTheme="majorEastAsia" w:hAnsiTheme="majorHAnsi" w:cstheme="majorBidi"/>
       <w:b/>
       <w:bCs/>
-      <w:color w:val="4F81BD" w:themeColor="accent1"/>
+      <w:color w:val="000000"/>
     </w:rPr>
   </w:style>
   <w:style w:type="paragraph" w:styleId="4">
@@ -2817,11 +7574,12 @@
     <w:basedOn w:val="a2"/>
     <w:link w:val="1"/>
     <w:uiPriority w:val="9"/>
-    <w:rsid w:val="0049565B"/>
+    <w:rsid w:val="00FC693F"/>
     <w:rPr>
-      <w:rFonts w:ascii="Times New Roman" w:eastAsiaTheme="majorEastAsia" w:hAnsi="Times New Roman" w:cstheme="majorBidi"/>
+      <w:rFonts w:asciiTheme="majorHAnsi" w:eastAsiaTheme="majorEastAsia" w:hAnsiTheme="majorHAnsi" w:cstheme="majorBidi"/>
       <w:b/>
       <w:bCs/>
+      <w:color w:val="365F91" w:themeColor="accent1" w:themeShade="BF"/>
       <w:sz w:val="28"/>
       <w:szCs w:val="28"/>
     </w:rPr>
@@ -2863,18 +7621,20 @@
     <w:qFormat/>
     <w:rsid w:val="00FC693F"/>
     <w:pPr>
+      <w:keepNext/>
       <w:pBdr>
         <w:bottom w:val="single" w:sz="8" w:space="4" w:color="4F81BD" w:themeColor="accent1"/>
       </w:pBdr>
-      <w:spacing w:after="300" w:line="240" w:lineRule="auto"/>
+      <w:spacing w:after="280" w:line="240" w:lineRule="auto"/>
       <w:contextualSpacing/>
     </w:pPr>
     <w:rPr>
       <w:rFonts w:asciiTheme="majorHAnsi" w:eastAsiaTheme="majorEastAsia" w:hAnsiTheme="majorHAnsi" w:cstheme="majorBidi"/>
-      <w:color w:val="17365D" w:themeColor="text2" w:themeShade="BF"/>
+      <w:b/>
+      <w:color w:val="000000"/>
       <w:spacing w:val="5"/>
       <w:kern w:val="28"/>
-      <w:sz w:val="52"/>
+      <w:sz w:val="40"/>
       <w:szCs w:val="52"/>
     </w:rPr>
   </w:style>
@@ -2902,16 +7662,20 @@
     <w:qFormat/>
     <w:rsid w:val="00FC693F"/>
     <w:pPr>
+      <w:keepNext/>
       <w:numPr>
         <w:ilvl w:val="1"/>
       </w:numPr>
+      <w:spacing w:after="160"/>
     </w:pPr>
     <w:rPr>
       <w:rFonts w:asciiTheme="majorHAnsi" w:eastAsiaTheme="majorEastAsia" w:hAnsiTheme="majorHAnsi" w:cstheme="majorBidi"/>
+      <w:b/>
       <w:i/>
       <w:iCs/>
-      <w:color w:val="4F81BD" w:themeColor="accent1"/>
+      <w:color w:val="000000"/>
       <w:spacing w:val="15"/>
+      <w:sz w:val="28"/>
       <w:szCs w:val="24"/>
     </w:rPr>
   </w:style>
@@ -2949,9 +7713,6 @@
     <w:uiPriority w:val="99"/>
     <w:unhideWhenUsed/>
     <w:rsid w:val="00AA1D8D"/>
-    <w:pPr>
-      <w:spacing w:after="120"/>
-    </w:pPr>
   </w:style>
   <w:style w:type="character" w:customStyle="1" w:styleId="af0">
     <w:name w:val="Основной текст Знак"/>
@@ -2968,7 +7729,7 @@
     <w:unhideWhenUsed/>
     <w:rsid w:val="00AA1D8D"/>
     <w:pPr>
-      <w:spacing w:after="120" w:line="480" w:lineRule="auto"/>
+      <w:spacing w:line="480" w:lineRule="auto"/>
     </w:pPr>
   </w:style>
   <w:style w:type="character" w:customStyle="1" w:styleId="24">
@@ -2985,9 +7746,6 @@
     <w:uiPriority w:val="99"/>
     <w:unhideWhenUsed/>
     <w:rsid w:val="00AA1D8D"/>
-    <w:pPr>
-      <w:spacing w:after="120"/>
-    </w:pPr>
     <w:rPr>
       <w:sz w:val="16"/>
       <w:szCs w:val="16"/>
@@ -3047,6 +7805,7 @@
       <w:numPr>
         <w:numId w:val="1"/>
       </w:numPr>
+      <w:spacing w:after="60"/>
       <w:contextualSpacing/>
     </w:pPr>
   </w:style>
@@ -3086,6 +7845,7 @@
       <w:numPr>
         <w:numId w:val="5"/>
       </w:numPr>
+      <w:spacing w:after="60"/>
       <w:contextualSpacing/>
     </w:pPr>
   </w:style>
@@ -3122,7 +7882,6 @@
     <w:unhideWhenUsed/>
     <w:rsid w:val="0029639D"/>
     <w:pPr>
-      <w:spacing w:after="120"/>
       <w:ind w:left="360"/>
       <w:contextualSpacing/>
     </w:pPr>
@@ -3134,7 +7893,6 @@
     <w:unhideWhenUsed/>
     <w:rsid w:val="0029639D"/>
     <w:pPr>
-      <w:spacing w:after="120"/>
       <w:ind w:left="720"/>
       <w:contextualSpacing/>
     </w:pPr>
@@ -3146,7 +7904,6 @@
     <w:unhideWhenUsed/>
     <w:rsid w:val="0029639D"/>
     <w:pPr>
-      <w:spacing w:after="120"/>
       <w:ind w:left="1080"/>
       <w:contextualSpacing/>
     </w:pPr>
@@ -3308,13 +8065,15 @@
     <w:qFormat/>
     <w:rsid w:val="00FC693F"/>
     <w:pPr>
-      <w:spacing w:line="240" w:lineRule="auto"/>
+      <w:spacing w:before="80" w:after="160" w:line="240" w:lineRule="auto"/>
+      <w:jc w:val="center"/>
     </w:pPr>
     <w:rPr>
       <w:b/>
       <w:bCs/>
-      <w:color w:val="4F81BD" w:themeColor="accent1"/>
-      <w:sz w:val="18"/>
+      <w:i/>
+      <w:color w:val="000000"/>
+      <w:sz w:val="20"/>
       <w:szCs w:val="18"/>
     </w:rPr>
   </w:style>
@@ -13512,9 +18271,24 @@
   </w:style>
   <w:style w:type="paragraph" w:customStyle="1" w:styleId="CodeBlock">
     <w:name w:val="CodeBlock"/>
+    <w:pPr>
+      <w:spacing w:before="80" w:after="140" w:line="240" w:lineRule="auto"/>
+      <w:ind w:left="283" w:right="283"/>
+    </w:pPr>
     <w:rPr>
-      <w:rFonts w:ascii="Courier New" w:eastAsia="Courier New" w:hAnsi="Courier New"/>
-      <w:sz w:val="20"/>
+      <w:rFonts w:ascii="Consolas" w:hAnsi="Consolas"/>
+      <w:sz w:val="18"/>
+    </w:rPr>
+  </w:style>
+  <w:style w:type="character" w:styleId="aff8">
+    <w:name w:val="Hyperlink"/>
+    <w:basedOn w:val="a2"/>
+    <w:uiPriority w:val="99"/>
+    <w:unhideWhenUsed/>
+    <w:rsid w:val="003727B3"/>
+    <w:rPr>
+      <w:color w:val="0000FF" w:themeColor="hyperlink"/>
+      <w:u w:val="single"/>
     </w:rPr>
   </w:style>
 </w:styles>
